--- a/单通道脑电开发文档.docx
+++ b/单通道脑电开发文档.docx
@@ -345,6 +345,7 @@
       <w:pPr>
         <w:pStyle w:val="3"/>
         <w:numPr>
+          <w:ilvl w:val="0"/>
           <w:numId w:val="0"/>
         </w:numPr>
         <w:bidi w:val="0"/>
@@ -513,10 +514,10 @@
       </w:r>
       <w:r>
         <w:rPr>
-          <w:rFonts w:hint="eastAsia" w:ascii="微软雅黑" w:hAnsi="微软雅黑" w:eastAsia="微软雅黑" w:cs="微软雅黑"/>
+          <w:rFonts w:hint="eastAsia" w:ascii="微软雅黑" w:hAnsi="微软雅黑" w:cs="微软雅黑"/>
           <w:lang w:val="en-US" w:eastAsia="zh-CN"/>
         </w:rPr>
-        <w:t>200hz稳定</w:t>
+        <w:t>214hz</w:t>
       </w:r>
     </w:p>
     <w:p>
@@ -849,7 +850,21 @@
           <w:rFonts w:hint="eastAsia" w:ascii="微软雅黑" w:hAnsi="微软雅黑" w:eastAsia="微软雅黑" w:cs="微软雅黑"/>
           <w:lang w:val="en-US" w:eastAsia="zh-CN"/>
         </w:rPr>
-        <w:t>200hz</w:t>
+        <w:t>2</w:t>
+      </w:r>
+      <w:r>
+        <w:rPr>
+          <w:rFonts w:hint="eastAsia" w:ascii="微软雅黑" w:hAnsi="微软雅黑" w:cs="微软雅黑"/>
+          <w:lang w:val="en-US" w:eastAsia="zh-CN"/>
+        </w:rPr>
+        <w:t>15</w:t>
+      </w:r>
+      <w:r>
+        <w:rPr>
+          <w:rFonts w:hint="eastAsia" w:ascii="微软雅黑" w:hAnsi="微软雅黑" w:eastAsia="微软雅黑" w:cs="微软雅黑"/>
+          <w:lang w:val="en-US" w:eastAsia="zh-CN"/>
+        </w:rPr>
+        <w:t>hz</w:t>
       </w:r>
     </w:p>
     <w:p>
@@ -1465,6 +1480,7 @@
       <w:pPr>
         <w:pStyle w:val="3"/>
         <w:numPr>
+          <w:ilvl w:val="0"/>
           <w:numId w:val="0"/>
         </w:numPr>
         <w:bidi w:val="0"/>
@@ -2182,8 +2198,6 @@
         </w:rPr>
         <w:t>5. 线程分工</w:t>
       </w:r>
-      <w:bookmarkStart w:id="0" w:name="_GoBack"/>
-      <w:bookmarkEnd w:id="0"/>
     </w:p>
     <w:p>
       <w:pPr>
@@ -2255,6 +2269,7 @@
     </w:p>
     <w:tbl>
       <w:tblPr>
+        <w:tblStyle w:val="7"/>
         <w:tblW w:w="5000" w:type="pct"/>
         <w:tblInd w:w="0" w:type="dxa"/>
         <w:tblBorders>
@@ -2265,7 +2280,7 @@
           <w:insideH w:val="none" w:color="auto" w:sz="0" w:space="0"/>
           <w:insideV w:val="none" w:color="auto" w:sz="0" w:space="0"/>
         </w:tblBorders>
-        <w:shd w:val="clear"/>
+        <w:shd w:val="clear" w:color="auto" w:fill="auto"/>
         <w:tblLayout w:type="autofit"/>
         <w:tblCellMar>
           <w:top w:w="15" w:type="dxa"/>
@@ -2289,7 +2304,7 @@
             <w:insideH w:val="none" w:color="auto" w:sz="0" w:space="0"/>
             <w:insideV w:val="none" w:color="auto" w:sz="0" w:space="0"/>
           </w:tblBorders>
-          <w:shd w:val="clear"/>
+          <w:shd w:val="clear" w:color="auto" w:fill="auto"/>
           <w:tblCellMar>
             <w:top w:w="15" w:type="dxa"/>
             <w:left w:w="15" w:type="dxa"/>
@@ -2309,7 +2324,7 @@
               <w:bottom w:val="single" w:color="CCCCCC" w:sz="4" w:space="0"/>
               <w:right w:val="single" w:color="CCCCCC" w:sz="4" w:space="0"/>
             </w:tcBorders>
-            <w:shd w:val="clear"/>
+            <w:shd w:val="clear" w:color="auto" w:fill="auto"/>
             <w:tcMar>
               <w:top w:w="96" w:type="dxa"/>
               <w:left w:w="96" w:type="dxa"/>
@@ -2339,7 +2354,6 @@
                 <w:kern w:val="0"/>
                 <w:sz w:val="24"/>
                 <w:szCs w:val="24"/>
-                <w:bdr w:val="none" w:color="auto" w:sz="0" w:space="0"/>
                 <w:lang w:val="en-US" w:eastAsia="zh-CN" w:bidi="ar"/>
               </w:rPr>
               <w:t>线程</w:t>
@@ -2355,7 +2369,7 @@
               <w:bottom w:val="single" w:color="CCCCCC" w:sz="4" w:space="0"/>
               <w:right w:val="single" w:color="CCCCCC" w:sz="4" w:space="0"/>
             </w:tcBorders>
-            <w:shd w:val="clear"/>
+            <w:shd w:val="clear" w:color="auto" w:fill="auto"/>
             <w:tcMar>
               <w:top w:w="96" w:type="dxa"/>
               <w:left w:w="96" w:type="dxa"/>
@@ -2385,7 +2399,6 @@
                 <w:kern w:val="0"/>
                 <w:sz w:val="24"/>
                 <w:szCs w:val="24"/>
-                <w:bdr w:val="none" w:color="auto" w:sz="0" w:space="0"/>
                 <w:lang w:val="en-US" w:eastAsia="zh-CN" w:bidi="ar"/>
               </w:rPr>
               <w:t>类</w:t>
@@ -2401,7 +2414,7 @@
               <w:bottom w:val="single" w:color="CCCCCC" w:sz="4" w:space="0"/>
               <w:right w:val="single" w:color="CCCCCC" w:sz="4" w:space="0"/>
             </w:tcBorders>
-            <w:shd w:val="clear"/>
+            <w:shd w:val="clear" w:color="auto" w:fill="auto"/>
             <w:tcMar>
               <w:top w:w="96" w:type="dxa"/>
               <w:left w:w="96" w:type="dxa"/>
@@ -2431,7 +2444,6 @@
                 <w:kern w:val="0"/>
                 <w:sz w:val="24"/>
                 <w:szCs w:val="24"/>
-                <w:bdr w:val="none" w:color="auto" w:sz="0" w:space="0"/>
                 <w:lang w:val="en-US" w:eastAsia="zh-CN" w:bidi="ar"/>
               </w:rPr>
               <w:t>职责</w:t>
@@ -2449,7 +2461,6 @@
             <w:insideH w:val="none" w:color="auto" w:sz="0" w:space="0"/>
             <w:insideV w:val="none" w:color="auto" w:sz="0" w:space="0"/>
           </w:tblBorders>
-          <w:shd w:val="clear"/>
           <w:tblCellMar>
             <w:top w:w="15" w:type="dxa"/>
             <w:left w:w="15" w:type="dxa"/>
@@ -2466,7 +2477,7 @@
               <w:bottom w:val="single" w:color="CCCCCC" w:sz="4" w:space="0"/>
               <w:right w:val="single" w:color="CCCCCC" w:sz="4" w:space="0"/>
             </w:tcBorders>
-            <w:shd w:val="clear"/>
+            <w:shd w:val="clear" w:color="auto" w:fill="auto"/>
             <w:tcMar>
               <w:top w:w="96" w:type="dxa"/>
               <w:left w:w="96" w:type="dxa"/>
@@ -2492,7 +2503,6 @@
                 <w:kern w:val="0"/>
                 <w:sz w:val="24"/>
                 <w:szCs w:val="24"/>
-                <w:bdr w:val="none" w:color="auto" w:sz="0" w:space="0"/>
                 <w:lang w:val="en-US" w:eastAsia="zh-CN" w:bidi="ar"/>
               </w:rPr>
               <w:t>采集线程</w:t>
@@ -2508,7 +2518,7 @@
               <w:bottom w:val="single" w:color="CCCCCC" w:sz="4" w:space="0"/>
               <w:right w:val="single" w:color="CCCCCC" w:sz="4" w:space="0"/>
             </w:tcBorders>
-            <w:shd w:val="clear"/>
+            <w:shd w:val="clear" w:color="auto" w:fill="auto"/>
             <w:tcMar>
               <w:top w:w="96" w:type="dxa"/>
               <w:left w:w="96" w:type="dxa"/>
@@ -2534,7 +2544,6 @@
                 <w:kern w:val="0"/>
                 <w:sz w:val="24"/>
                 <w:szCs w:val="24"/>
-                <w:bdr w:val="none" w:color="auto" w:sz="0" w:space="0"/>
                 <w:lang w:val="en-US" w:eastAsia="zh-CN" w:bidi="ar"/>
               </w:rPr>
               <w:t>AcquisitionEngine</w:t>
@@ -2550,7 +2559,7 @@
               <w:bottom w:val="single" w:color="CCCCCC" w:sz="4" w:space="0"/>
               <w:right w:val="single" w:color="CCCCCC" w:sz="4" w:space="0"/>
             </w:tcBorders>
-            <w:shd w:val="clear"/>
+            <w:shd w:val="clear" w:color="auto" w:fill="auto"/>
             <w:tcMar>
               <w:top w:w="96" w:type="dxa"/>
               <w:left w:w="96" w:type="dxa"/>
@@ -2576,7 +2585,6 @@
                 <w:kern w:val="0"/>
                 <w:sz w:val="24"/>
                 <w:szCs w:val="24"/>
-                <w:bdr w:val="none" w:color="auto" w:sz="0" w:space="0"/>
                 <w:lang w:val="en-US" w:eastAsia="zh-CN" w:bidi="ar"/>
               </w:rPr>
               <w:t>串口读、组帧、解析、Raw→μV、发送 RawPacket</w:t>
@@ -2594,7 +2602,7 @@
             <w:insideH w:val="none" w:color="auto" w:sz="0" w:space="0"/>
             <w:insideV w:val="none" w:color="auto" w:sz="0" w:space="0"/>
           </w:tblBorders>
-          <w:shd w:val="clear"/>
+          <w:shd w:val="clear" w:color="auto" w:fill="auto"/>
           <w:tblCellMar>
             <w:top w:w="15" w:type="dxa"/>
             <w:left w:w="15" w:type="dxa"/>
@@ -2611,7 +2619,7 @@
               <w:bottom w:val="single" w:color="CCCCCC" w:sz="4" w:space="0"/>
               <w:right w:val="single" w:color="CCCCCC" w:sz="4" w:space="0"/>
             </w:tcBorders>
-            <w:shd w:val="clear"/>
+            <w:shd w:val="clear" w:color="auto" w:fill="auto"/>
             <w:tcMar>
               <w:top w:w="96" w:type="dxa"/>
               <w:left w:w="96" w:type="dxa"/>
@@ -2637,7 +2645,6 @@
                 <w:kern w:val="0"/>
                 <w:sz w:val="24"/>
                 <w:szCs w:val="24"/>
-                <w:bdr w:val="none" w:color="auto" w:sz="0" w:space="0"/>
                 <w:lang w:val="en-US" w:eastAsia="zh-CN" w:bidi="ar"/>
               </w:rPr>
               <w:t>算法线程</w:t>
@@ -2653,7 +2660,7 @@
               <w:bottom w:val="single" w:color="CCCCCC" w:sz="4" w:space="0"/>
               <w:right w:val="single" w:color="CCCCCC" w:sz="4" w:space="0"/>
             </w:tcBorders>
-            <w:shd w:val="clear"/>
+            <w:shd w:val="clear" w:color="auto" w:fill="auto"/>
             <w:tcMar>
               <w:top w:w="96" w:type="dxa"/>
               <w:left w:w="96" w:type="dxa"/>
@@ -2679,7 +2686,6 @@
                 <w:kern w:val="0"/>
                 <w:sz w:val="24"/>
                 <w:szCs w:val="24"/>
-                <w:bdr w:val="none" w:color="auto" w:sz="0" w:space="0"/>
                 <w:lang w:val="en-US" w:eastAsia="zh-CN" w:bidi="ar"/>
               </w:rPr>
               <w:t>AlgorithmEngine</w:t>
@@ -2695,7 +2701,7 @@
               <w:bottom w:val="single" w:color="CCCCCC" w:sz="4" w:space="0"/>
               <w:right w:val="single" w:color="CCCCCC" w:sz="4" w:space="0"/>
             </w:tcBorders>
-            <w:shd w:val="clear"/>
+            <w:shd w:val="clear" w:color="auto" w:fill="auto"/>
             <w:tcMar>
               <w:top w:w="96" w:type="dxa"/>
               <w:left w:w="96" w:type="dxa"/>
@@ -2721,7 +2727,6 @@
                 <w:kern w:val="0"/>
                 <w:sz w:val="24"/>
                 <w:szCs w:val="24"/>
-                <w:bdr w:val="none" w:color="auto" w:sz="0" w:space="0"/>
                 <w:lang w:val="en-US" w:eastAsia="zh-CN" w:bidi="ar"/>
               </w:rPr>
               <w:t>分窗、预处理、FFT/PSD、伪迹标记</w:t>
@@ -2739,7 +2744,7 @@
             <w:insideH w:val="none" w:color="auto" w:sz="0" w:space="0"/>
             <w:insideV w:val="none" w:color="auto" w:sz="0" w:space="0"/>
           </w:tblBorders>
-          <w:shd w:val="clear"/>
+          <w:shd w:val="clear" w:color="auto" w:fill="auto"/>
           <w:tblCellMar>
             <w:top w:w="15" w:type="dxa"/>
             <w:left w:w="15" w:type="dxa"/>
@@ -2756,7 +2761,7 @@
               <w:bottom w:val="single" w:color="CCCCCC" w:sz="4" w:space="0"/>
               <w:right w:val="single" w:color="CCCCCC" w:sz="4" w:space="0"/>
             </w:tcBorders>
-            <w:shd w:val="clear"/>
+            <w:shd w:val="clear" w:color="auto" w:fill="auto"/>
             <w:tcMar>
               <w:top w:w="96" w:type="dxa"/>
               <w:left w:w="96" w:type="dxa"/>
@@ -2782,7 +2787,6 @@
                 <w:kern w:val="0"/>
                 <w:sz w:val="24"/>
                 <w:szCs w:val="24"/>
-                <w:bdr w:val="none" w:color="auto" w:sz="0" w:space="0"/>
                 <w:lang w:val="en-US" w:eastAsia="zh-CN" w:bidi="ar"/>
               </w:rPr>
               <w:t>日志线程</w:t>
@@ -2798,7 +2802,7 @@
               <w:bottom w:val="single" w:color="CCCCCC" w:sz="4" w:space="0"/>
               <w:right w:val="single" w:color="CCCCCC" w:sz="4" w:space="0"/>
             </w:tcBorders>
-            <w:shd w:val="clear"/>
+            <w:shd w:val="clear" w:color="auto" w:fill="auto"/>
             <w:tcMar>
               <w:top w:w="96" w:type="dxa"/>
               <w:left w:w="96" w:type="dxa"/>
@@ -2824,7 +2828,6 @@
                 <w:kern w:val="0"/>
                 <w:sz w:val="24"/>
                 <w:szCs w:val="24"/>
-                <w:bdr w:val="none" w:color="auto" w:sz="0" w:space="0"/>
                 <w:lang w:val="en-US" w:eastAsia="zh-CN" w:bidi="ar"/>
               </w:rPr>
               <w:t>CsvLogWorker</w:t>
@@ -2840,7 +2843,7 @@
               <w:bottom w:val="single" w:color="CCCCCC" w:sz="4" w:space="0"/>
               <w:right w:val="single" w:color="CCCCCC" w:sz="4" w:space="0"/>
             </w:tcBorders>
-            <w:shd w:val="clear"/>
+            <w:shd w:val="clear" w:color="auto" w:fill="auto"/>
             <w:tcMar>
               <w:top w:w="96" w:type="dxa"/>
               <w:left w:w="96" w:type="dxa"/>
@@ -2866,7 +2869,6 @@
                 <w:kern w:val="0"/>
                 <w:sz w:val="24"/>
                 <w:szCs w:val="24"/>
-                <w:bdr w:val="none" w:color="auto" w:sz="0" w:space="0"/>
                 <w:lang w:val="en-US" w:eastAsia="zh-CN" w:bidi="ar"/>
               </w:rPr>
               <w:t>合并 raw/preproc、写 CSV、不阻塞主线程</w:t>
@@ -2884,7 +2886,6 @@
             <w:insideH w:val="none" w:color="auto" w:sz="0" w:space="0"/>
             <w:insideV w:val="none" w:color="auto" w:sz="0" w:space="0"/>
           </w:tblBorders>
-          <w:shd w:val="clear"/>
           <w:tblCellMar>
             <w:top w:w="15" w:type="dxa"/>
             <w:left w:w="15" w:type="dxa"/>
@@ -2901,7 +2902,7 @@
               <w:bottom w:val="single" w:color="CCCCCC" w:sz="4" w:space="0"/>
               <w:right w:val="single" w:color="CCCCCC" w:sz="4" w:space="0"/>
             </w:tcBorders>
-            <w:shd w:val="clear"/>
+            <w:shd w:val="clear" w:color="auto" w:fill="auto"/>
             <w:tcMar>
               <w:top w:w="96" w:type="dxa"/>
               <w:left w:w="96" w:type="dxa"/>
@@ -2927,7 +2928,6 @@
                 <w:kern w:val="0"/>
                 <w:sz w:val="24"/>
                 <w:szCs w:val="24"/>
-                <w:bdr w:val="none" w:color="auto" w:sz="0" w:space="0"/>
                 <w:lang w:val="en-US" w:eastAsia="zh-CN" w:bidi="ar"/>
               </w:rPr>
               <w:t>UI 线程</w:t>
@@ -2943,7 +2943,7 @@
               <w:bottom w:val="single" w:color="CCCCCC" w:sz="4" w:space="0"/>
               <w:right w:val="single" w:color="CCCCCC" w:sz="4" w:space="0"/>
             </w:tcBorders>
-            <w:shd w:val="clear"/>
+            <w:shd w:val="clear" w:color="auto" w:fill="auto"/>
             <w:tcMar>
               <w:top w:w="96" w:type="dxa"/>
               <w:left w:w="96" w:type="dxa"/>
@@ -2969,7 +2969,6 @@
                 <w:kern w:val="0"/>
                 <w:sz w:val="24"/>
                 <w:szCs w:val="24"/>
-                <w:bdr w:val="none" w:color="auto" w:sz="0" w:space="0"/>
                 <w:lang w:val="en-US" w:eastAsia="zh-CN" w:bidi="ar"/>
               </w:rPr>
               <w:t>MainWindow</w:t>
@@ -2985,7 +2984,7 @@
               <w:bottom w:val="single" w:color="CCCCCC" w:sz="4" w:space="0"/>
               <w:right w:val="single" w:color="CCCCCC" w:sz="4" w:space="0"/>
             </w:tcBorders>
-            <w:shd w:val="clear"/>
+            <w:shd w:val="clear" w:color="auto" w:fill="auto"/>
             <w:tcMar>
               <w:top w:w="96" w:type="dxa"/>
               <w:left w:w="96" w:type="dxa"/>
@@ -3011,7 +3010,6 @@
                 <w:kern w:val="0"/>
                 <w:sz w:val="24"/>
                 <w:szCs w:val="24"/>
-                <w:bdr w:val="none" w:color="auto" w:sz="0" w:space="0"/>
                 <w:lang w:val="en-US" w:eastAsia="zh-CN" w:bidi="ar"/>
               </w:rPr>
               <w:t>绘图、按钮、日志展示、配置</w:t>
@@ -4950,43 +4948,9 @@
         </w:rPr>
         <w:t>9.1 在线采样率估计（解决硬件波动）</w:t>
       </w:r>
-    </w:p>
-    <w:p>
-      <w:pPr>
-        <w:widowControl w:val="0"/>
-        <w:numPr>
-          <w:ilvl w:val="0"/>
-          <w:numId w:val="28"/>
-        </w:numPr>
-        <w:ind w:left="720" w:leftChars="0" w:hanging="360" w:firstLineChars="0"/>
-        <w:jc w:val="both"/>
-        <w:rPr>
-          <w:rFonts w:hint="eastAsia" w:ascii="微软雅黑" w:hAnsi="微软雅黑" w:eastAsia="微软雅黑" w:cs="微软雅黑"/>
-          <w:kern w:val="2"/>
-          <w:sz w:val="21"/>
-          <w:szCs w:val="24"/>
-          <w:lang w:val="en-US" w:eastAsia="zh-CN" w:bidi="ar-SA"/>
-        </w:rPr>
-      </w:pPr>
-      <w:r>
-        <w:rPr>
-          <w:rFonts w:hint="eastAsia" w:ascii="微软雅黑" w:hAnsi="微软雅黑" w:eastAsia="微软雅黑" w:cs="微软雅黑"/>
-          <w:kern w:val="2"/>
-          <w:sz w:val="21"/>
-          <w:szCs w:val="24"/>
-          <w:lang w:val="en-US" w:eastAsia="zh-CN" w:bidi="ar-SA"/>
-        </w:rPr>
-        <w:t>fs_inst = dseq * 1000 /dtmsfs_smooth = alpha*fs_smooth + (1-alpha)*fs_instalpha=0.9限幅：200~300Hz</w:t>
-      </w:r>
-    </w:p>
-    <w:p>
-      <w:pPr>
-        <w:widowControl w:val="0"/>
-        <w:spacing w:before="0" w:beforeAutospacing="1" w:after="0" w:afterAutospacing="1"/>
-        <w:jc w:val="left"/>
-        <w:outlineLvl w:val="2"/>
-        <w:rPr>
-          <w:rFonts w:hint="eastAsia" w:ascii="微软雅黑" w:hAnsi="微软雅黑" w:eastAsia="微软雅黑" w:cs="微软雅黑"/>
+      <w:r>
+        <w:rPr>
+          <w:rFonts w:hint="eastAsia" w:ascii="微软雅黑" w:hAnsi="微软雅黑" w:cs="微软雅黑"/>
           <w:b/>
           <w:bCs/>
           <w:kern w:val="0"/>
@@ -4994,8 +4958,43 @@
           <w:szCs w:val="27"/>
           <w:lang w:val="en-US" w:eastAsia="zh-CN" w:bidi="ar"/>
         </w:rPr>
-      </w:pPr>
-      <w:r>
+        <w:t>（2026.5.6删除）</w:t>
+      </w:r>
+    </w:p>
+    <w:p>
+      <w:pPr>
+        <w:widowControl w:val="0"/>
+        <w:numPr>
+          <w:ilvl w:val="0"/>
+          <w:numId w:val="28"/>
+        </w:numPr>
+        <w:ind w:left="720" w:leftChars="0" w:hanging="360" w:firstLineChars="0"/>
+        <w:jc w:val="both"/>
+        <w:rPr>
+          <w:rFonts w:hint="eastAsia" w:ascii="微软雅黑" w:hAnsi="微软雅黑" w:eastAsia="微软雅黑" w:cs="微软雅黑"/>
+          <w:kern w:val="2"/>
+          <w:sz w:val="21"/>
+          <w:szCs w:val="24"/>
+          <w:lang w:val="en-US" w:eastAsia="zh-CN" w:bidi="ar-SA"/>
+        </w:rPr>
+      </w:pPr>
+      <w:r>
+        <w:rPr>
+          <w:rFonts w:hint="eastAsia" w:ascii="微软雅黑" w:hAnsi="微软雅黑" w:eastAsia="微软雅黑" w:cs="微软雅黑"/>
+          <w:kern w:val="2"/>
+          <w:sz w:val="21"/>
+          <w:szCs w:val="24"/>
+          <w:lang w:val="en-US" w:eastAsia="zh-CN" w:bidi="ar-SA"/>
+        </w:rPr>
+        <w:t>fs_inst = dseq * 1000 /dtmsfs_smooth = alpha*fs_smooth + (1-alpha)*fs_instalpha=0.9限幅：200~300Hz</w:t>
+      </w:r>
+    </w:p>
+    <w:p>
+      <w:pPr>
+        <w:widowControl w:val="0"/>
+        <w:spacing w:before="0" w:beforeAutospacing="1" w:after="0" w:afterAutospacing="1"/>
+        <w:jc w:val="left"/>
+        <w:outlineLvl w:val="2"/>
         <w:rPr>
           <w:rFonts w:hint="eastAsia" w:ascii="微软雅黑" w:hAnsi="微软雅黑" w:eastAsia="微软雅黑" w:cs="微软雅黑"/>
           <w:b/>
@@ -5005,6 +5004,17 @@
           <w:szCs w:val="27"/>
           <w:lang w:val="en-US" w:eastAsia="zh-CN" w:bidi="ar"/>
         </w:rPr>
+      </w:pPr>
+      <w:r>
+        <w:rPr>
+          <w:rFonts w:hint="eastAsia" w:ascii="微软雅黑" w:hAnsi="微软雅黑" w:eastAsia="微软雅黑" w:cs="微软雅黑"/>
+          <w:b/>
+          <w:bCs/>
+          <w:kern w:val="0"/>
+          <w:sz w:val="27"/>
+          <w:szCs w:val="27"/>
+          <w:lang w:val="en-US" w:eastAsia="zh-CN" w:bidi="ar"/>
+        </w:rPr>
         <w:t>9.2 预处理步骤</w:t>
       </w:r>
     </w:p>
@@ -5041,7 +5051,19 @@
           <w:szCs w:val="24"/>
           <w:lang w:val="en-US" w:eastAsia="zh-CN" w:bidi="ar"/>
         </w:rPr>
-        <w:t>采样率更新</w:t>
+        <w:t>采样率</w:t>
+      </w:r>
+      <w:r>
+        <w:rPr>
+          <w:rFonts w:hint="eastAsia" w:ascii="微软雅黑" w:hAnsi="微软雅黑" w:cs="微软雅黑"/>
+          <w:b w:val="0"/>
+          <w:bCs w:val="0"/>
+          <w:kern w:val="0"/>
+          <w:sz w:val="24"/>
+          <w:szCs w:val="24"/>
+          <w:lang w:val="en-US" w:eastAsia="zh-CN" w:bidi="ar"/>
+        </w:rPr>
+        <w:t>固定215hz</w:t>
       </w:r>
     </w:p>
     <w:p>
@@ -7333,6 +7355,7 @@
         <w:keepLines w:val="0"/>
         <w:widowControl/>
         <w:numPr>
+          <w:ilvl w:val="0"/>
           <w:numId w:val="0"/>
         </w:numPr>
         <w:suppressLineNumbers w:val="0"/>
@@ -8089,10 +8112,371 @@
     </w:p>
     <w:p>
       <w:pPr>
+        <w:pStyle w:val="13"/>
+      </w:pPr>
+      <w:r>
+        <w:t>14 2026-05-07 功能更新说明（新增章节）</w:t>
+      </w:r>
+    </w:p>
+    <w:p>
+      <w:pPr>
+        <w:pStyle w:val="14"/>
+      </w:pPr>
+      <w:r>
+        <w:t>本章节为本次更新新增内容，详细描述采样率、CSV格式、时间戳、丢包检测、可视化等方面的优化变更。</w:t>
+      </w:r>
+    </w:p>
+    <w:p>
+      <w:pPr>
+        <w:pStyle w:val="15"/>
+      </w:pPr>
+      <w:r>
+        <w:t>14.1 采样率与 EEG 主 CSV 变更</w:t>
+      </w:r>
+    </w:p>
+    <w:p>
+      <w:pPr>
+        <w:pStyle w:val="16"/>
+      </w:pPr>
+      <w:r>
+        <w:t>14.1.1 采样率固定配置</w:t>
+      </w:r>
+    </w:p>
+    <w:p>
+      <w:pPr>
+        <w:pStyle w:val="14"/>
+      </w:pPr>
+      <w:r>
+        <w:t>预处理模块固定使用标称采样率 215 Hz（对应 EegPreprocessPipeline 配置项：use_fixed_nominal_fs，默认 fs_nominal=215），取消墙钟在线估计方式，统一驱动滤波与频谱分析主路径逻辑。</w:t>
+      </w:r>
+    </w:p>
+    <w:p>
+      <w:pPr>
+        <w:pStyle w:val="16"/>
+      </w:pPr>
+      <w:r>
+        <w:t>14.1.2 主 CSV 列删除</w:t>
+      </w:r>
+    </w:p>
+    <w:p>
+      <w:pPr>
+        <w:pStyle w:val="17"/>
+      </w:pPr>
+      <w:r>
+        <w:t>• 删除主 EEG CSV 文件中的 fsInstAlgoHz 列，同时移除 pipelineFsInstReady → CsvLogWorker 全链路逻辑</w:t>
+      </w:r>
+    </w:p>
+    <w:p>
+      <w:pPr>
+        <w:pStyle w:val="17"/>
+      </w:pPr>
+      <w:r>
+        <w:t>• 删除主 EEG CSV 文件中的 ptsIn1sUtcCompleted 列，移除对应的整秒统计逻辑</w:t>
+      </w:r>
+    </w:p>
+    <w:p>
+      <w:pPr>
+        <w:pStyle w:val="16"/>
+      </w:pPr>
+      <w:r>
+        <w:t>14.1.3 新增列定义</w:t>
+      </w:r>
+    </w:p>
+    <w:p>
+      <w:pPr>
+        <w:pStyle w:val="14"/>
+      </w:pPr>
+      <w:r>
+        <w:t>新增 gapSincePrev 列：仅在相邻成功样本出现序号跳号时填充数值，坏帧校验失败等异常场景不自动生成该列数据。</w:t>
+      </w:r>
+    </w:p>
+    <w:p>
+      <w:pPr>
+        <w:pStyle w:val="15"/>
+      </w:pPr>
+      <w:r>
+        <w:t>14.2 组帧与时间戳、丢包观测优化</w:t>
+      </w:r>
+    </w:p>
+    <w:p>
+      <w:pPr>
+        <w:pStyle w:val="16"/>
+      </w:pPr>
+      <w:r>
+        <w:t>14.2.1 ThinkGearFrameAssembler 模块</w:t>
+      </w:r>
+    </w:p>
+    <w:p>
+      <w:pPr>
+        <w:pStyle w:val="14"/>
+      </w:pPr>
+      <w:r>
+        <w:t>新增 checksumFailureOccurred（校验失败标识）、lengthResyncOccurred（长度重同步标识）信号，用于帧数据异常检测。</w:t>
+      </w:r>
+    </w:p>
+    <w:p>
+      <w:pPr>
+        <w:pStyle w:val="16"/>
+      </w:pPr>
+      <w:r>
+        <w:t>14.2.2 AcquisitionEngine 模块</w:t>
+      </w:r>
+    </w:p>
+    <w:p>
+      <w:pPr>
+        <w:pStyle w:val="17"/>
+      </w:pPr>
+      <w:r>
+        <w:t>• frameReady 信号通过 onAssemblerFrame 回调更新 m_lastFrameWallMs，RawPacket 时间戳优先使用组帧时刻</w:t>
+      </w:r>
+    </w:p>
+    <w:p>
+      <w:pPr>
+        <w:pStyle w:val="17"/>
+      </w:pPr>
+      <w:r>
+        <w:t>• 新增序号缺口检测、streamGapDetected（流丢包检测）功能</w:t>
+      </w:r>
+    </w:p>
+    <w:p>
+      <w:pPr>
+        <w:pStyle w:val="17"/>
+      </w:pPr>
+      <w:r>
+        <w:t>• 新增 linkDiagnostic 链路诊断功能，包含 RX 溢出、校验错误、长度重同步监测</w:t>
+      </w:r>
+    </w:p>
+    <w:p>
+      <w:pPr>
+        <w:pStyle w:val="17"/>
+      </w:pPr>
+      <w:r>
+        <w:t>• 实现 RawPacket::gapSincePrev 字段赋值，关联序号跳号信息</w:t>
+      </w:r>
+    </w:p>
+    <w:p>
+      <w:pPr>
+        <w:pStyle w:val="16"/>
+      </w:pPr>
+      <w:r>
+        <w:t>14.2.3 MainWindow 模块</w:t>
+      </w:r>
+    </w:p>
+    <w:p>
+      <w:pPr>
+        <w:pStyle w:val="17"/>
+      </w:pPr>
+      <w:r>
+        <w:t>• STREAM/LINK 告警信息接入 UI 界面与操作日志 TXT 文件</w:t>
+      </w:r>
+    </w:p>
+    <w:p>
+      <w:pPr>
+        <w:pStyle w:val="17"/>
+      </w:pPr>
+      <w:r>
+        <w:t>• LogBuffer 数据丢弃时，标记 [LOG][DROP] 标识并写入操作日志 TXT 文件</w:t>
+      </w:r>
+    </w:p>
+    <w:p>
+      <w:pPr>
+        <w:pStyle w:val="15"/>
+      </w:pPr>
+      <w:r>
+        <w:t>14.3 预处理写 CSV 时间戳优化</w:t>
+      </w:r>
+    </w:p>
+    <w:p>
+      <w:pPr>
+        <w:pStyle w:val="17"/>
+      </w:pPr>
+      <w:r>
+        <w:t>• PlotChunk 新增 anchorWallMs（基准墙钟时间）、anchorSeq（基准序号）字段</w:t>
+      </w:r>
+    </w:p>
+    <w:p>
+      <w:pPr>
+        <w:pStyle w:val="17"/>
+      </w:pPr>
+      <w:r>
+        <w:t>• plotChunkReady 流程中，预处理模块按照 215 Hz 采样率，基于基准时间/序号逐点推算 wallMs/tsMs，取消整窗共用单一墙钟时间的逻辑，提升时间戳精度</w:t>
+      </w:r>
+    </w:p>
+    <w:p>
+      <w:pPr>
+        <w:pStyle w:val="15"/>
+      </w:pPr>
+      <w:r>
+        <w:t>14.4 算法与界面优化</w:t>
+      </w:r>
+    </w:p>
+    <w:p>
+      <w:pPr>
+        <w:pStyle w:val="16"/>
+      </w:pPr>
+      <w:r>
+        <w:t>14.4.1 数据结构扩展</w:t>
+      </w:r>
+    </w:p>
+    <w:p>
+      <w:pPr>
+        <w:pStyle w:val="14"/>
+      </w:pPr>
+      <w:r>
+        <w:t>SpectrumResult/FftResult 新增 wallMs 时间戳字段，关联算法计算时刻。</w:t>
+      </w:r>
+    </w:p>
+    <w:p>
+      <w:pPr>
+        <w:pStyle w:val="16"/>
+      </w:pPr>
+      <w:r>
+        <w:t>14.4.2 界面展示优化</w:t>
+      </w:r>
+    </w:p>
+    <w:p>
+      <w:pPr>
+        <w:pStyle w:val="14"/>
+      </w:pPr>
+      <w:r>
+        <w:t>FFT/功率谱图横轴切换为本地时间（基于 QCPAxisTickerDateTime 实现），鼠标点击提示框显示格式化时间字符串。</w:t>
+      </w:r>
+    </w:p>
+    <w:p>
+      <w:pPr>
+        <w:pStyle w:val="16"/>
+      </w:pPr>
+      <w:r>
+        <w:t>14.4.3 日志优化</w:t>
+      </w:r>
+    </w:p>
+    <w:p>
+      <w:pPr>
+        <w:pStyle w:val="14"/>
+      </w:pPr>
+      <w:r>
+        <w:t>[ALG] 级别日志新增 ts= 时间戳字段，与算法窗口时间保持一致。</w:t>
+      </w:r>
+    </w:p>
+    <w:p>
+      <w:pPr>
+        <w:pStyle w:val="15"/>
+      </w:pPr>
+      <w:r>
+        <w:t>14.5 PSD / FFT 专用 CSV 变更</w:t>
+      </w:r>
+    </w:p>
+    <w:p>
+      <w:pPr>
+        <w:pStyle w:val="16"/>
+      </w:pPr>
+      <w:r>
+        <w:t>14.5.1 表头新增字段</w:t>
+      </w:r>
+    </w:p>
+    <w:p>
+      <w:pPr>
+        <w:pStyle w:val="14"/>
+      </w:pPr>
+      <w:r>
+        <w:t>CSV 表头末尾新增 secLoss 列：若该行时间对应的 UTC 秒内，出现序号缺口、链路告警、LogBuffer 丢弃任意一种情况，赋值为 1；无异常则赋值为 0。</w:t>
+      </w:r>
+    </w:p>
+    <w:p>
+      <w:pPr>
+        <w:pStyle w:val="16"/>
+      </w:pPr>
+      <w:r>
+        <w:t>14.5.2 丢包统计逻辑</w:t>
+      </w:r>
+    </w:p>
+    <w:p>
+      <w:pPr>
+        <w:pStyle w:val="17"/>
+      </w:pPr>
+      <w:r>
+        <w:t>• AcquisitionEngine 的 streamGapDetected/linkDiagnostic 携带 eventWallMs 事件时间戳</w:t>
+      </w:r>
+    </w:p>
+    <w:p>
+      <w:pPr>
+        <w:pStyle w:val="17"/>
+      </w:pPr>
+      <w:r>
+        <w:t>• 事件数据入队后，由 CsvLogWorker 更新「丢包秒」集合</w:t>
+      </w:r>
+    </w:p>
+    <w:p>
+      <w:pPr>
+        <w:pStyle w:val="16"/>
+      </w:pPr>
+      <w:r>
+        <w:t>14.5.3 编译修复</w:t>
+      </w:r>
+    </w:p>
+    <w:p>
+      <w:pPr>
+        <w:pStyle w:val="14"/>
+      </w:pPr>
+      <w:r>
+        <w:t>将 CsvLogWorker::onAcquisitionStreamGap、CsvLogWorker::onAcquisitionLinkDiag 调整为 public slots 成员函数，满足 MainWindow::connect 成员函数地址调用要求，修复编译错误。</w:t>
+      </w:r>
+    </w:p>
+    <w:p>
+      <w:pPr>
+        <w:pStyle w:val="15"/>
+      </w:pPr>
+      <w:r>
+        <w:t>14.6 更新影响说明</w:t>
+      </w:r>
+    </w:p>
+    <w:p>
+      <w:pPr>
+        <w:pStyle w:val="17"/>
+      </w:pPr>
+      <w:r>
+        <w:t>• 采样率固定为215Hz，不再动态估计，提升滤波稳定性</w:t>
+      </w:r>
+    </w:p>
+    <w:p>
+      <w:pPr>
+        <w:pStyle w:val="17"/>
+      </w:pPr>
+      <w:r>
+        <w:t>• CSV格式简化，删除冗余列，新增丢包标记列</w:t>
+      </w:r>
+    </w:p>
+    <w:p>
+      <w:pPr>
+        <w:pStyle w:val="17"/>
+      </w:pPr>
+      <w:r>
+        <w:t>• 时间戳精度提升，逐点计算避免整窗共用时间</w:t>
+      </w:r>
+    </w:p>
+    <w:p>
+      <w:pPr>
+        <w:pStyle w:val="17"/>
+      </w:pPr>
+      <w:r>
+        <w:t>• 可视化界面时间轴更直观，便于数据分析</w:t>
+      </w:r>
+    </w:p>
+    <w:p>
+      <w:pPr>
+        <w:pStyle w:val="17"/>
+      </w:pPr>
+      <w:r>
+        <w:t>• 丢包检测与告警机制完善，提高系统可靠性</w:t>
+      </w:r>
+    </w:p>
+    <w:p>
+      <w:pPr>
         <w:keepNext w:val="0"/>
         <w:keepLines w:val="0"/>
         <w:widowControl/>
         <w:numPr>
+          <w:ilvl w:val="0"/>
           <w:numId w:val="0"/>
         </w:numPr>
         <w:suppressLineNumbers w:val="0"/>
@@ -8109,6 +8493,8 @@
           <w:lang w:val="en-US" w:eastAsia="zh-CN" w:bidi="ar-SA"/>
         </w:rPr>
       </w:pPr>
+      <w:bookmarkStart w:id="0" w:name="_GoBack"/>
+      <w:bookmarkEnd w:id="0"/>
     </w:p>
     <w:p>
       <w:pPr>
@@ -15003,6 +15389,7 @@
     </w:p>
     <w:tbl>
       <w:tblPr>
+        <w:tblStyle w:val="7"/>
         <w:tblW w:w="5397" w:type="pct"/>
         <w:tblInd w:w="-677" w:type="dxa"/>
         <w:tblBorders>
@@ -15013,7 +15400,7 @@
           <w:insideH w:val="none" w:color="auto" w:sz="0" w:space="0"/>
           <w:insideV w:val="none" w:color="auto" w:sz="0" w:space="0"/>
         </w:tblBorders>
-        <w:shd w:val="clear"/>
+        <w:shd w:val="clear" w:color="auto" w:fill="auto"/>
         <w:tblLayout w:type="fixed"/>
         <w:tblCellMar>
           <w:top w:w="15" w:type="dxa"/>
@@ -15039,7 +15426,6 @@
             <w:insideH w:val="none" w:color="auto" w:sz="0" w:space="0"/>
             <w:insideV w:val="none" w:color="auto" w:sz="0" w:space="0"/>
           </w:tblBorders>
-          <w:shd w:val="clear"/>
           <w:tblCellMar>
             <w:top w:w="15" w:type="dxa"/>
             <w:left w:w="15" w:type="dxa"/>
@@ -15059,7 +15445,7 @@
               <w:bottom w:val="single" w:color="CCCCCC" w:sz="4" w:space="0"/>
               <w:right w:val="single" w:color="CCCCCC" w:sz="4" w:space="0"/>
             </w:tcBorders>
-            <w:shd w:val="clear"/>
+            <w:shd w:val="clear" w:color="auto" w:fill="auto"/>
             <w:tcMar>
               <w:top w:w="96" w:type="dxa"/>
               <w:left w:w="96" w:type="dxa"/>
@@ -15091,7 +15477,6 @@
                 <w:kern w:val="0"/>
                 <w:sz w:val="21"/>
                 <w:szCs w:val="21"/>
-                <w:bdr w:val="none" w:color="auto" w:sz="0" w:space="0"/>
                 <w:lang w:val="en-US" w:eastAsia="zh-CN" w:bidi="ar"/>
               </w:rPr>
               <w:t>名称</w:t>
@@ -15107,7 +15492,7 @@
               <w:bottom w:val="single" w:color="CCCCCC" w:sz="4" w:space="0"/>
               <w:right w:val="single" w:color="CCCCCC" w:sz="4" w:space="0"/>
             </w:tcBorders>
-            <w:shd w:val="clear"/>
+            <w:shd w:val="clear" w:color="auto" w:fill="auto"/>
             <w:tcMar>
               <w:top w:w="96" w:type="dxa"/>
               <w:left w:w="96" w:type="dxa"/>
@@ -15139,7 +15524,6 @@
                 <w:kern w:val="0"/>
                 <w:sz w:val="21"/>
                 <w:szCs w:val="21"/>
-                <w:bdr w:val="none" w:color="auto" w:sz="0" w:space="0"/>
                 <w:lang w:val="en-US" w:eastAsia="zh-CN" w:bidi="ar"/>
               </w:rPr>
               <w:t>位置</w:t>
@@ -15155,7 +15539,7 @@
               <w:bottom w:val="single" w:color="CCCCCC" w:sz="4" w:space="0"/>
               <w:right w:val="single" w:color="CCCCCC" w:sz="4" w:space="0"/>
             </w:tcBorders>
-            <w:shd w:val="clear"/>
+            <w:shd w:val="clear" w:color="auto" w:fill="auto"/>
             <w:tcMar>
               <w:top w:w="96" w:type="dxa"/>
               <w:left w:w="96" w:type="dxa"/>
@@ -15187,7 +15571,6 @@
                 <w:kern w:val="0"/>
                 <w:sz w:val="21"/>
                 <w:szCs w:val="21"/>
-                <w:bdr w:val="none" w:color="auto" w:sz="0" w:space="0"/>
                 <w:lang w:val="en-US" w:eastAsia="zh-CN" w:bidi="ar"/>
               </w:rPr>
               <w:t>典型容量 / 上限</w:t>
@@ -15203,7 +15586,7 @@
               <w:bottom w:val="single" w:color="CCCCCC" w:sz="4" w:space="0"/>
               <w:right w:val="single" w:color="CCCCCC" w:sz="4" w:space="0"/>
             </w:tcBorders>
-            <w:shd w:val="clear"/>
+            <w:shd w:val="clear" w:color="auto" w:fill="auto"/>
             <w:tcMar>
               <w:top w:w="96" w:type="dxa"/>
               <w:left w:w="96" w:type="dxa"/>
@@ -15235,7 +15618,6 @@
                 <w:kern w:val="0"/>
                 <w:sz w:val="21"/>
                 <w:szCs w:val="21"/>
-                <w:bdr w:val="none" w:color="auto" w:sz="0" w:space="0"/>
                 <w:lang w:val="en-US" w:eastAsia="zh-CN" w:bidi="ar"/>
               </w:rPr>
               <w:t>所属线程</w:t>
@@ -15251,7 +15633,7 @@
               <w:bottom w:val="single" w:color="CCCCCC" w:sz="4" w:space="0"/>
               <w:right w:val="single" w:color="CCCCCC" w:sz="4" w:space="0"/>
             </w:tcBorders>
-            <w:shd w:val="clear"/>
+            <w:shd w:val="clear" w:color="auto" w:fill="auto"/>
             <w:tcMar>
               <w:top w:w="96" w:type="dxa"/>
               <w:left w:w="96" w:type="dxa"/>
@@ -15283,1697 +15665,9 @@
                 <w:kern w:val="0"/>
                 <w:sz w:val="21"/>
                 <w:szCs w:val="21"/>
-                <w:bdr w:val="none" w:color="auto" w:sz="0" w:space="0"/>
                 <w:lang w:val="en-US" w:eastAsia="zh-CN" w:bidi="ar"/>
               </w:rPr>
               <w:t>作用</w:t>
-            </w:r>
-          </w:p>
-        </w:tc>
-      </w:tr>
-      <w:tr>
-        <w:tblPrEx>
-          <w:tblBorders>
-            <w:top w:val="none" w:color="auto" w:sz="0" w:space="0"/>
-            <w:left w:val="none" w:color="auto" w:sz="0" w:space="0"/>
-            <w:bottom w:val="none" w:color="auto" w:sz="0" w:space="0"/>
-            <w:right w:val="none" w:color="auto" w:sz="0" w:space="0"/>
-            <w:insideH w:val="none" w:color="auto" w:sz="0" w:space="0"/>
-            <w:insideV w:val="none" w:color="auto" w:sz="0" w:space="0"/>
-          </w:tblBorders>
-          <w:shd w:val="clear"/>
-          <w:tblCellMar>
-            <w:top w:w="15" w:type="dxa"/>
-            <w:left w:w="15" w:type="dxa"/>
-            <w:bottom w:w="15" w:type="dxa"/>
-            <w:right w:w="15" w:type="dxa"/>
-          </w:tblCellMar>
-        </w:tblPrEx>
-        <w:tc>
-          <w:tcPr>
-            <w:tcW w:w="710" w:type="pct"/>
-            <w:tcBorders>
-              <w:top w:val="single" w:color="CCCCCC" w:sz="4" w:space="0"/>
-              <w:left w:val="single" w:color="CCCCCC" w:sz="4" w:space="0"/>
-              <w:bottom w:val="single" w:color="CCCCCC" w:sz="4" w:space="0"/>
-              <w:right w:val="single" w:color="CCCCCC" w:sz="4" w:space="0"/>
-            </w:tcBorders>
-            <w:shd w:val="clear"/>
-            <w:tcMar>
-              <w:top w:w="96" w:type="dxa"/>
-              <w:left w:w="96" w:type="dxa"/>
-              <w:bottom w:w="96" w:type="dxa"/>
-              <w:right w:w="96" w:type="dxa"/>
-            </w:tcMar>
-            <w:vAlign w:val="center"/>
-          </w:tcPr>
-          <w:p>
-            <w:pPr>
-              <w:keepNext w:val="0"/>
-              <w:keepLines w:val="0"/>
-              <w:widowControl/>
-              <w:suppressLineNumbers w:val="0"/>
-              <w:jc w:val="left"/>
-              <w:rPr>
-                <w:rFonts w:hint="eastAsia" w:ascii="微软雅黑" w:hAnsi="微软雅黑" w:eastAsia="微软雅黑" w:cs="微软雅黑"/>
-                <w:sz w:val="21"/>
-                <w:szCs w:val="22"/>
-              </w:rPr>
-            </w:pPr>
-            <w:r>
-              <w:rPr>
-                <w:rFonts w:hint="eastAsia" w:ascii="微软雅黑" w:hAnsi="微软雅黑" w:eastAsia="微软雅黑" w:cs="微软雅黑"/>
-                <w:kern w:val="0"/>
-                <w:sz w:val="21"/>
-                <w:szCs w:val="21"/>
-                <w:bdr w:val="none" w:color="auto" w:sz="0" w:space="0"/>
-                <w:lang w:val="en-US" w:eastAsia="zh-CN" w:bidi="ar"/>
-              </w:rPr>
-              <w:t>串口读缓冲</w:t>
-            </w:r>
-          </w:p>
-        </w:tc>
-        <w:tc>
-          <w:tcPr>
-            <w:tcW w:w="1671" w:type="pct"/>
-            <w:tcBorders>
-              <w:top w:val="single" w:color="CCCCCC" w:sz="4" w:space="0"/>
-              <w:left w:val="single" w:color="CCCCCC" w:sz="4" w:space="0"/>
-              <w:bottom w:val="single" w:color="CCCCCC" w:sz="4" w:space="0"/>
-              <w:right w:val="single" w:color="CCCCCC" w:sz="4" w:space="0"/>
-            </w:tcBorders>
-            <w:shd w:val="clear"/>
-            <w:tcMar>
-              <w:top w:w="96" w:type="dxa"/>
-              <w:left w:w="96" w:type="dxa"/>
-              <w:bottom w:w="96" w:type="dxa"/>
-              <w:right w:w="96" w:type="dxa"/>
-            </w:tcMar>
-            <w:vAlign w:val="center"/>
-          </w:tcPr>
-          <w:p>
-            <w:pPr>
-              <w:keepNext w:val="0"/>
-              <w:keepLines w:val="0"/>
-              <w:widowControl/>
-              <w:suppressLineNumbers w:val="0"/>
-              <w:jc w:val="left"/>
-              <w:rPr>
-                <w:rFonts w:hint="eastAsia" w:ascii="微软雅黑" w:hAnsi="微软雅黑" w:eastAsia="微软雅黑" w:cs="微软雅黑"/>
-                <w:sz w:val="21"/>
-                <w:szCs w:val="22"/>
-              </w:rPr>
-            </w:pPr>
-            <w:r>
-              <w:rPr>
-                <w:rFonts w:hint="eastAsia" w:ascii="微软雅黑" w:hAnsi="微软雅黑" w:eastAsia="微软雅黑" w:cs="微软雅黑"/>
-                <w:kern w:val="0"/>
-                <w:sz w:val="21"/>
-                <w:szCs w:val="21"/>
-                <w:bdr w:val="none" w:color="auto" w:sz="0" w:space="0"/>
-                <w:lang w:val="en-US" w:eastAsia="zh-CN" w:bidi="ar"/>
-              </w:rPr>
-              <w:t>QSerialPort + SerialPortConfig::readBufferSize</w:t>
-            </w:r>
-          </w:p>
-        </w:tc>
-        <w:tc>
-          <w:tcPr>
-            <w:tcW w:w="1137" w:type="pct"/>
-            <w:tcBorders>
-              <w:top w:val="single" w:color="CCCCCC" w:sz="4" w:space="0"/>
-              <w:left w:val="single" w:color="CCCCCC" w:sz="4" w:space="0"/>
-              <w:bottom w:val="single" w:color="CCCCCC" w:sz="4" w:space="0"/>
-              <w:right w:val="single" w:color="CCCCCC" w:sz="4" w:space="0"/>
-            </w:tcBorders>
-            <w:shd w:val="clear"/>
-            <w:tcMar>
-              <w:top w:w="96" w:type="dxa"/>
-              <w:left w:w="96" w:type="dxa"/>
-              <w:bottom w:w="96" w:type="dxa"/>
-              <w:right w:w="96" w:type="dxa"/>
-            </w:tcMar>
-            <w:vAlign w:val="center"/>
-          </w:tcPr>
-          <w:p>
-            <w:pPr>
-              <w:keepNext w:val="0"/>
-              <w:keepLines w:val="0"/>
-              <w:widowControl/>
-              <w:suppressLineNumbers w:val="0"/>
-              <w:jc w:val="left"/>
-              <w:rPr>
-                <w:rFonts w:hint="eastAsia" w:ascii="微软雅黑" w:hAnsi="微软雅黑" w:eastAsia="微软雅黑" w:cs="微软雅黑"/>
-                <w:sz w:val="21"/>
-                <w:szCs w:val="22"/>
-              </w:rPr>
-            </w:pPr>
-            <w:r>
-              <w:rPr>
-                <w:rFonts w:hint="eastAsia" w:ascii="微软雅黑" w:hAnsi="微软雅黑" w:eastAsia="微软雅黑" w:cs="微软雅黑"/>
-                <w:kern w:val="0"/>
-                <w:sz w:val="21"/>
-                <w:szCs w:val="21"/>
-                <w:bdr w:val="none" w:color="auto" w:sz="0" w:space="0"/>
-                <w:lang w:val="en-US" w:eastAsia="zh-CN" w:bidi="ar"/>
-              </w:rPr>
-              <w:t>32 KB（配置项）</w:t>
-            </w:r>
-          </w:p>
-        </w:tc>
-        <w:tc>
-          <w:tcPr>
-            <w:tcW w:w="695" w:type="pct"/>
-            <w:tcBorders>
-              <w:top w:val="single" w:color="CCCCCC" w:sz="4" w:space="0"/>
-              <w:left w:val="single" w:color="CCCCCC" w:sz="4" w:space="0"/>
-              <w:bottom w:val="single" w:color="CCCCCC" w:sz="4" w:space="0"/>
-              <w:right w:val="single" w:color="CCCCCC" w:sz="4" w:space="0"/>
-            </w:tcBorders>
-            <w:shd w:val="clear"/>
-            <w:tcMar>
-              <w:top w:w="96" w:type="dxa"/>
-              <w:left w:w="96" w:type="dxa"/>
-              <w:bottom w:w="96" w:type="dxa"/>
-              <w:right w:w="96" w:type="dxa"/>
-            </w:tcMar>
-            <w:vAlign w:val="center"/>
-          </w:tcPr>
-          <w:p>
-            <w:pPr>
-              <w:keepNext w:val="0"/>
-              <w:keepLines w:val="0"/>
-              <w:widowControl/>
-              <w:suppressLineNumbers w:val="0"/>
-              <w:jc w:val="left"/>
-              <w:rPr>
-                <w:rFonts w:hint="eastAsia" w:ascii="微软雅黑" w:hAnsi="微软雅黑" w:eastAsia="微软雅黑" w:cs="微软雅黑"/>
-                <w:sz w:val="21"/>
-                <w:szCs w:val="22"/>
-              </w:rPr>
-            </w:pPr>
-            <w:r>
-              <w:rPr>
-                <w:rFonts w:hint="eastAsia" w:ascii="微软雅黑" w:hAnsi="微软雅黑" w:eastAsia="微软雅黑" w:cs="微软雅黑"/>
-                <w:kern w:val="0"/>
-                <w:sz w:val="21"/>
-                <w:szCs w:val="21"/>
-                <w:bdr w:val="none" w:color="auto" w:sz="0" w:space="0"/>
-                <w:lang w:val="en-US" w:eastAsia="zh-CN" w:bidi="ar"/>
-              </w:rPr>
-              <w:t>采集相关</w:t>
-            </w:r>
-          </w:p>
-        </w:tc>
-        <w:tc>
-          <w:tcPr>
-            <w:tcW w:w="785" w:type="pct"/>
-            <w:tcBorders>
-              <w:top w:val="single" w:color="CCCCCC" w:sz="4" w:space="0"/>
-              <w:left w:val="single" w:color="CCCCCC" w:sz="4" w:space="0"/>
-              <w:bottom w:val="single" w:color="CCCCCC" w:sz="4" w:space="0"/>
-              <w:right w:val="single" w:color="CCCCCC" w:sz="4" w:space="0"/>
-            </w:tcBorders>
-            <w:shd w:val="clear"/>
-            <w:tcMar>
-              <w:top w:w="96" w:type="dxa"/>
-              <w:left w:w="96" w:type="dxa"/>
-              <w:bottom w:w="96" w:type="dxa"/>
-              <w:right w:w="96" w:type="dxa"/>
-            </w:tcMar>
-            <w:vAlign w:val="center"/>
-          </w:tcPr>
-          <w:p>
-            <w:pPr>
-              <w:keepNext w:val="0"/>
-              <w:keepLines w:val="0"/>
-              <w:widowControl/>
-              <w:suppressLineNumbers w:val="0"/>
-              <w:jc w:val="left"/>
-              <w:rPr>
-                <w:rFonts w:hint="eastAsia" w:ascii="微软雅黑" w:hAnsi="微软雅黑" w:eastAsia="微软雅黑" w:cs="微软雅黑"/>
-                <w:sz w:val="21"/>
-                <w:szCs w:val="22"/>
-              </w:rPr>
-            </w:pPr>
-            <w:r>
-              <w:rPr>
-                <w:rFonts w:hint="eastAsia" w:ascii="微软雅黑" w:hAnsi="微软雅黑" w:eastAsia="微软雅黑" w:cs="微软雅黑"/>
-                <w:kern w:val="0"/>
-                <w:sz w:val="21"/>
-                <w:szCs w:val="21"/>
-                <w:bdr w:val="none" w:color="auto" w:sz="0" w:space="0"/>
-                <w:lang w:val="en-US" w:eastAsia="zh-CN" w:bidi="ar"/>
-              </w:rPr>
-              <w:t>操作系统 / 驱动层批量读取串口数据</w:t>
-            </w:r>
-          </w:p>
-        </w:tc>
-      </w:tr>
-      <w:tr>
-        <w:tblPrEx>
-          <w:tblBorders>
-            <w:top w:val="none" w:color="auto" w:sz="0" w:space="0"/>
-            <w:left w:val="none" w:color="auto" w:sz="0" w:space="0"/>
-            <w:bottom w:val="none" w:color="auto" w:sz="0" w:space="0"/>
-            <w:right w:val="none" w:color="auto" w:sz="0" w:space="0"/>
-            <w:insideH w:val="none" w:color="auto" w:sz="0" w:space="0"/>
-            <w:insideV w:val="none" w:color="auto" w:sz="0" w:space="0"/>
-          </w:tblBorders>
-          <w:tblCellMar>
-            <w:top w:w="15" w:type="dxa"/>
-            <w:left w:w="15" w:type="dxa"/>
-            <w:bottom w:w="15" w:type="dxa"/>
-            <w:right w:w="15" w:type="dxa"/>
-          </w:tblCellMar>
-        </w:tblPrEx>
-        <w:trPr>
-          <w:trHeight w:val="2388" w:hRule="atLeast"/>
-        </w:trPr>
-        <w:tc>
-          <w:tcPr>
-            <w:tcW w:w="710" w:type="pct"/>
-            <w:tcBorders>
-              <w:top w:val="single" w:color="CCCCCC" w:sz="4" w:space="0"/>
-              <w:left w:val="single" w:color="CCCCCC" w:sz="4" w:space="0"/>
-              <w:bottom w:val="single" w:color="CCCCCC" w:sz="4" w:space="0"/>
-              <w:right w:val="single" w:color="CCCCCC" w:sz="4" w:space="0"/>
-            </w:tcBorders>
-            <w:shd w:val="clear"/>
-            <w:tcMar>
-              <w:top w:w="96" w:type="dxa"/>
-              <w:left w:w="96" w:type="dxa"/>
-              <w:bottom w:w="96" w:type="dxa"/>
-              <w:right w:w="96" w:type="dxa"/>
-            </w:tcMar>
-            <w:vAlign w:val="center"/>
-          </w:tcPr>
-          <w:p>
-            <w:pPr>
-              <w:keepNext w:val="0"/>
-              <w:keepLines w:val="0"/>
-              <w:widowControl/>
-              <w:suppressLineNumbers w:val="0"/>
-              <w:jc w:val="left"/>
-              <w:rPr>
-                <w:rFonts w:hint="eastAsia" w:ascii="微软雅黑" w:hAnsi="微软雅黑" w:eastAsia="微软雅黑" w:cs="微软雅黑"/>
-                <w:sz w:val="21"/>
-                <w:szCs w:val="22"/>
-              </w:rPr>
-            </w:pPr>
-            <w:r>
-              <w:rPr>
-                <w:rFonts w:hint="eastAsia" w:ascii="微软雅黑" w:hAnsi="微软雅黑" w:eastAsia="微软雅黑" w:cs="微软雅黑"/>
-                <w:kern w:val="0"/>
-                <w:sz w:val="21"/>
-                <w:szCs w:val="21"/>
-                <w:bdr w:val="none" w:color="auto" w:sz="0" w:space="0"/>
-                <w:lang w:val="en-US" w:eastAsia="zh-CN" w:bidi="ar"/>
-              </w:rPr>
-              <w:t>组帧字节缓冲</w:t>
-            </w:r>
-          </w:p>
-        </w:tc>
-        <w:tc>
-          <w:tcPr>
-            <w:tcW w:w="1671" w:type="pct"/>
-            <w:tcBorders>
-              <w:top w:val="single" w:color="CCCCCC" w:sz="4" w:space="0"/>
-              <w:left w:val="single" w:color="CCCCCC" w:sz="4" w:space="0"/>
-              <w:bottom w:val="single" w:color="CCCCCC" w:sz="4" w:space="0"/>
-              <w:right w:val="single" w:color="CCCCCC" w:sz="4" w:space="0"/>
-            </w:tcBorders>
-            <w:shd w:val="clear"/>
-            <w:tcMar>
-              <w:top w:w="96" w:type="dxa"/>
-              <w:left w:w="96" w:type="dxa"/>
-              <w:bottom w:w="96" w:type="dxa"/>
-              <w:right w:w="96" w:type="dxa"/>
-            </w:tcMar>
-            <w:vAlign w:val="center"/>
-          </w:tcPr>
-          <w:p>
-            <w:pPr>
-              <w:keepNext w:val="0"/>
-              <w:keepLines w:val="0"/>
-              <w:widowControl/>
-              <w:suppressLineNumbers w:val="0"/>
-              <w:jc w:val="left"/>
-              <w:rPr>
-                <w:rFonts w:hint="eastAsia" w:ascii="微软雅黑" w:hAnsi="微软雅黑" w:eastAsia="微软雅黑" w:cs="微软雅黑"/>
-                <w:sz w:val="21"/>
-                <w:szCs w:val="22"/>
-              </w:rPr>
-            </w:pPr>
-            <w:r>
-              <w:rPr>
-                <w:rFonts w:hint="eastAsia" w:ascii="微软雅黑" w:hAnsi="微软雅黑" w:eastAsia="微软雅黑" w:cs="微软雅黑"/>
-                <w:kern w:val="0"/>
-                <w:sz w:val="21"/>
-                <w:szCs w:val="21"/>
-                <w:bdr w:val="none" w:color="auto" w:sz="0" w:space="0"/>
-                <w:lang w:val="en-US" w:eastAsia="zh-CN" w:bidi="ar"/>
-              </w:rPr>
-              <w:t>ThinkGearFrameAssembler::m_rxBuffer</w:t>
-            </w:r>
-          </w:p>
-        </w:tc>
-        <w:tc>
-          <w:tcPr>
-            <w:tcW w:w="1137" w:type="pct"/>
-            <w:tcBorders>
-              <w:top w:val="single" w:color="CCCCCC" w:sz="4" w:space="0"/>
-              <w:left w:val="single" w:color="CCCCCC" w:sz="4" w:space="0"/>
-              <w:bottom w:val="single" w:color="CCCCCC" w:sz="4" w:space="0"/>
-              <w:right w:val="single" w:color="CCCCCC" w:sz="4" w:space="0"/>
-            </w:tcBorders>
-            <w:shd w:val="clear"/>
-            <w:tcMar>
-              <w:top w:w="96" w:type="dxa"/>
-              <w:left w:w="96" w:type="dxa"/>
-              <w:bottom w:w="96" w:type="dxa"/>
-              <w:right w:w="96" w:type="dxa"/>
-            </w:tcMar>
-            <w:vAlign w:val="center"/>
-          </w:tcPr>
-          <w:p>
-            <w:pPr>
-              <w:keepNext w:val="0"/>
-              <w:keepLines w:val="0"/>
-              <w:widowControl/>
-              <w:suppressLineNumbers w:val="0"/>
-              <w:jc w:val="left"/>
-              <w:rPr>
-                <w:rFonts w:hint="eastAsia" w:ascii="微软雅黑" w:hAnsi="微软雅黑" w:eastAsia="微软雅黑" w:cs="微软雅黑"/>
-                <w:sz w:val="21"/>
-                <w:szCs w:val="22"/>
-              </w:rPr>
-            </w:pPr>
-            <w:r>
-              <w:rPr>
-                <w:rFonts w:hint="eastAsia" w:ascii="微软雅黑" w:hAnsi="微软雅黑" w:eastAsia="微软雅黑" w:cs="微软雅黑"/>
-                <w:kern w:val="0"/>
-                <w:sz w:val="21"/>
-                <w:szCs w:val="21"/>
-                <w:bdr w:val="none" w:color="auto" w:sz="0" w:space="0"/>
-                <w:lang w:val="en-US" w:eastAsia="zh-CN" w:bidi="ar"/>
-              </w:rPr>
-              <w:t>超过 64 KB 整段清空并计数溢出</w:t>
-            </w:r>
-          </w:p>
-        </w:tc>
-        <w:tc>
-          <w:tcPr>
-            <w:tcW w:w="695" w:type="pct"/>
-            <w:tcBorders>
-              <w:top w:val="single" w:color="CCCCCC" w:sz="4" w:space="0"/>
-              <w:left w:val="single" w:color="CCCCCC" w:sz="4" w:space="0"/>
-              <w:bottom w:val="single" w:color="CCCCCC" w:sz="4" w:space="0"/>
-              <w:right w:val="single" w:color="CCCCCC" w:sz="4" w:space="0"/>
-            </w:tcBorders>
-            <w:shd w:val="clear"/>
-            <w:tcMar>
-              <w:top w:w="96" w:type="dxa"/>
-              <w:left w:w="96" w:type="dxa"/>
-              <w:bottom w:w="96" w:type="dxa"/>
-              <w:right w:w="96" w:type="dxa"/>
-            </w:tcMar>
-            <w:vAlign w:val="center"/>
-          </w:tcPr>
-          <w:p>
-            <w:pPr>
-              <w:keepNext w:val="0"/>
-              <w:keepLines w:val="0"/>
-              <w:widowControl/>
-              <w:suppressLineNumbers w:val="0"/>
-              <w:jc w:val="left"/>
-              <w:rPr>
-                <w:rFonts w:hint="eastAsia" w:ascii="微软雅黑" w:hAnsi="微软雅黑" w:eastAsia="微软雅黑" w:cs="微软雅黑"/>
-                <w:sz w:val="21"/>
-                <w:szCs w:val="22"/>
-              </w:rPr>
-            </w:pPr>
-            <w:r>
-              <w:rPr>
-                <w:rFonts w:hint="eastAsia" w:ascii="微软雅黑" w:hAnsi="微软雅黑" w:eastAsia="微软雅黑" w:cs="微软雅黑"/>
-                <w:kern w:val="0"/>
-                <w:sz w:val="21"/>
-                <w:szCs w:val="21"/>
-                <w:bdr w:val="none" w:color="auto" w:sz="0" w:space="0"/>
-                <w:lang w:val="en-US" w:eastAsia="zh-CN" w:bidi="ar"/>
-              </w:rPr>
-              <w:t>采集</w:t>
-            </w:r>
-          </w:p>
-        </w:tc>
-        <w:tc>
-          <w:tcPr>
-            <w:tcW w:w="785" w:type="pct"/>
-            <w:tcBorders>
-              <w:top w:val="single" w:color="CCCCCC" w:sz="4" w:space="0"/>
-              <w:left w:val="single" w:color="CCCCCC" w:sz="4" w:space="0"/>
-              <w:bottom w:val="single" w:color="CCCCCC" w:sz="4" w:space="0"/>
-              <w:right w:val="single" w:color="CCCCCC" w:sz="4" w:space="0"/>
-            </w:tcBorders>
-            <w:shd w:val="clear"/>
-            <w:tcMar>
-              <w:top w:w="96" w:type="dxa"/>
-              <w:left w:w="96" w:type="dxa"/>
-              <w:bottom w:w="96" w:type="dxa"/>
-              <w:right w:w="96" w:type="dxa"/>
-            </w:tcMar>
-            <w:vAlign w:val="center"/>
-          </w:tcPr>
-          <w:p>
-            <w:pPr>
-              <w:keepNext w:val="0"/>
-              <w:keepLines w:val="0"/>
-              <w:widowControl/>
-              <w:suppressLineNumbers w:val="0"/>
-              <w:jc w:val="left"/>
-              <w:rPr>
-                <w:rFonts w:hint="eastAsia" w:ascii="微软雅黑" w:hAnsi="微软雅黑" w:eastAsia="微软雅黑" w:cs="微软雅黑"/>
-                <w:sz w:val="21"/>
-                <w:szCs w:val="22"/>
-              </w:rPr>
-            </w:pPr>
-            <w:r>
-              <w:rPr>
-                <w:rFonts w:hint="eastAsia" w:ascii="微软雅黑" w:hAnsi="微软雅黑" w:eastAsia="微软雅黑" w:cs="微软雅黑"/>
-                <w:kern w:val="0"/>
-                <w:sz w:val="21"/>
-                <w:szCs w:val="21"/>
-                <w:bdr w:val="none" w:color="auto" w:sz="0" w:space="0"/>
-                <w:lang w:val="en-US" w:eastAsia="zh-CN" w:bidi="ar"/>
-              </w:rPr>
-              <w:t>处理粘包 / 半包，拼接完整 ThinkGear 帧</w:t>
-            </w:r>
-          </w:p>
-        </w:tc>
-      </w:tr>
-      <w:tr>
-        <w:tblPrEx>
-          <w:tblBorders>
-            <w:top w:val="none" w:color="auto" w:sz="0" w:space="0"/>
-            <w:left w:val="none" w:color="auto" w:sz="0" w:space="0"/>
-            <w:bottom w:val="none" w:color="auto" w:sz="0" w:space="0"/>
-            <w:right w:val="none" w:color="auto" w:sz="0" w:space="0"/>
-            <w:insideH w:val="none" w:color="auto" w:sz="0" w:space="0"/>
-            <w:insideV w:val="none" w:color="auto" w:sz="0" w:space="0"/>
-          </w:tblBorders>
-          <w:shd w:val="clear"/>
-          <w:tblCellMar>
-            <w:top w:w="15" w:type="dxa"/>
-            <w:left w:w="15" w:type="dxa"/>
-            <w:bottom w:w="15" w:type="dxa"/>
-            <w:right w:w="15" w:type="dxa"/>
-          </w:tblCellMar>
-        </w:tblPrEx>
-        <w:tc>
-          <w:tcPr>
-            <w:tcW w:w="710" w:type="pct"/>
-            <w:tcBorders>
-              <w:top w:val="single" w:color="CCCCCC" w:sz="4" w:space="0"/>
-              <w:left w:val="single" w:color="CCCCCC" w:sz="4" w:space="0"/>
-              <w:bottom w:val="single" w:color="CCCCCC" w:sz="4" w:space="0"/>
-              <w:right w:val="single" w:color="CCCCCC" w:sz="4" w:space="0"/>
-            </w:tcBorders>
-            <w:shd w:val="clear"/>
-            <w:tcMar>
-              <w:top w:w="96" w:type="dxa"/>
-              <w:left w:w="96" w:type="dxa"/>
-              <w:bottom w:w="96" w:type="dxa"/>
-              <w:right w:w="96" w:type="dxa"/>
-            </w:tcMar>
-            <w:vAlign w:val="center"/>
-          </w:tcPr>
-          <w:p>
-            <w:pPr>
-              <w:keepNext w:val="0"/>
-              <w:keepLines w:val="0"/>
-              <w:widowControl/>
-              <w:suppressLineNumbers w:val="0"/>
-              <w:jc w:val="left"/>
-              <w:rPr>
-                <w:rFonts w:hint="eastAsia" w:ascii="微软雅黑" w:hAnsi="微软雅黑" w:eastAsia="微软雅黑" w:cs="微软雅黑"/>
-                <w:sz w:val="21"/>
-                <w:szCs w:val="22"/>
-              </w:rPr>
-            </w:pPr>
-            <w:r>
-              <w:rPr>
-                <w:rFonts w:hint="eastAsia" w:ascii="微软雅黑" w:hAnsi="微软雅黑" w:eastAsia="微软雅黑" w:cs="微软雅黑"/>
-                <w:kern w:val="0"/>
-                <w:sz w:val="21"/>
-                <w:szCs w:val="21"/>
-                <w:bdr w:val="none" w:color="auto" w:sz="0" w:space="0"/>
-                <w:lang w:val="en-US" w:eastAsia="zh-CN" w:bidi="ar"/>
-              </w:rPr>
-              <w:t>算法环形缓冲</w:t>
-            </w:r>
-          </w:p>
-        </w:tc>
-        <w:tc>
-          <w:tcPr>
-            <w:tcW w:w="1671" w:type="pct"/>
-            <w:tcBorders>
-              <w:top w:val="single" w:color="CCCCCC" w:sz="4" w:space="0"/>
-              <w:left w:val="single" w:color="CCCCCC" w:sz="4" w:space="0"/>
-              <w:bottom w:val="single" w:color="CCCCCC" w:sz="4" w:space="0"/>
-              <w:right w:val="single" w:color="CCCCCC" w:sz="4" w:space="0"/>
-            </w:tcBorders>
-            <w:shd w:val="clear"/>
-            <w:tcMar>
-              <w:top w:w="96" w:type="dxa"/>
-              <w:left w:w="96" w:type="dxa"/>
-              <w:bottom w:w="96" w:type="dxa"/>
-              <w:right w:w="96" w:type="dxa"/>
-            </w:tcMar>
-            <w:vAlign w:val="center"/>
-          </w:tcPr>
-          <w:p>
-            <w:pPr>
-              <w:keepNext w:val="0"/>
-              <w:keepLines w:val="0"/>
-              <w:widowControl/>
-              <w:suppressLineNumbers w:val="0"/>
-              <w:jc w:val="left"/>
-              <w:rPr>
-                <w:rFonts w:hint="eastAsia" w:ascii="微软雅黑" w:hAnsi="微软雅黑" w:eastAsia="微软雅黑" w:cs="微软雅黑"/>
-                <w:sz w:val="21"/>
-                <w:szCs w:val="22"/>
-              </w:rPr>
-            </w:pPr>
-            <w:r>
-              <w:rPr>
-                <w:rFonts w:hint="eastAsia" w:ascii="微软雅黑" w:hAnsi="微软雅黑" w:eastAsia="微软雅黑" w:cs="微软雅黑"/>
-                <w:kern w:val="0"/>
-                <w:sz w:val="21"/>
-                <w:szCs w:val="21"/>
-                <w:bdr w:val="none" w:color="auto" w:sz="0" w:space="0"/>
-                <w:lang w:val="en-US" w:eastAsia="zh-CN" w:bidi="ar"/>
-              </w:rPr>
-              <w:t>PictureAndALgBuffer（AlgorithmEngine::m_buf）</w:t>
-            </w:r>
-          </w:p>
-        </w:tc>
-        <w:tc>
-          <w:tcPr>
-            <w:tcW w:w="1137" w:type="pct"/>
-            <w:tcBorders>
-              <w:top w:val="single" w:color="CCCCCC" w:sz="4" w:space="0"/>
-              <w:left w:val="single" w:color="CCCCCC" w:sz="4" w:space="0"/>
-              <w:bottom w:val="single" w:color="CCCCCC" w:sz="4" w:space="0"/>
-              <w:right w:val="single" w:color="CCCCCC" w:sz="4" w:space="0"/>
-            </w:tcBorders>
-            <w:shd w:val="clear"/>
-            <w:tcMar>
-              <w:top w:w="96" w:type="dxa"/>
-              <w:left w:w="96" w:type="dxa"/>
-              <w:bottom w:w="96" w:type="dxa"/>
-              <w:right w:w="96" w:type="dxa"/>
-            </w:tcMar>
-            <w:vAlign w:val="center"/>
-          </w:tcPr>
-          <w:p>
-            <w:pPr>
-              <w:keepNext w:val="0"/>
-              <w:keepLines w:val="0"/>
-              <w:widowControl/>
-              <w:suppressLineNumbers w:val="0"/>
-              <w:jc w:val="left"/>
-              <w:rPr>
-                <w:rFonts w:hint="eastAsia" w:ascii="微软雅黑" w:hAnsi="微软雅黑" w:eastAsia="微软雅黑" w:cs="微软雅黑"/>
-                <w:sz w:val="21"/>
-                <w:szCs w:val="22"/>
-              </w:rPr>
-            </w:pPr>
-            <w:r>
-              <w:rPr>
-                <w:rFonts w:hint="eastAsia" w:ascii="微软雅黑" w:hAnsi="微软雅黑" w:eastAsia="微软雅黑" w:cs="微软雅黑"/>
-                <w:kern w:val="0"/>
-                <w:sz w:val="21"/>
-                <w:szCs w:val="21"/>
-                <w:bdr w:val="none" w:color="auto" w:sz="0" w:space="0"/>
-                <w:lang w:val="en-US" w:eastAsia="zh-CN" w:bidi="ar"/>
-              </w:rPr>
-              <w:t>128×80 = 10240 个 RawSample</w:t>
-            </w:r>
-          </w:p>
-        </w:tc>
-        <w:tc>
-          <w:tcPr>
-            <w:tcW w:w="695" w:type="pct"/>
-            <w:tcBorders>
-              <w:top w:val="single" w:color="CCCCCC" w:sz="4" w:space="0"/>
-              <w:left w:val="single" w:color="CCCCCC" w:sz="4" w:space="0"/>
-              <w:bottom w:val="single" w:color="CCCCCC" w:sz="4" w:space="0"/>
-              <w:right w:val="single" w:color="CCCCCC" w:sz="4" w:space="0"/>
-            </w:tcBorders>
-            <w:shd w:val="clear"/>
-            <w:tcMar>
-              <w:top w:w="96" w:type="dxa"/>
-              <w:left w:w="96" w:type="dxa"/>
-              <w:bottom w:w="96" w:type="dxa"/>
-              <w:right w:w="96" w:type="dxa"/>
-            </w:tcMar>
-            <w:vAlign w:val="center"/>
-          </w:tcPr>
-          <w:p>
-            <w:pPr>
-              <w:keepNext w:val="0"/>
-              <w:keepLines w:val="0"/>
-              <w:widowControl/>
-              <w:suppressLineNumbers w:val="0"/>
-              <w:jc w:val="left"/>
-              <w:rPr>
-                <w:rFonts w:hint="eastAsia" w:ascii="微软雅黑" w:hAnsi="微软雅黑" w:eastAsia="微软雅黑" w:cs="微软雅黑"/>
-                <w:sz w:val="21"/>
-                <w:szCs w:val="22"/>
-              </w:rPr>
-            </w:pPr>
-            <w:r>
-              <w:rPr>
-                <w:rFonts w:hint="eastAsia" w:ascii="微软雅黑" w:hAnsi="微软雅黑" w:eastAsia="微软雅黑" w:cs="微软雅黑"/>
-                <w:kern w:val="0"/>
-                <w:sz w:val="21"/>
-                <w:szCs w:val="21"/>
-                <w:bdr w:val="none" w:color="auto" w:sz="0" w:space="0"/>
-                <w:lang w:val="en-US" w:eastAsia="zh-CN" w:bidi="ar"/>
-              </w:rPr>
-              <w:t>算法</w:t>
-            </w:r>
-          </w:p>
-        </w:tc>
-        <w:tc>
-          <w:tcPr>
-            <w:tcW w:w="785" w:type="pct"/>
-            <w:tcBorders>
-              <w:top w:val="single" w:color="CCCCCC" w:sz="4" w:space="0"/>
-              <w:left w:val="single" w:color="CCCCCC" w:sz="4" w:space="0"/>
-              <w:bottom w:val="single" w:color="CCCCCC" w:sz="4" w:space="0"/>
-              <w:right w:val="single" w:color="CCCCCC" w:sz="4" w:space="0"/>
-            </w:tcBorders>
-            <w:shd w:val="clear"/>
-            <w:tcMar>
-              <w:top w:w="96" w:type="dxa"/>
-              <w:left w:w="96" w:type="dxa"/>
-              <w:bottom w:w="96" w:type="dxa"/>
-              <w:right w:w="96" w:type="dxa"/>
-            </w:tcMar>
-            <w:vAlign w:val="center"/>
-          </w:tcPr>
-          <w:p>
-            <w:pPr>
-              <w:keepNext w:val="0"/>
-              <w:keepLines w:val="0"/>
-              <w:widowControl/>
-              <w:suppressLineNumbers w:val="0"/>
-              <w:jc w:val="left"/>
-              <w:rPr>
-                <w:rFonts w:hint="eastAsia" w:ascii="微软雅黑" w:hAnsi="微软雅黑" w:eastAsia="微软雅黑" w:cs="微软雅黑"/>
-                <w:sz w:val="21"/>
-                <w:szCs w:val="22"/>
-              </w:rPr>
-            </w:pPr>
-            <w:r>
-              <w:rPr>
-                <w:rFonts w:hint="eastAsia" w:ascii="微软雅黑" w:hAnsi="微软雅黑" w:eastAsia="微软雅黑" w:cs="微软雅黑"/>
-                <w:kern w:val="0"/>
-                <w:sz w:val="21"/>
-                <w:szCs w:val="21"/>
-                <w:bdr w:val="none" w:color="auto" w:sz="0" w:space="0"/>
-                <w:lang w:val="en-US" w:eastAsia="zh-CN" w:bidi="ar"/>
-              </w:rPr>
-              <w:t>按样本序号分窗，供给预处理模块</w:t>
-            </w:r>
-          </w:p>
-        </w:tc>
-      </w:tr>
-      <w:tr>
-        <w:tblPrEx>
-          <w:tblBorders>
-            <w:top w:val="none" w:color="auto" w:sz="0" w:space="0"/>
-            <w:left w:val="none" w:color="auto" w:sz="0" w:space="0"/>
-            <w:bottom w:val="none" w:color="auto" w:sz="0" w:space="0"/>
-            <w:right w:val="none" w:color="auto" w:sz="0" w:space="0"/>
-            <w:insideH w:val="none" w:color="auto" w:sz="0" w:space="0"/>
-            <w:insideV w:val="none" w:color="auto" w:sz="0" w:space="0"/>
-          </w:tblBorders>
-          <w:shd w:val="clear"/>
-          <w:tblCellMar>
-            <w:top w:w="15" w:type="dxa"/>
-            <w:left w:w="15" w:type="dxa"/>
-            <w:bottom w:w="15" w:type="dxa"/>
-            <w:right w:w="15" w:type="dxa"/>
-          </w:tblCellMar>
-        </w:tblPrEx>
-        <w:trPr>
-          <w:trHeight w:val="2324" w:hRule="atLeast"/>
-        </w:trPr>
-        <w:tc>
-          <w:tcPr>
-            <w:tcW w:w="710" w:type="pct"/>
-            <w:tcBorders>
-              <w:top w:val="single" w:color="CCCCCC" w:sz="4" w:space="0"/>
-              <w:left w:val="single" w:color="CCCCCC" w:sz="4" w:space="0"/>
-              <w:bottom w:val="single" w:color="CCCCCC" w:sz="4" w:space="0"/>
-              <w:right w:val="single" w:color="CCCCCC" w:sz="4" w:space="0"/>
-            </w:tcBorders>
-            <w:shd w:val="clear"/>
-            <w:tcMar>
-              <w:top w:w="96" w:type="dxa"/>
-              <w:left w:w="96" w:type="dxa"/>
-              <w:bottom w:w="96" w:type="dxa"/>
-              <w:right w:w="96" w:type="dxa"/>
-            </w:tcMar>
-            <w:vAlign w:val="center"/>
-          </w:tcPr>
-          <w:p>
-            <w:pPr>
-              <w:keepNext w:val="0"/>
-              <w:keepLines w:val="0"/>
-              <w:widowControl/>
-              <w:suppressLineNumbers w:val="0"/>
-              <w:jc w:val="left"/>
-              <w:rPr>
-                <w:rFonts w:hint="eastAsia" w:ascii="微软雅黑" w:hAnsi="微软雅黑" w:eastAsia="微软雅黑" w:cs="微软雅黑"/>
-                <w:sz w:val="21"/>
-                <w:szCs w:val="22"/>
-              </w:rPr>
-            </w:pPr>
-            <w:r>
-              <w:rPr>
-                <w:rFonts w:hint="eastAsia" w:ascii="微软雅黑" w:hAnsi="微软雅黑" w:eastAsia="微软雅黑" w:cs="微软雅黑"/>
-                <w:kern w:val="0"/>
-                <w:sz w:val="21"/>
-                <w:szCs w:val="21"/>
-                <w:bdr w:val="none" w:color="auto" w:sz="0" w:space="0"/>
-                <w:lang w:val="en-US" w:eastAsia="zh-CN" w:bidi="ar"/>
-              </w:rPr>
-              <w:t>日志队列</w:t>
-            </w:r>
-          </w:p>
-        </w:tc>
-        <w:tc>
-          <w:tcPr>
-            <w:tcW w:w="1671" w:type="pct"/>
-            <w:tcBorders>
-              <w:top w:val="single" w:color="CCCCCC" w:sz="4" w:space="0"/>
-              <w:left w:val="single" w:color="CCCCCC" w:sz="4" w:space="0"/>
-              <w:bottom w:val="single" w:color="CCCCCC" w:sz="4" w:space="0"/>
-              <w:right w:val="single" w:color="CCCCCC" w:sz="4" w:space="0"/>
-            </w:tcBorders>
-            <w:shd w:val="clear"/>
-            <w:tcMar>
-              <w:top w:w="96" w:type="dxa"/>
-              <w:left w:w="96" w:type="dxa"/>
-              <w:bottom w:w="96" w:type="dxa"/>
-              <w:right w:w="96" w:type="dxa"/>
-            </w:tcMar>
-            <w:vAlign w:val="center"/>
-          </w:tcPr>
-          <w:p>
-            <w:pPr>
-              <w:keepNext w:val="0"/>
-              <w:keepLines w:val="0"/>
-              <w:widowControl/>
-              <w:suppressLineNumbers w:val="0"/>
-              <w:jc w:val="left"/>
-              <w:rPr>
-                <w:rFonts w:hint="eastAsia" w:ascii="微软雅黑" w:hAnsi="微软雅黑" w:eastAsia="微软雅黑" w:cs="微软雅黑"/>
-                <w:sz w:val="21"/>
-                <w:szCs w:val="22"/>
-              </w:rPr>
-            </w:pPr>
-            <w:r>
-              <w:rPr>
-                <w:rFonts w:hint="eastAsia" w:ascii="微软雅黑" w:hAnsi="微软雅黑" w:eastAsia="微软雅黑" w:cs="微软雅黑"/>
-                <w:kern w:val="0"/>
-                <w:sz w:val="21"/>
-                <w:szCs w:val="21"/>
-                <w:bdr w:val="none" w:color="auto" w:sz="0" w:space="0"/>
-                <w:lang w:val="en-US" w:eastAsia="zh-CN" w:bidi="ar"/>
-              </w:rPr>
-              <w:t>MainWindow::m_logBuffer（LogBuffer）</w:t>
-            </w:r>
-          </w:p>
-        </w:tc>
-        <w:tc>
-          <w:tcPr>
-            <w:tcW w:w="1137" w:type="pct"/>
-            <w:tcBorders>
-              <w:top w:val="single" w:color="CCCCCC" w:sz="4" w:space="0"/>
-              <w:left w:val="single" w:color="CCCCCC" w:sz="4" w:space="0"/>
-              <w:bottom w:val="single" w:color="CCCCCC" w:sz="4" w:space="0"/>
-              <w:right w:val="single" w:color="CCCCCC" w:sz="4" w:space="0"/>
-            </w:tcBorders>
-            <w:shd w:val="clear"/>
-            <w:tcMar>
-              <w:top w:w="96" w:type="dxa"/>
-              <w:left w:w="96" w:type="dxa"/>
-              <w:bottom w:w="96" w:type="dxa"/>
-              <w:right w:w="96" w:type="dxa"/>
-            </w:tcMar>
-            <w:vAlign w:val="center"/>
-          </w:tcPr>
-          <w:p>
-            <w:pPr>
-              <w:keepNext w:val="0"/>
-              <w:keepLines w:val="0"/>
-              <w:widowControl/>
-              <w:suppressLineNumbers w:val="0"/>
-              <w:jc w:val="left"/>
-              <w:rPr>
-                <w:rFonts w:hint="eastAsia" w:ascii="微软雅黑" w:hAnsi="微软雅黑" w:eastAsia="微软雅黑" w:cs="微软雅黑"/>
-                <w:sz w:val="21"/>
-                <w:szCs w:val="22"/>
-              </w:rPr>
-            </w:pPr>
-            <w:r>
-              <w:rPr>
-                <w:rFonts w:hint="eastAsia" w:ascii="微软雅黑" w:hAnsi="微软雅黑" w:eastAsia="微软雅黑" w:cs="微软雅黑"/>
-                <w:kern w:val="0"/>
-                <w:sz w:val="21"/>
-                <w:szCs w:val="21"/>
-                <w:bdr w:val="none" w:color="auto" w:sz="0" w:space="0"/>
-                <w:lang w:val="en-US" w:eastAsia="zh-CN" w:bidi="ar"/>
-              </w:rPr>
-              <w:t>8192 条 LogItem</w:t>
-            </w:r>
-          </w:p>
-        </w:tc>
-        <w:tc>
-          <w:tcPr>
-            <w:tcW w:w="695" w:type="pct"/>
-            <w:tcBorders>
-              <w:top w:val="single" w:color="CCCCCC" w:sz="4" w:space="0"/>
-              <w:left w:val="single" w:color="CCCCCC" w:sz="4" w:space="0"/>
-              <w:bottom w:val="single" w:color="CCCCCC" w:sz="4" w:space="0"/>
-              <w:right w:val="single" w:color="CCCCCC" w:sz="4" w:space="0"/>
-            </w:tcBorders>
-            <w:shd w:val="clear"/>
-            <w:tcMar>
-              <w:top w:w="96" w:type="dxa"/>
-              <w:left w:w="96" w:type="dxa"/>
-              <w:bottom w:w="96" w:type="dxa"/>
-              <w:right w:w="96" w:type="dxa"/>
-            </w:tcMar>
-            <w:vAlign w:val="center"/>
-          </w:tcPr>
-          <w:p>
-            <w:pPr>
-              <w:keepNext w:val="0"/>
-              <w:keepLines w:val="0"/>
-              <w:widowControl/>
-              <w:suppressLineNumbers w:val="0"/>
-              <w:jc w:val="left"/>
-              <w:rPr>
-                <w:rFonts w:hint="eastAsia" w:ascii="微软雅黑" w:hAnsi="微软雅黑" w:eastAsia="微软雅黑" w:cs="微软雅黑"/>
-                <w:sz w:val="21"/>
-                <w:szCs w:val="22"/>
-              </w:rPr>
-            </w:pPr>
-            <w:r>
-              <w:rPr>
-                <w:rFonts w:hint="eastAsia" w:ascii="微软雅黑" w:hAnsi="微软雅黑" w:eastAsia="微软雅黑" w:cs="微软雅黑"/>
-                <w:kern w:val="0"/>
-                <w:sz w:val="21"/>
-                <w:szCs w:val="21"/>
-                <w:bdr w:val="none" w:color="auto" w:sz="0" w:space="0"/>
-                <w:lang w:val="en-US" w:eastAsia="zh-CN" w:bidi="ar"/>
-              </w:rPr>
-              <w:t>主线程 push，日志线程 drain</w:t>
-            </w:r>
-          </w:p>
-        </w:tc>
-        <w:tc>
-          <w:tcPr>
-            <w:tcW w:w="785" w:type="pct"/>
-            <w:tcBorders>
-              <w:top w:val="single" w:color="CCCCCC" w:sz="4" w:space="0"/>
-              <w:left w:val="single" w:color="CCCCCC" w:sz="4" w:space="0"/>
-              <w:bottom w:val="single" w:color="CCCCCC" w:sz="4" w:space="0"/>
-              <w:right w:val="single" w:color="CCCCCC" w:sz="4" w:space="0"/>
-            </w:tcBorders>
-            <w:shd w:val="clear"/>
-            <w:tcMar>
-              <w:top w:w="96" w:type="dxa"/>
-              <w:left w:w="96" w:type="dxa"/>
-              <w:bottom w:w="96" w:type="dxa"/>
-              <w:right w:w="96" w:type="dxa"/>
-            </w:tcMar>
-            <w:vAlign w:val="center"/>
-          </w:tcPr>
-          <w:p>
-            <w:pPr>
-              <w:keepNext w:val="0"/>
-              <w:keepLines w:val="0"/>
-              <w:widowControl/>
-              <w:suppressLineNumbers w:val="0"/>
-              <w:jc w:val="left"/>
-              <w:rPr>
-                <w:rFonts w:hint="eastAsia" w:ascii="微软雅黑" w:hAnsi="微软雅黑" w:eastAsia="微软雅黑" w:cs="微软雅黑"/>
-                <w:sz w:val="21"/>
-                <w:szCs w:val="22"/>
-              </w:rPr>
-            </w:pPr>
-            <w:r>
-              <w:rPr>
-                <w:rFonts w:hint="eastAsia" w:ascii="微软雅黑" w:hAnsi="微软雅黑" w:eastAsia="微软雅黑" w:cs="微软雅黑"/>
-                <w:kern w:val="0"/>
-                <w:sz w:val="21"/>
-                <w:szCs w:val="21"/>
-                <w:bdr w:val="none" w:color="auto" w:sz="0" w:space="0"/>
-                <w:lang w:val="en-US" w:eastAsia="zh-CN" w:bidi="ar"/>
-              </w:rPr>
-              <w:t>原始数据与预处理数据入队，用于写入 CSV</w:t>
-            </w:r>
-          </w:p>
-        </w:tc>
-      </w:tr>
-      <w:tr>
-        <w:tblPrEx>
-          <w:tblBorders>
-            <w:top w:val="none" w:color="auto" w:sz="0" w:space="0"/>
-            <w:left w:val="none" w:color="auto" w:sz="0" w:space="0"/>
-            <w:bottom w:val="none" w:color="auto" w:sz="0" w:space="0"/>
-            <w:right w:val="none" w:color="auto" w:sz="0" w:space="0"/>
-            <w:insideH w:val="none" w:color="auto" w:sz="0" w:space="0"/>
-            <w:insideV w:val="none" w:color="auto" w:sz="0" w:space="0"/>
-          </w:tblBorders>
-          <w:shd w:val="clear"/>
-          <w:tblCellMar>
-            <w:top w:w="15" w:type="dxa"/>
-            <w:left w:w="15" w:type="dxa"/>
-            <w:bottom w:w="15" w:type="dxa"/>
-            <w:right w:w="15" w:type="dxa"/>
-          </w:tblCellMar>
-        </w:tblPrEx>
-        <w:trPr>
-          <w:trHeight w:val="2476" w:hRule="atLeast"/>
-        </w:trPr>
-        <w:tc>
-          <w:tcPr>
-            <w:tcW w:w="710" w:type="pct"/>
-            <w:tcBorders>
-              <w:top w:val="single" w:color="CCCCCC" w:sz="4" w:space="0"/>
-              <w:left w:val="single" w:color="CCCCCC" w:sz="4" w:space="0"/>
-              <w:bottom w:val="single" w:color="CCCCCC" w:sz="4" w:space="0"/>
-              <w:right w:val="single" w:color="CCCCCC" w:sz="4" w:space="0"/>
-            </w:tcBorders>
-            <w:shd w:val="clear"/>
-            <w:tcMar>
-              <w:top w:w="96" w:type="dxa"/>
-              <w:left w:w="96" w:type="dxa"/>
-              <w:bottom w:w="96" w:type="dxa"/>
-              <w:right w:w="96" w:type="dxa"/>
-            </w:tcMar>
-            <w:vAlign w:val="center"/>
-          </w:tcPr>
-          <w:p>
-            <w:pPr>
-              <w:keepNext w:val="0"/>
-              <w:keepLines w:val="0"/>
-              <w:widowControl/>
-              <w:suppressLineNumbers w:val="0"/>
-              <w:jc w:val="left"/>
-              <w:rPr>
-                <w:rFonts w:hint="eastAsia" w:ascii="微软雅黑" w:hAnsi="微软雅黑" w:eastAsia="微软雅黑" w:cs="微软雅黑"/>
-                <w:sz w:val="21"/>
-                <w:szCs w:val="22"/>
-              </w:rPr>
-            </w:pPr>
-            <w:r>
-              <w:rPr>
-                <w:rFonts w:hint="eastAsia" w:ascii="微软雅黑" w:hAnsi="微软雅黑" w:eastAsia="微软雅黑" w:cs="微软雅黑"/>
-                <w:kern w:val="0"/>
-                <w:sz w:val="21"/>
-                <w:szCs w:val="21"/>
-                <w:bdr w:val="none" w:color="auto" w:sz="0" w:space="0"/>
-                <w:lang w:val="en-US" w:eastAsia="zh-CN" w:bidi="ar"/>
-              </w:rPr>
-              <w:t>CSV 合并表</w:t>
-            </w:r>
-          </w:p>
-        </w:tc>
-        <w:tc>
-          <w:tcPr>
-            <w:tcW w:w="1671" w:type="pct"/>
-            <w:tcBorders>
-              <w:top w:val="single" w:color="CCCCCC" w:sz="4" w:space="0"/>
-              <w:left w:val="single" w:color="CCCCCC" w:sz="4" w:space="0"/>
-              <w:bottom w:val="single" w:color="CCCCCC" w:sz="4" w:space="0"/>
-              <w:right w:val="single" w:color="CCCCCC" w:sz="4" w:space="0"/>
-            </w:tcBorders>
-            <w:shd w:val="clear"/>
-            <w:tcMar>
-              <w:top w:w="96" w:type="dxa"/>
-              <w:left w:w="96" w:type="dxa"/>
-              <w:bottom w:w="96" w:type="dxa"/>
-              <w:right w:w="96" w:type="dxa"/>
-            </w:tcMar>
-            <w:vAlign w:val="center"/>
-          </w:tcPr>
-          <w:p>
-            <w:pPr>
-              <w:keepNext w:val="0"/>
-              <w:keepLines w:val="0"/>
-              <w:widowControl/>
-              <w:suppressLineNumbers w:val="0"/>
-              <w:jc w:val="left"/>
-              <w:rPr>
-                <w:rFonts w:hint="eastAsia" w:ascii="微软雅黑" w:hAnsi="微软雅黑" w:eastAsia="微软雅黑" w:cs="微软雅黑"/>
-                <w:sz w:val="21"/>
-                <w:szCs w:val="22"/>
-              </w:rPr>
-            </w:pPr>
-            <w:r>
-              <w:rPr>
-                <w:rFonts w:hint="eastAsia" w:ascii="微软雅黑" w:hAnsi="微软雅黑" w:eastAsia="微软雅黑" w:cs="微软雅黑"/>
-                <w:kern w:val="0"/>
-                <w:sz w:val="21"/>
-                <w:szCs w:val="21"/>
-                <w:bdr w:val="none" w:color="auto" w:sz="0" w:space="0"/>
-                <w:lang w:val="en-US" w:eastAsia="zh-CN" w:bidi="ar"/>
-              </w:rPr>
-              <w:t>CsvLogWorker::m_mergedRows（QMap）</w:t>
-            </w:r>
-          </w:p>
-        </w:tc>
-        <w:tc>
-          <w:tcPr>
-            <w:tcW w:w="1137" w:type="pct"/>
-            <w:tcBorders>
-              <w:top w:val="single" w:color="CCCCCC" w:sz="4" w:space="0"/>
-              <w:left w:val="single" w:color="CCCCCC" w:sz="4" w:space="0"/>
-              <w:bottom w:val="single" w:color="CCCCCC" w:sz="4" w:space="0"/>
-              <w:right w:val="single" w:color="CCCCCC" w:sz="4" w:space="0"/>
-            </w:tcBorders>
-            <w:shd w:val="clear"/>
-            <w:tcMar>
-              <w:top w:w="96" w:type="dxa"/>
-              <w:left w:w="96" w:type="dxa"/>
-              <w:bottom w:w="96" w:type="dxa"/>
-              <w:right w:w="96" w:type="dxa"/>
-            </w:tcMar>
-            <w:vAlign w:val="center"/>
-          </w:tcPr>
-          <w:p>
-            <w:pPr>
-              <w:keepNext w:val="0"/>
-              <w:keepLines w:val="0"/>
-              <w:widowControl/>
-              <w:suppressLineNumbers w:val="0"/>
-              <w:jc w:val="left"/>
-              <w:rPr>
-                <w:rFonts w:hint="eastAsia" w:ascii="微软雅黑" w:hAnsi="微软雅黑" w:eastAsia="微软雅黑" w:cs="微软雅黑"/>
-                <w:sz w:val="21"/>
-                <w:szCs w:val="22"/>
-              </w:rPr>
-            </w:pPr>
-            <w:r>
-              <w:rPr>
-                <w:rFonts w:hint="eastAsia" w:ascii="微软雅黑" w:hAnsi="微软雅黑" w:eastAsia="微软雅黑" w:cs="微软雅黑"/>
-                <w:kern w:val="0"/>
-                <w:sz w:val="21"/>
-                <w:szCs w:val="21"/>
-                <w:bdr w:val="none" w:color="auto" w:sz="0" w:space="0"/>
-                <w:lang w:val="en-US" w:eastAsia="zh-CN" w:bidi="ar"/>
-              </w:rPr>
-              <w:t>无固定上限，由合并策略控制</w:t>
-            </w:r>
-          </w:p>
-        </w:tc>
-        <w:tc>
-          <w:tcPr>
-            <w:tcW w:w="695" w:type="pct"/>
-            <w:tcBorders>
-              <w:top w:val="single" w:color="CCCCCC" w:sz="4" w:space="0"/>
-              <w:left w:val="single" w:color="CCCCCC" w:sz="4" w:space="0"/>
-              <w:bottom w:val="single" w:color="CCCCCC" w:sz="4" w:space="0"/>
-              <w:right w:val="single" w:color="CCCCCC" w:sz="4" w:space="0"/>
-            </w:tcBorders>
-            <w:shd w:val="clear"/>
-            <w:tcMar>
-              <w:top w:w="96" w:type="dxa"/>
-              <w:left w:w="96" w:type="dxa"/>
-              <w:bottom w:w="96" w:type="dxa"/>
-              <w:right w:w="96" w:type="dxa"/>
-            </w:tcMar>
-            <w:vAlign w:val="center"/>
-          </w:tcPr>
-          <w:p>
-            <w:pPr>
-              <w:keepNext w:val="0"/>
-              <w:keepLines w:val="0"/>
-              <w:widowControl/>
-              <w:suppressLineNumbers w:val="0"/>
-              <w:jc w:val="left"/>
-              <w:rPr>
-                <w:rFonts w:hint="eastAsia" w:ascii="微软雅黑" w:hAnsi="微软雅黑" w:eastAsia="微软雅黑" w:cs="微软雅黑"/>
-                <w:sz w:val="21"/>
-                <w:szCs w:val="22"/>
-              </w:rPr>
-            </w:pPr>
-            <w:r>
-              <w:rPr>
-                <w:rFonts w:hint="eastAsia" w:ascii="微软雅黑" w:hAnsi="微软雅黑" w:eastAsia="微软雅黑" w:cs="微软雅黑"/>
-                <w:kern w:val="0"/>
-                <w:sz w:val="21"/>
-                <w:szCs w:val="21"/>
-                <w:bdr w:val="none" w:color="auto" w:sz="0" w:space="0"/>
-                <w:lang w:val="en-US" w:eastAsia="zh-CN" w:bidi="ar"/>
-              </w:rPr>
-              <w:t>日志</w:t>
-            </w:r>
-          </w:p>
-        </w:tc>
-        <w:tc>
-          <w:tcPr>
-            <w:tcW w:w="785" w:type="pct"/>
-            <w:tcBorders>
-              <w:top w:val="single" w:color="CCCCCC" w:sz="4" w:space="0"/>
-              <w:left w:val="single" w:color="CCCCCC" w:sz="4" w:space="0"/>
-              <w:bottom w:val="single" w:color="CCCCCC" w:sz="4" w:space="0"/>
-              <w:right w:val="single" w:color="CCCCCC" w:sz="4" w:space="0"/>
-            </w:tcBorders>
-            <w:shd w:val="clear"/>
-            <w:tcMar>
-              <w:top w:w="96" w:type="dxa"/>
-              <w:left w:w="96" w:type="dxa"/>
-              <w:bottom w:w="96" w:type="dxa"/>
-              <w:right w:w="96" w:type="dxa"/>
-            </w:tcMar>
-            <w:vAlign w:val="center"/>
-          </w:tcPr>
-          <w:p>
-            <w:pPr>
-              <w:keepNext w:val="0"/>
-              <w:keepLines w:val="0"/>
-              <w:widowControl/>
-              <w:suppressLineNumbers w:val="0"/>
-              <w:jc w:val="left"/>
-              <w:rPr>
-                <w:rFonts w:hint="eastAsia" w:ascii="微软雅黑" w:hAnsi="微软雅黑" w:eastAsia="微软雅黑" w:cs="微软雅黑"/>
-                <w:sz w:val="21"/>
-                <w:szCs w:val="22"/>
-              </w:rPr>
-            </w:pPr>
-            <w:r>
-              <w:rPr>
-                <w:rFonts w:hint="eastAsia" w:ascii="微软雅黑" w:hAnsi="微软雅黑" w:eastAsia="微软雅黑" w:cs="微软雅黑"/>
-                <w:kern w:val="0"/>
-                <w:sz w:val="21"/>
-                <w:szCs w:val="21"/>
-                <w:bdr w:val="none" w:color="auto" w:sz="0" w:space="0"/>
-                <w:lang w:val="en-US" w:eastAsia="zh-CN" w:bidi="ar"/>
-              </w:rPr>
-              <w:t>按 seq 对齐原始数据与预处理数据后写入行</w:t>
-            </w:r>
-          </w:p>
-        </w:tc>
-      </w:tr>
-      <w:tr>
-        <w:tblPrEx>
-          <w:tblBorders>
-            <w:top w:val="none" w:color="auto" w:sz="0" w:space="0"/>
-            <w:left w:val="none" w:color="auto" w:sz="0" w:space="0"/>
-            <w:bottom w:val="none" w:color="auto" w:sz="0" w:space="0"/>
-            <w:right w:val="none" w:color="auto" w:sz="0" w:space="0"/>
-            <w:insideH w:val="none" w:color="auto" w:sz="0" w:space="0"/>
-            <w:insideV w:val="none" w:color="auto" w:sz="0" w:space="0"/>
-          </w:tblBorders>
-          <w:shd w:val="clear"/>
-          <w:tblCellMar>
-            <w:top w:w="15" w:type="dxa"/>
-            <w:left w:w="15" w:type="dxa"/>
-            <w:bottom w:w="15" w:type="dxa"/>
-            <w:right w:w="15" w:type="dxa"/>
-          </w:tblCellMar>
-        </w:tblPrEx>
-        <w:trPr>
-          <w:trHeight w:val="3583" w:hRule="atLeast"/>
-        </w:trPr>
-        <w:tc>
-          <w:tcPr>
-            <w:tcW w:w="710" w:type="pct"/>
-            <w:tcBorders>
-              <w:top w:val="single" w:color="CCCCCC" w:sz="4" w:space="0"/>
-              <w:left w:val="single" w:color="CCCCCC" w:sz="4" w:space="0"/>
-              <w:bottom w:val="single" w:color="CCCCCC" w:sz="4" w:space="0"/>
-              <w:right w:val="single" w:color="CCCCCC" w:sz="4" w:space="0"/>
-            </w:tcBorders>
-            <w:shd w:val="clear"/>
-            <w:tcMar>
-              <w:top w:w="96" w:type="dxa"/>
-              <w:left w:w="96" w:type="dxa"/>
-              <w:bottom w:w="96" w:type="dxa"/>
-              <w:right w:w="96" w:type="dxa"/>
-            </w:tcMar>
-            <w:vAlign w:val="center"/>
-          </w:tcPr>
-          <w:p>
-            <w:pPr>
-              <w:keepNext w:val="0"/>
-              <w:keepLines w:val="0"/>
-              <w:widowControl/>
-              <w:suppressLineNumbers w:val="0"/>
-              <w:jc w:val="left"/>
-              <w:rPr>
-                <w:rFonts w:hint="eastAsia" w:ascii="微软雅黑" w:hAnsi="微软雅黑" w:eastAsia="微软雅黑" w:cs="微软雅黑"/>
-                <w:sz w:val="21"/>
-                <w:szCs w:val="22"/>
-              </w:rPr>
-            </w:pPr>
-            <w:r>
-              <w:rPr>
-                <w:rFonts w:hint="eastAsia" w:ascii="微软雅黑" w:hAnsi="微软雅黑" w:eastAsia="微软雅黑" w:cs="微软雅黑"/>
-                <w:kern w:val="0"/>
-                <w:sz w:val="21"/>
-                <w:szCs w:val="21"/>
-                <w:bdr w:val="none" w:color="auto" w:sz="0" w:space="0"/>
-                <w:lang w:val="en-US" w:eastAsia="zh-CN" w:bidi="ar"/>
-              </w:rPr>
-              <w:t>时域绘图缓存</w:t>
-            </w:r>
-          </w:p>
-        </w:tc>
-        <w:tc>
-          <w:tcPr>
-            <w:tcW w:w="1671" w:type="pct"/>
-            <w:tcBorders>
-              <w:top w:val="single" w:color="CCCCCC" w:sz="4" w:space="0"/>
-              <w:left w:val="single" w:color="CCCCCC" w:sz="4" w:space="0"/>
-              <w:bottom w:val="single" w:color="CCCCCC" w:sz="4" w:space="0"/>
-              <w:right w:val="single" w:color="CCCCCC" w:sz="4" w:space="0"/>
-            </w:tcBorders>
-            <w:shd w:val="clear"/>
-            <w:tcMar>
-              <w:top w:w="96" w:type="dxa"/>
-              <w:left w:w="96" w:type="dxa"/>
-              <w:bottom w:w="96" w:type="dxa"/>
-              <w:right w:w="96" w:type="dxa"/>
-            </w:tcMar>
-            <w:vAlign w:val="center"/>
-          </w:tcPr>
-          <w:p>
-            <w:pPr>
-              <w:keepNext w:val="0"/>
-              <w:keepLines w:val="0"/>
-              <w:widowControl/>
-              <w:suppressLineNumbers w:val="0"/>
-              <w:jc w:val="left"/>
-              <w:rPr>
-                <w:rFonts w:hint="eastAsia" w:ascii="微软雅黑" w:hAnsi="微软雅黑" w:eastAsia="微软雅黑" w:cs="微软雅黑"/>
-                <w:sz w:val="21"/>
-                <w:szCs w:val="22"/>
-              </w:rPr>
-            </w:pPr>
-            <w:r>
-              <w:rPr>
-                <w:rFonts w:hint="eastAsia" w:ascii="微软雅黑" w:hAnsi="微软雅黑" w:eastAsia="微软雅黑" w:cs="微软雅黑"/>
-                <w:kern w:val="0"/>
-                <w:sz w:val="21"/>
-                <w:szCs w:val="21"/>
-                <w:bdr w:val="none" w:color="auto" w:sz="0" w:space="0"/>
-                <w:lang w:val="en-US" w:eastAsia="zh-CN" w:bidi="ar"/>
-              </w:rPr>
-              <w:t>MainWindow::m_plotCache</w:t>
-            </w:r>
-          </w:p>
-        </w:tc>
-        <w:tc>
-          <w:tcPr>
-            <w:tcW w:w="1137" w:type="pct"/>
-            <w:tcBorders>
-              <w:top w:val="single" w:color="CCCCCC" w:sz="4" w:space="0"/>
-              <w:left w:val="single" w:color="CCCCCC" w:sz="4" w:space="0"/>
-              <w:bottom w:val="single" w:color="CCCCCC" w:sz="4" w:space="0"/>
-              <w:right w:val="single" w:color="CCCCCC" w:sz="4" w:space="0"/>
-            </w:tcBorders>
-            <w:shd w:val="clear"/>
-            <w:tcMar>
-              <w:top w:w="96" w:type="dxa"/>
-              <w:left w:w="96" w:type="dxa"/>
-              <w:bottom w:w="96" w:type="dxa"/>
-              <w:right w:w="96" w:type="dxa"/>
-            </w:tcMar>
-            <w:vAlign w:val="center"/>
-          </w:tcPr>
-          <w:p>
-            <w:pPr>
-              <w:keepNext w:val="0"/>
-              <w:keepLines w:val="0"/>
-              <w:widowControl/>
-              <w:suppressLineNumbers w:val="0"/>
-              <w:jc w:val="left"/>
-              <w:rPr>
-                <w:rFonts w:hint="eastAsia" w:ascii="微软雅黑" w:hAnsi="微软雅黑" w:eastAsia="微软雅黑" w:cs="微软雅黑"/>
-                <w:sz w:val="21"/>
-                <w:szCs w:val="22"/>
-              </w:rPr>
-            </w:pPr>
-            <w:r>
-              <w:rPr>
-                <w:rFonts w:hint="eastAsia" w:ascii="微软雅黑" w:hAnsi="微软雅黑" w:eastAsia="微软雅黑" w:cs="微软雅黑"/>
-                <w:kern w:val="0"/>
-                <w:sz w:val="21"/>
-                <w:szCs w:val="21"/>
-                <w:bdr w:val="none" w:color="auto" w:sz="0" w:space="0"/>
-                <w:lang w:val="en-US" w:eastAsia="zh-CN" w:bidi="ar"/>
-              </w:rPr>
-              <w:t>m_plotCacheMax=20000（仅用于坐标轴，不会自动截断）</w:t>
-            </w:r>
-          </w:p>
-        </w:tc>
-        <w:tc>
-          <w:tcPr>
-            <w:tcW w:w="695" w:type="pct"/>
-            <w:tcBorders>
-              <w:top w:val="single" w:color="CCCCCC" w:sz="4" w:space="0"/>
-              <w:left w:val="single" w:color="CCCCCC" w:sz="4" w:space="0"/>
-              <w:bottom w:val="single" w:color="CCCCCC" w:sz="4" w:space="0"/>
-              <w:right w:val="single" w:color="CCCCCC" w:sz="4" w:space="0"/>
-            </w:tcBorders>
-            <w:shd w:val="clear"/>
-            <w:tcMar>
-              <w:top w:w="96" w:type="dxa"/>
-              <w:left w:w="96" w:type="dxa"/>
-              <w:bottom w:w="96" w:type="dxa"/>
-              <w:right w:w="96" w:type="dxa"/>
-            </w:tcMar>
-            <w:vAlign w:val="center"/>
-          </w:tcPr>
-          <w:p>
-            <w:pPr>
-              <w:keepNext w:val="0"/>
-              <w:keepLines w:val="0"/>
-              <w:widowControl/>
-              <w:suppressLineNumbers w:val="0"/>
-              <w:jc w:val="left"/>
-              <w:rPr>
-                <w:rFonts w:hint="eastAsia" w:ascii="微软雅黑" w:hAnsi="微软雅黑" w:eastAsia="微软雅黑" w:cs="微软雅黑"/>
-                <w:sz w:val="21"/>
-                <w:szCs w:val="22"/>
-              </w:rPr>
-            </w:pPr>
-            <w:r>
-              <w:rPr>
-                <w:rFonts w:hint="eastAsia" w:ascii="微软雅黑" w:hAnsi="微软雅黑" w:eastAsia="微软雅黑" w:cs="微软雅黑"/>
-                <w:kern w:val="0"/>
-                <w:sz w:val="21"/>
-                <w:szCs w:val="21"/>
-                <w:bdr w:val="none" w:color="auto" w:sz="0" w:space="0"/>
-                <w:lang w:val="en-US" w:eastAsia="zh-CN" w:bidi="ar"/>
-              </w:rPr>
-              <w:t>主线程</w:t>
-            </w:r>
-          </w:p>
-        </w:tc>
-        <w:tc>
-          <w:tcPr>
-            <w:tcW w:w="785" w:type="pct"/>
-            <w:tcBorders>
-              <w:top w:val="single" w:color="CCCCCC" w:sz="4" w:space="0"/>
-              <w:left w:val="single" w:color="CCCCCC" w:sz="4" w:space="0"/>
-              <w:bottom w:val="single" w:color="CCCCCC" w:sz="4" w:space="0"/>
-              <w:right w:val="single" w:color="CCCCCC" w:sz="4" w:space="0"/>
-            </w:tcBorders>
-            <w:shd w:val="clear"/>
-            <w:tcMar>
-              <w:top w:w="96" w:type="dxa"/>
-              <w:left w:w="96" w:type="dxa"/>
-              <w:bottom w:w="96" w:type="dxa"/>
-              <w:right w:w="96" w:type="dxa"/>
-            </w:tcMar>
-            <w:vAlign w:val="center"/>
-          </w:tcPr>
-          <w:p>
-            <w:pPr>
-              <w:keepNext w:val="0"/>
-              <w:keepLines w:val="0"/>
-              <w:widowControl/>
-              <w:suppressLineNumbers w:val="0"/>
-              <w:jc w:val="left"/>
-              <w:rPr>
-                <w:rFonts w:hint="eastAsia" w:ascii="微软雅黑" w:hAnsi="微软雅黑" w:eastAsia="微软雅黑" w:cs="微软雅黑"/>
-                <w:sz w:val="21"/>
-                <w:szCs w:val="22"/>
-              </w:rPr>
-            </w:pPr>
-            <w:r>
-              <w:rPr>
-                <w:rFonts w:hint="eastAsia" w:ascii="微软雅黑" w:hAnsi="微软雅黑" w:eastAsia="微软雅黑" w:cs="微软雅黑"/>
-                <w:kern w:val="0"/>
-                <w:sz w:val="21"/>
-                <w:szCs w:val="21"/>
-                <w:bdr w:val="none" w:color="auto" w:sz="0" w:space="0"/>
-                <w:lang w:val="en-US" w:eastAsia="zh-CN" w:bidi="ar"/>
-              </w:rPr>
-              <w:t>存储预处理后波形数据，供 QCustomPlot 绘图</w:t>
-            </w:r>
-          </w:p>
-        </w:tc>
-      </w:tr>
-      <w:tr>
-        <w:tblPrEx>
-          <w:tblBorders>
-            <w:top w:val="none" w:color="auto" w:sz="0" w:space="0"/>
-            <w:left w:val="none" w:color="auto" w:sz="0" w:space="0"/>
-            <w:bottom w:val="none" w:color="auto" w:sz="0" w:space="0"/>
-            <w:right w:val="none" w:color="auto" w:sz="0" w:space="0"/>
-            <w:insideH w:val="none" w:color="auto" w:sz="0" w:space="0"/>
-            <w:insideV w:val="none" w:color="auto" w:sz="0" w:space="0"/>
-          </w:tblBorders>
-          <w:shd w:val="clear"/>
-          <w:tblCellMar>
-            <w:top w:w="15" w:type="dxa"/>
-            <w:left w:w="15" w:type="dxa"/>
-            <w:bottom w:w="15" w:type="dxa"/>
-            <w:right w:w="15" w:type="dxa"/>
-          </w:tblCellMar>
-        </w:tblPrEx>
-        <w:trPr>
-          <w:trHeight w:val="90" w:hRule="atLeast"/>
-        </w:trPr>
-        <w:tc>
-          <w:tcPr>
-            <w:tcW w:w="710" w:type="pct"/>
-            <w:tcBorders>
-              <w:top w:val="single" w:color="CCCCCC" w:sz="4" w:space="0"/>
-              <w:left w:val="single" w:color="CCCCCC" w:sz="4" w:space="0"/>
-              <w:bottom w:val="single" w:color="CCCCCC" w:sz="4" w:space="0"/>
-              <w:right w:val="single" w:color="CCCCCC" w:sz="4" w:space="0"/>
-            </w:tcBorders>
-            <w:shd w:val="clear"/>
-            <w:tcMar>
-              <w:top w:w="96" w:type="dxa"/>
-              <w:left w:w="96" w:type="dxa"/>
-              <w:bottom w:w="96" w:type="dxa"/>
-              <w:right w:w="96" w:type="dxa"/>
-            </w:tcMar>
-            <w:vAlign w:val="center"/>
-          </w:tcPr>
-          <w:p>
-            <w:pPr>
-              <w:keepNext w:val="0"/>
-              <w:keepLines w:val="0"/>
-              <w:widowControl/>
-              <w:suppressLineNumbers w:val="0"/>
-              <w:jc w:val="left"/>
-              <w:rPr>
-                <w:rFonts w:hint="eastAsia" w:ascii="微软雅黑" w:hAnsi="微软雅黑" w:eastAsia="微软雅黑" w:cs="微软雅黑"/>
-                <w:sz w:val="21"/>
-                <w:szCs w:val="22"/>
-              </w:rPr>
-            </w:pPr>
-            <w:r>
-              <w:rPr>
-                <w:rFonts w:hint="eastAsia" w:ascii="微软雅黑" w:hAnsi="微软雅黑" w:eastAsia="微软雅黑" w:cs="微软雅黑"/>
-                <w:kern w:val="0"/>
-                <w:sz w:val="21"/>
-                <w:szCs w:val="21"/>
-                <w:bdr w:val="none" w:color="auto" w:sz="0" w:space="0"/>
-                <w:lang w:val="en-US" w:eastAsia="zh-CN" w:bidi="ar"/>
-              </w:rPr>
-              <w:t>FFT / PSD 特征缓存</w:t>
-            </w:r>
-          </w:p>
-        </w:tc>
-        <w:tc>
-          <w:tcPr>
-            <w:tcW w:w="1671" w:type="pct"/>
-            <w:tcBorders>
-              <w:top w:val="single" w:color="CCCCCC" w:sz="4" w:space="0"/>
-              <w:left w:val="single" w:color="CCCCCC" w:sz="4" w:space="0"/>
-              <w:bottom w:val="single" w:color="CCCCCC" w:sz="4" w:space="0"/>
-              <w:right w:val="single" w:color="CCCCCC" w:sz="4" w:space="0"/>
-            </w:tcBorders>
-            <w:shd w:val="clear"/>
-            <w:tcMar>
-              <w:top w:w="96" w:type="dxa"/>
-              <w:left w:w="96" w:type="dxa"/>
-              <w:bottom w:w="96" w:type="dxa"/>
-              <w:right w:w="96" w:type="dxa"/>
-            </w:tcMar>
-            <w:vAlign w:val="center"/>
-          </w:tcPr>
-          <w:p>
-            <w:pPr>
-              <w:keepNext w:val="0"/>
-              <w:keepLines w:val="0"/>
-              <w:widowControl/>
-              <w:suppressLineNumbers w:val="0"/>
-              <w:jc w:val="left"/>
-              <w:rPr>
-                <w:rFonts w:hint="eastAsia" w:ascii="微软雅黑" w:hAnsi="微软雅黑" w:eastAsia="微软雅黑" w:cs="微软雅黑"/>
-                <w:sz w:val="21"/>
-                <w:szCs w:val="22"/>
-              </w:rPr>
-            </w:pPr>
-            <w:r>
-              <w:rPr>
-                <w:rFonts w:hint="eastAsia" w:ascii="微软雅黑" w:hAnsi="微软雅黑" w:eastAsia="微软雅黑" w:cs="微软雅黑"/>
-                <w:kern w:val="0"/>
-                <w:sz w:val="21"/>
-                <w:szCs w:val="21"/>
-                <w:bdr w:val="none" w:color="auto" w:sz="0" w:space="0"/>
-                <w:lang w:val="en-US" w:eastAsia="zh-CN" w:bidi="ar"/>
-              </w:rPr>
-              <w:t>m_fftCache / m_psdCache</w:t>
-            </w:r>
-          </w:p>
-        </w:tc>
-        <w:tc>
-          <w:tcPr>
-            <w:tcW w:w="1137" w:type="pct"/>
-            <w:tcBorders>
-              <w:top w:val="single" w:color="CCCCCC" w:sz="4" w:space="0"/>
-              <w:left w:val="single" w:color="CCCCCC" w:sz="4" w:space="0"/>
-              <w:bottom w:val="single" w:color="CCCCCC" w:sz="4" w:space="0"/>
-              <w:right w:val="single" w:color="CCCCCC" w:sz="4" w:space="0"/>
-            </w:tcBorders>
-            <w:shd w:val="clear"/>
-            <w:tcMar>
-              <w:top w:w="96" w:type="dxa"/>
-              <w:left w:w="96" w:type="dxa"/>
-              <w:bottom w:w="96" w:type="dxa"/>
-              <w:right w:w="96" w:type="dxa"/>
-            </w:tcMar>
-            <w:vAlign w:val="center"/>
-          </w:tcPr>
-          <w:p>
-            <w:pPr>
-              <w:keepNext w:val="0"/>
-              <w:keepLines w:val="0"/>
-              <w:widowControl/>
-              <w:suppressLineNumbers w:val="0"/>
-              <w:jc w:val="left"/>
-              <w:rPr>
-                <w:rFonts w:hint="eastAsia" w:ascii="微软雅黑" w:hAnsi="微软雅黑" w:eastAsia="微软雅黑" w:cs="微软雅黑"/>
-                <w:sz w:val="21"/>
-                <w:szCs w:val="22"/>
-              </w:rPr>
-            </w:pPr>
-            <w:r>
-              <w:rPr>
-                <w:rFonts w:hint="eastAsia" w:ascii="微软雅黑" w:hAnsi="微软雅黑" w:eastAsia="微软雅黑" w:cs="微软雅黑"/>
-                <w:kern w:val="0"/>
-                <w:sz w:val="21"/>
-                <w:szCs w:val="21"/>
-                <w:bdr w:val="none" w:color="auto" w:sz="0" w:space="0"/>
-                <w:lang w:val="en-US" w:eastAsia="zh-CN" w:bidi="ar"/>
-              </w:rPr>
-              <w:t>最多 512 个点（m_featureCacheMax）</w:t>
-            </w:r>
-          </w:p>
-        </w:tc>
-        <w:tc>
-          <w:tcPr>
-            <w:tcW w:w="695" w:type="pct"/>
-            <w:tcBorders>
-              <w:top w:val="single" w:color="CCCCCC" w:sz="4" w:space="0"/>
-              <w:left w:val="single" w:color="CCCCCC" w:sz="4" w:space="0"/>
-              <w:bottom w:val="single" w:color="CCCCCC" w:sz="4" w:space="0"/>
-              <w:right w:val="single" w:color="CCCCCC" w:sz="4" w:space="0"/>
-            </w:tcBorders>
-            <w:shd w:val="clear"/>
-            <w:tcMar>
-              <w:top w:w="96" w:type="dxa"/>
-              <w:left w:w="96" w:type="dxa"/>
-              <w:bottom w:w="96" w:type="dxa"/>
-              <w:right w:w="96" w:type="dxa"/>
-            </w:tcMar>
-            <w:vAlign w:val="center"/>
-          </w:tcPr>
-          <w:p>
-            <w:pPr>
-              <w:keepNext w:val="0"/>
-              <w:keepLines w:val="0"/>
-              <w:widowControl/>
-              <w:suppressLineNumbers w:val="0"/>
-              <w:jc w:val="left"/>
-              <w:rPr>
-                <w:rFonts w:hint="eastAsia" w:ascii="微软雅黑" w:hAnsi="微软雅黑" w:eastAsia="微软雅黑" w:cs="微软雅黑"/>
-                <w:sz w:val="21"/>
-                <w:szCs w:val="22"/>
-              </w:rPr>
-            </w:pPr>
-            <w:r>
-              <w:rPr>
-                <w:rFonts w:hint="eastAsia" w:ascii="微软雅黑" w:hAnsi="微软雅黑" w:eastAsia="微软雅黑" w:cs="微软雅黑"/>
-                <w:kern w:val="0"/>
-                <w:sz w:val="21"/>
-                <w:szCs w:val="21"/>
-                <w:bdr w:val="none" w:color="auto" w:sz="0" w:space="0"/>
-                <w:lang w:val="en-US" w:eastAsia="zh-CN" w:bidi="ar"/>
-              </w:rPr>
-              <w:t>主线程</w:t>
-            </w:r>
-          </w:p>
-        </w:tc>
-        <w:tc>
-          <w:tcPr>
-            <w:tcW w:w="785" w:type="pct"/>
-            <w:tcBorders>
-              <w:top w:val="single" w:color="CCCCCC" w:sz="4" w:space="0"/>
-              <w:left w:val="single" w:color="CCCCCC" w:sz="4" w:space="0"/>
-              <w:bottom w:val="single" w:color="CCCCCC" w:sz="4" w:space="0"/>
-              <w:right w:val="single" w:color="CCCCCC" w:sz="4" w:space="0"/>
-            </w:tcBorders>
-            <w:shd w:val="clear"/>
-            <w:tcMar>
-              <w:top w:w="96" w:type="dxa"/>
-              <w:left w:w="96" w:type="dxa"/>
-              <w:bottom w:w="96" w:type="dxa"/>
-              <w:right w:w="96" w:type="dxa"/>
-            </w:tcMar>
-            <w:vAlign w:val="center"/>
-          </w:tcPr>
-          <w:p>
-            <w:pPr>
-              <w:keepNext w:val="0"/>
-              <w:keepLines w:val="0"/>
-              <w:widowControl/>
-              <w:suppressLineNumbers w:val="0"/>
-              <w:jc w:val="left"/>
-              <w:rPr>
-                <w:rFonts w:hint="eastAsia" w:ascii="微软雅黑" w:hAnsi="微软雅黑" w:eastAsia="微软雅黑" w:cs="微软雅黑"/>
-                <w:sz w:val="21"/>
-                <w:szCs w:val="22"/>
-              </w:rPr>
-            </w:pPr>
-            <w:r>
-              <w:rPr>
-                <w:rFonts w:hint="eastAsia" w:ascii="微软雅黑" w:hAnsi="微软雅黑" w:eastAsia="微软雅黑" w:cs="微软雅黑"/>
-                <w:kern w:val="0"/>
-                <w:sz w:val="21"/>
-                <w:szCs w:val="21"/>
-                <w:bdr w:val="none" w:color="auto" w:sz="0" w:space="0"/>
-                <w:lang w:val="en-US" w:eastAsia="zh-CN" w:bidi="ar"/>
-              </w:rPr>
-              <w:t>用于频谱图、频段功率图显示</w:t>
             </w:r>
           </w:p>
         </w:tc>
@@ -17004,7 +15698,7 @@
               <w:bottom w:val="single" w:color="CCCCCC" w:sz="4" w:space="0"/>
               <w:right w:val="single" w:color="CCCCCC" w:sz="4" w:space="0"/>
             </w:tcBorders>
-            <w:shd w:val="clear"/>
+            <w:shd w:val="clear" w:color="auto" w:fill="auto"/>
             <w:tcMar>
               <w:top w:w="96" w:type="dxa"/>
               <w:left w:w="96" w:type="dxa"/>
@@ -17032,10 +15726,9 @@
                 <w:kern w:val="0"/>
                 <w:sz w:val="21"/>
                 <w:szCs w:val="21"/>
-                <w:bdr w:val="none" w:color="auto" w:sz="0" w:space="0"/>
                 <w:lang w:val="en-US" w:eastAsia="zh-CN" w:bidi="ar"/>
               </w:rPr>
-              <w:t>UI 文本日志</w:t>
+              <w:t>串口读缓冲</w:t>
             </w:r>
           </w:p>
         </w:tc>
@@ -17048,7 +15741,7 @@
               <w:bottom w:val="single" w:color="CCCCCC" w:sz="4" w:space="0"/>
               <w:right w:val="single" w:color="CCCCCC" w:sz="4" w:space="0"/>
             </w:tcBorders>
-            <w:shd w:val="clear"/>
+            <w:shd w:val="clear" w:color="auto" w:fill="auto"/>
             <w:tcMar>
               <w:top w:w="96" w:type="dxa"/>
               <w:left w:w="96" w:type="dxa"/>
@@ -17076,10 +15769,9 @@
                 <w:kern w:val="0"/>
                 <w:sz w:val="21"/>
                 <w:szCs w:val="21"/>
-                <w:bdr w:val="none" w:color="auto" w:sz="0" w:space="0"/>
                 <w:lang w:val="en-US" w:eastAsia="zh-CN" w:bidi="ar"/>
               </w:rPr>
-              <w:t>QPlainTextEdit</w:t>
+              <w:t>QSerialPort + SerialPortConfig::readBufferSize</w:t>
             </w:r>
           </w:p>
         </w:tc>
@@ -17092,7 +15784,7 @@
               <w:bottom w:val="single" w:color="CCCCCC" w:sz="4" w:space="0"/>
               <w:right w:val="single" w:color="CCCCCC" w:sz="4" w:space="0"/>
             </w:tcBorders>
-            <w:shd w:val="clear"/>
+            <w:shd w:val="clear" w:color="auto" w:fill="auto"/>
             <w:tcMar>
               <w:top w:w="96" w:type="dxa"/>
               <w:left w:w="96" w:type="dxa"/>
@@ -17120,10 +15812,9 @@
                 <w:kern w:val="0"/>
                 <w:sz w:val="21"/>
                 <w:szCs w:val="21"/>
-                <w:bdr w:val="none" w:color="auto" w:sz="0" w:space="0"/>
                 <w:lang w:val="en-US" w:eastAsia="zh-CN" w:bidi="ar"/>
               </w:rPr>
-              <w:t>最多 1500 段</w:t>
+              <w:t>32 KB（配置项）</w:t>
             </w:r>
           </w:p>
         </w:tc>
@@ -17136,7 +15827,7 @@
               <w:bottom w:val="single" w:color="CCCCCC" w:sz="4" w:space="0"/>
               <w:right w:val="single" w:color="CCCCCC" w:sz="4" w:space="0"/>
             </w:tcBorders>
-            <w:shd w:val="clear"/>
+            <w:shd w:val="clear" w:color="auto" w:fill="auto"/>
             <w:tcMar>
               <w:top w:w="96" w:type="dxa"/>
               <w:left w:w="96" w:type="dxa"/>
@@ -17164,10 +15855,9 @@
                 <w:kern w:val="0"/>
                 <w:sz w:val="21"/>
                 <w:szCs w:val="21"/>
-                <w:bdr w:val="none" w:color="auto" w:sz="0" w:space="0"/>
                 <w:lang w:val="en-US" w:eastAsia="zh-CN" w:bidi="ar"/>
               </w:rPr>
-              <w:t>主线程</w:t>
+              <w:t>采集相关</w:t>
             </w:r>
           </w:p>
         </w:tc>
@@ -17180,7 +15870,7 @@
               <w:bottom w:val="single" w:color="CCCCCC" w:sz="4" w:space="0"/>
               <w:right w:val="single" w:color="CCCCCC" w:sz="4" w:space="0"/>
             </w:tcBorders>
-            <w:shd w:val="clear"/>
+            <w:shd w:val="clear" w:color="auto" w:fill="auto"/>
             <w:tcMar>
               <w:top w:w="96" w:type="dxa"/>
               <w:left w:w="96" w:type="dxa"/>
@@ -17208,7 +15898,1659 @@
                 <w:kern w:val="0"/>
                 <w:sz w:val="21"/>
                 <w:szCs w:val="21"/>
-                <w:bdr w:val="none" w:color="auto" w:sz="0" w:space="0"/>
+                <w:lang w:val="en-US" w:eastAsia="zh-CN" w:bidi="ar"/>
+              </w:rPr>
+              <w:t>操作系统 / 驱动层批量读取串口数据</w:t>
+            </w:r>
+          </w:p>
+        </w:tc>
+      </w:tr>
+      <w:tr>
+        <w:tblPrEx>
+          <w:tblBorders>
+            <w:top w:val="none" w:color="auto" w:sz="0" w:space="0"/>
+            <w:left w:val="none" w:color="auto" w:sz="0" w:space="0"/>
+            <w:bottom w:val="none" w:color="auto" w:sz="0" w:space="0"/>
+            <w:right w:val="none" w:color="auto" w:sz="0" w:space="0"/>
+            <w:insideH w:val="none" w:color="auto" w:sz="0" w:space="0"/>
+            <w:insideV w:val="none" w:color="auto" w:sz="0" w:space="0"/>
+          </w:tblBorders>
+          <w:shd w:val="clear" w:color="auto" w:fill="auto"/>
+          <w:tblCellMar>
+            <w:top w:w="15" w:type="dxa"/>
+            <w:left w:w="15" w:type="dxa"/>
+            <w:bottom w:w="15" w:type="dxa"/>
+            <w:right w:w="15" w:type="dxa"/>
+          </w:tblCellMar>
+        </w:tblPrEx>
+        <w:trPr>
+          <w:trHeight w:val="2388" w:hRule="atLeast"/>
+        </w:trPr>
+        <w:tc>
+          <w:tcPr>
+            <w:tcW w:w="710" w:type="pct"/>
+            <w:tcBorders>
+              <w:top w:val="single" w:color="CCCCCC" w:sz="4" w:space="0"/>
+              <w:left w:val="single" w:color="CCCCCC" w:sz="4" w:space="0"/>
+              <w:bottom w:val="single" w:color="CCCCCC" w:sz="4" w:space="0"/>
+              <w:right w:val="single" w:color="CCCCCC" w:sz="4" w:space="0"/>
+            </w:tcBorders>
+            <w:shd w:val="clear" w:color="auto" w:fill="auto"/>
+            <w:tcMar>
+              <w:top w:w="96" w:type="dxa"/>
+              <w:left w:w="96" w:type="dxa"/>
+              <w:bottom w:w="96" w:type="dxa"/>
+              <w:right w:w="96" w:type="dxa"/>
+            </w:tcMar>
+            <w:vAlign w:val="center"/>
+          </w:tcPr>
+          <w:p>
+            <w:pPr>
+              <w:keepNext w:val="0"/>
+              <w:keepLines w:val="0"/>
+              <w:widowControl/>
+              <w:suppressLineNumbers w:val="0"/>
+              <w:jc w:val="left"/>
+              <w:rPr>
+                <w:rFonts w:hint="eastAsia" w:ascii="微软雅黑" w:hAnsi="微软雅黑" w:eastAsia="微软雅黑" w:cs="微软雅黑"/>
+                <w:sz w:val="21"/>
+                <w:szCs w:val="22"/>
+              </w:rPr>
+            </w:pPr>
+            <w:r>
+              <w:rPr>
+                <w:rFonts w:hint="eastAsia" w:ascii="微软雅黑" w:hAnsi="微软雅黑" w:eastAsia="微软雅黑" w:cs="微软雅黑"/>
+                <w:kern w:val="0"/>
+                <w:sz w:val="21"/>
+                <w:szCs w:val="21"/>
+                <w:lang w:val="en-US" w:eastAsia="zh-CN" w:bidi="ar"/>
+              </w:rPr>
+              <w:t>组帧字节缓冲</w:t>
+            </w:r>
+          </w:p>
+        </w:tc>
+        <w:tc>
+          <w:tcPr>
+            <w:tcW w:w="1671" w:type="pct"/>
+            <w:tcBorders>
+              <w:top w:val="single" w:color="CCCCCC" w:sz="4" w:space="0"/>
+              <w:left w:val="single" w:color="CCCCCC" w:sz="4" w:space="0"/>
+              <w:bottom w:val="single" w:color="CCCCCC" w:sz="4" w:space="0"/>
+              <w:right w:val="single" w:color="CCCCCC" w:sz="4" w:space="0"/>
+            </w:tcBorders>
+            <w:shd w:val="clear" w:color="auto" w:fill="auto"/>
+            <w:tcMar>
+              <w:top w:w="96" w:type="dxa"/>
+              <w:left w:w="96" w:type="dxa"/>
+              <w:bottom w:w="96" w:type="dxa"/>
+              <w:right w:w="96" w:type="dxa"/>
+            </w:tcMar>
+            <w:vAlign w:val="center"/>
+          </w:tcPr>
+          <w:p>
+            <w:pPr>
+              <w:keepNext w:val="0"/>
+              <w:keepLines w:val="0"/>
+              <w:widowControl/>
+              <w:suppressLineNumbers w:val="0"/>
+              <w:jc w:val="left"/>
+              <w:rPr>
+                <w:rFonts w:hint="eastAsia" w:ascii="微软雅黑" w:hAnsi="微软雅黑" w:eastAsia="微软雅黑" w:cs="微软雅黑"/>
+                <w:sz w:val="21"/>
+                <w:szCs w:val="22"/>
+              </w:rPr>
+            </w:pPr>
+            <w:r>
+              <w:rPr>
+                <w:rFonts w:hint="eastAsia" w:ascii="微软雅黑" w:hAnsi="微软雅黑" w:eastAsia="微软雅黑" w:cs="微软雅黑"/>
+                <w:kern w:val="0"/>
+                <w:sz w:val="21"/>
+                <w:szCs w:val="21"/>
+                <w:lang w:val="en-US" w:eastAsia="zh-CN" w:bidi="ar"/>
+              </w:rPr>
+              <w:t>ThinkGearFrameAssembler::m_rxBuffer</w:t>
+            </w:r>
+          </w:p>
+        </w:tc>
+        <w:tc>
+          <w:tcPr>
+            <w:tcW w:w="1137" w:type="pct"/>
+            <w:tcBorders>
+              <w:top w:val="single" w:color="CCCCCC" w:sz="4" w:space="0"/>
+              <w:left w:val="single" w:color="CCCCCC" w:sz="4" w:space="0"/>
+              <w:bottom w:val="single" w:color="CCCCCC" w:sz="4" w:space="0"/>
+              <w:right w:val="single" w:color="CCCCCC" w:sz="4" w:space="0"/>
+            </w:tcBorders>
+            <w:shd w:val="clear" w:color="auto" w:fill="auto"/>
+            <w:tcMar>
+              <w:top w:w="96" w:type="dxa"/>
+              <w:left w:w="96" w:type="dxa"/>
+              <w:bottom w:w="96" w:type="dxa"/>
+              <w:right w:w="96" w:type="dxa"/>
+            </w:tcMar>
+            <w:vAlign w:val="center"/>
+          </w:tcPr>
+          <w:p>
+            <w:pPr>
+              <w:keepNext w:val="0"/>
+              <w:keepLines w:val="0"/>
+              <w:widowControl/>
+              <w:suppressLineNumbers w:val="0"/>
+              <w:jc w:val="left"/>
+              <w:rPr>
+                <w:rFonts w:hint="eastAsia" w:ascii="微软雅黑" w:hAnsi="微软雅黑" w:eastAsia="微软雅黑" w:cs="微软雅黑"/>
+                <w:sz w:val="21"/>
+                <w:szCs w:val="22"/>
+              </w:rPr>
+            </w:pPr>
+            <w:r>
+              <w:rPr>
+                <w:rFonts w:hint="eastAsia" w:ascii="微软雅黑" w:hAnsi="微软雅黑" w:eastAsia="微软雅黑" w:cs="微软雅黑"/>
+                <w:kern w:val="0"/>
+                <w:sz w:val="21"/>
+                <w:szCs w:val="21"/>
+                <w:lang w:val="en-US" w:eastAsia="zh-CN" w:bidi="ar"/>
+              </w:rPr>
+              <w:t>超过 64 KB 整段清空并计数溢出</w:t>
+            </w:r>
+          </w:p>
+        </w:tc>
+        <w:tc>
+          <w:tcPr>
+            <w:tcW w:w="695" w:type="pct"/>
+            <w:tcBorders>
+              <w:top w:val="single" w:color="CCCCCC" w:sz="4" w:space="0"/>
+              <w:left w:val="single" w:color="CCCCCC" w:sz="4" w:space="0"/>
+              <w:bottom w:val="single" w:color="CCCCCC" w:sz="4" w:space="0"/>
+              <w:right w:val="single" w:color="CCCCCC" w:sz="4" w:space="0"/>
+            </w:tcBorders>
+            <w:shd w:val="clear" w:color="auto" w:fill="auto"/>
+            <w:tcMar>
+              <w:top w:w="96" w:type="dxa"/>
+              <w:left w:w="96" w:type="dxa"/>
+              <w:bottom w:w="96" w:type="dxa"/>
+              <w:right w:w="96" w:type="dxa"/>
+            </w:tcMar>
+            <w:vAlign w:val="center"/>
+          </w:tcPr>
+          <w:p>
+            <w:pPr>
+              <w:keepNext w:val="0"/>
+              <w:keepLines w:val="0"/>
+              <w:widowControl/>
+              <w:suppressLineNumbers w:val="0"/>
+              <w:jc w:val="left"/>
+              <w:rPr>
+                <w:rFonts w:hint="eastAsia" w:ascii="微软雅黑" w:hAnsi="微软雅黑" w:eastAsia="微软雅黑" w:cs="微软雅黑"/>
+                <w:sz w:val="21"/>
+                <w:szCs w:val="22"/>
+              </w:rPr>
+            </w:pPr>
+            <w:r>
+              <w:rPr>
+                <w:rFonts w:hint="eastAsia" w:ascii="微软雅黑" w:hAnsi="微软雅黑" w:eastAsia="微软雅黑" w:cs="微软雅黑"/>
+                <w:kern w:val="0"/>
+                <w:sz w:val="21"/>
+                <w:szCs w:val="21"/>
+                <w:lang w:val="en-US" w:eastAsia="zh-CN" w:bidi="ar"/>
+              </w:rPr>
+              <w:t>采集</w:t>
+            </w:r>
+          </w:p>
+        </w:tc>
+        <w:tc>
+          <w:tcPr>
+            <w:tcW w:w="785" w:type="pct"/>
+            <w:tcBorders>
+              <w:top w:val="single" w:color="CCCCCC" w:sz="4" w:space="0"/>
+              <w:left w:val="single" w:color="CCCCCC" w:sz="4" w:space="0"/>
+              <w:bottom w:val="single" w:color="CCCCCC" w:sz="4" w:space="0"/>
+              <w:right w:val="single" w:color="CCCCCC" w:sz="4" w:space="0"/>
+            </w:tcBorders>
+            <w:shd w:val="clear" w:color="auto" w:fill="auto"/>
+            <w:tcMar>
+              <w:top w:w="96" w:type="dxa"/>
+              <w:left w:w="96" w:type="dxa"/>
+              <w:bottom w:w="96" w:type="dxa"/>
+              <w:right w:w="96" w:type="dxa"/>
+            </w:tcMar>
+            <w:vAlign w:val="center"/>
+          </w:tcPr>
+          <w:p>
+            <w:pPr>
+              <w:keepNext w:val="0"/>
+              <w:keepLines w:val="0"/>
+              <w:widowControl/>
+              <w:suppressLineNumbers w:val="0"/>
+              <w:jc w:val="left"/>
+              <w:rPr>
+                <w:rFonts w:hint="eastAsia" w:ascii="微软雅黑" w:hAnsi="微软雅黑" w:eastAsia="微软雅黑" w:cs="微软雅黑"/>
+                <w:sz w:val="21"/>
+                <w:szCs w:val="22"/>
+              </w:rPr>
+            </w:pPr>
+            <w:r>
+              <w:rPr>
+                <w:rFonts w:hint="eastAsia" w:ascii="微软雅黑" w:hAnsi="微软雅黑" w:eastAsia="微软雅黑" w:cs="微软雅黑"/>
+                <w:kern w:val="0"/>
+                <w:sz w:val="21"/>
+                <w:szCs w:val="21"/>
+                <w:lang w:val="en-US" w:eastAsia="zh-CN" w:bidi="ar"/>
+              </w:rPr>
+              <w:t>处理粘包 / 半包，拼接完整 ThinkGear 帧</w:t>
+            </w:r>
+          </w:p>
+        </w:tc>
+      </w:tr>
+      <w:tr>
+        <w:tblPrEx>
+          <w:tblBorders>
+            <w:top w:val="none" w:color="auto" w:sz="0" w:space="0"/>
+            <w:left w:val="none" w:color="auto" w:sz="0" w:space="0"/>
+            <w:bottom w:val="none" w:color="auto" w:sz="0" w:space="0"/>
+            <w:right w:val="none" w:color="auto" w:sz="0" w:space="0"/>
+            <w:insideH w:val="none" w:color="auto" w:sz="0" w:space="0"/>
+            <w:insideV w:val="none" w:color="auto" w:sz="0" w:space="0"/>
+          </w:tblBorders>
+          <w:shd w:val="clear" w:color="auto" w:fill="auto"/>
+          <w:tblCellMar>
+            <w:top w:w="15" w:type="dxa"/>
+            <w:left w:w="15" w:type="dxa"/>
+            <w:bottom w:w="15" w:type="dxa"/>
+            <w:right w:w="15" w:type="dxa"/>
+          </w:tblCellMar>
+        </w:tblPrEx>
+        <w:tc>
+          <w:tcPr>
+            <w:tcW w:w="710" w:type="pct"/>
+            <w:tcBorders>
+              <w:top w:val="single" w:color="CCCCCC" w:sz="4" w:space="0"/>
+              <w:left w:val="single" w:color="CCCCCC" w:sz="4" w:space="0"/>
+              <w:bottom w:val="single" w:color="CCCCCC" w:sz="4" w:space="0"/>
+              <w:right w:val="single" w:color="CCCCCC" w:sz="4" w:space="0"/>
+            </w:tcBorders>
+            <w:shd w:val="clear" w:color="auto" w:fill="auto"/>
+            <w:tcMar>
+              <w:top w:w="96" w:type="dxa"/>
+              <w:left w:w="96" w:type="dxa"/>
+              <w:bottom w:w="96" w:type="dxa"/>
+              <w:right w:w="96" w:type="dxa"/>
+            </w:tcMar>
+            <w:vAlign w:val="center"/>
+          </w:tcPr>
+          <w:p>
+            <w:pPr>
+              <w:keepNext w:val="0"/>
+              <w:keepLines w:val="0"/>
+              <w:widowControl/>
+              <w:suppressLineNumbers w:val="0"/>
+              <w:jc w:val="left"/>
+              <w:rPr>
+                <w:rFonts w:hint="eastAsia" w:ascii="微软雅黑" w:hAnsi="微软雅黑" w:eastAsia="微软雅黑" w:cs="微软雅黑"/>
+                <w:sz w:val="21"/>
+                <w:szCs w:val="22"/>
+              </w:rPr>
+            </w:pPr>
+            <w:r>
+              <w:rPr>
+                <w:rFonts w:hint="eastAsia" w:ascii="微软雅黑" w:hAnsi="微软雅黑" w:eastAsia="微软雅黑" w:cs="微软雅黑"/>
+                <w:kern w:val="0"/>
+                <w:sz w:val="21"/>
+                <w:szCs w:val="21"/>
+                <w:lang w:val="en-US" w:eastAsia="zh-CN" w:bidi="ar"/>
+              </w:rPr>
+              <w:t>算法环形缓冲</w:t>
+            </w:r>
+          </w:p>
+        </w:tc>
+        <w:tc>
+          <w:tcPr>
+            <w:tcW w:w="1671" w:type="pct"/>
+            <w:tcBorders>
+              <w:top w:val="single" w:color="CCCCCC" w:sz="4" w:space="0"/>
+              <w:left w:val="single" w:color="CCCCCC" w:sz="4" w:space="0"/>
+              <w:bottom w:val="single" w:color="CCCCCC" w:sz="4" w:space="0"/>
+              <w:right w:val="single" w:color="CCCCCC" w:sz="4" w:space="0"/>
+            </w:tcBorders>
+            <w:shd w:val="clear" w:color="auto" w:fill="auto"/>
+            <w:tcMar>
+              <w:top w:w="96" w:type="dxa"/>
+              <w:left w:w="96" w:type="dxa"/>
+              <w:bottom w:w="96" w:type="dxa"/>
+              <w:right w:w="96" w:type="dxa"/>
+            </w:tcMar>
+            <w:vAlign w:val="center"/>
+          </w:tcPr>
+          <w:p>
+            <w:pPr>
+              <w:keepNext w:val="0"/>
+              <w:keepLines w:val="0"/>
+              <w:widowControl/>
+              <w:suppressLineNumbers w:val="0"/>
+              <w:jc w:val="left"/>
+              <w:rPr>
+                <w:rFonts w:hint="eastAsia" w:ascii="微软雅黑" w:hAnsi="微软雅黑" w:eastAsia="微软雅黑" w:cs="微软雅黑"/>
+                <w:sz w:val="21"/>
+                <w:szCs w:val="22"/>
+              </w:rPr>
+            </w:pPr>
+            <w:r>
+              <w:rPr>
+                <w:rFonts w:hint="eastAsia" w:ascii="微软雅黑" w:hAnsi="微软雅黑" w:eastAsia="微软雅黑" w:cs="微软雅黑"/>
+                <w:kern w:val="0"/>
+                <w:sz w:val="21"/>
+                <w:szCs w:val="21"/>
+                <w:lang w:val="en-US" w:eastAsia="zh-CN" w:bidi="ar"/>
+              </w:rPr>
+              <w:t>PictureAndALgBuffer（AlgorithmEngine::m_buf）</w:t>
+            </w:r>
+          </w:p>
+        </w:tc>
+        <w:tc>
+          <w:tcPr>
+            <w:tcW w:w="1137" w:type="pct"/>
+            <w:tcBorders>
+              <w:top w:val="single" w:color="CCCCCC" w:sz="4" w:space="0"/>
+              <w:left w:val="single" w:color="CCCCCC" w:sz="4" w:space="0"/>
+              <w:bottom w:val="single" w:color="CCCCCC" w:sz="4" w:space="0"/>
+              <w:right w:val="single" w:color="CCCCCC" w:sz="4" w:space="0"/>
+            </w:tcBorders>
+            <w:shd w:val="clear" w:color="auto" w:fill="auto"/>
+            <w:tcMar>
+              <w:top w:w="96" w:type="dxa"/>
+              <w:left w:w="96" w:type="dxa"/>
+              <w:bottom w:w="96" w:type="dxa"/>
+              <w:right w:w="96" w:type="dxa"/>
+            </w:tcMar>
+            <w:vAlign w:val="center"/>
+          </w:tcPr>
+          <w:p>
+            <w:pPr>
+              <w:keepNext w:val="0"/>
+              <w:keepLines w:val="0"/>
+              <w:widowControl/>
+              <w:suppressLineNumbers w:val="0"/>
+              <w:jc w:val="left"/>
+              <w:rPr>
+                <w:rFonts w:hint="eastAsia" w:ascii="微软雅黑" w:hAnsi="微软雅黑" w:eastAsia="微软雅黑" w:cs="微软雅黑"/>
+                <w:sz w:val="21"/>
+                <w:szCs w:val="22"/>
+              </w:rPr>
+            </w:pPr>
+            <w:r>
+              <w:rPr>
+                <w:rFonts w:hint="eastAsia" w:ascii="微软雅黑" w:hAnsi="微软雅黑" w:eastAsia="微软雅黑" w:cs="微软雅黑"/>
+                <w:kern w:val="0"/>
+                <w:sz w:val="21"/>
+                <w:szCs w:val="21"/>
+                <w:lang w:val="en-US" w:eastAsia="zh-CN" w:bidi="ar"/>
+              </w:rPr>
+              <w:t>128×80 = 10240 个 RawSample</w:t>
+            </w:r>
+          </w:p>
+        </w:tc>
+        <w:tc>
+          <w:tcPr>
+            <w:tcW w:w="695" w:type="pct"/>
+            <w:tcBorders>
+              <w:top w:val="single" w:color="CCCCCC" w:sz="4" w:space="0"/>
+              <w:left w:val="single" w:color="CCCCCC" w:sz="4" w:space="0"/>
+              <w:bottom w:val="single" w:color="CCCCCC" w:sz="4" w:space="0"/>
+              <w:right w:val="single" w:color="CCCCCC" w:sz="4" w:space="0"/>
+            </w:tcBorders>
+            <w:shd w:val="clear" w:color="auto" w:fill="auto"/>
+            <w:tcMar>
+              <w:top w:w="96" w:type="dxa"/>
+              <w:left w:w="96" w:type="dxa"/>
+              <w:bottom w:w="96" w:type="dxa"/>
+              <w:right w:w="96" w:type="dxa"/>
+            </w:tcMar>
+            <w:vAlign w:val="center"/>
+          </w:tcPr>
+          <w:p>
+            <w:pPr>
+              <w:keepNext w:val="0"/>
+              <w:keepLines w:val="0"/>
+              <w:widowControl/>
+              <w:suppressLineNumbers w:val="0"/>
+              <w:jc w:val="left"/>
+              <w:rPr>
+                <w:rFonts w:hint="eastAsia" w:ascii="微软雅黑" w:hAnsi="微软雅黑" w:eastAsia="微软雅黑" w:cs="微软雅黑"/>
+                <w:sz w:val="21"/>
+                <w:szCs w:val="22"/>
+              </w:rPr>
+            </w:pPr>
+            <w:r>
+              <w:rPr>
+                <w:rFonts w:hint="eastAsia" w:ascii="微软雅黑" w:hAnsi="微软雅黑" w:eastAsia="微软雅黑" w:cs="微软雅黑"/>
+                <w:kern w:val="0"/>
+                <w:sz w:val="21"/>
+                <w:szCs w:val="21"/>
+                <w:lang w:val="en-US" w:eastAsia="zh-CN" w:bidi="ar"/>
+              </w:rPr>
+              <w:t>算法</w:t>
+            </w:r>
+          </w:p>
+        </w:tc>
+        <w:tc>
+          <w:tcPr>
+            <w:tcW w:w="785" w:type="pct"/>
+            <w:tcBorders>
+              <w:top w:val="single" w:color="CCCCCC" w:sz="4" w:space="0"/>
+              <w:left w:val="single" w:color="CCCCCC" w:sz="4" w:space="0"/>
+              <w:bottom w:val="single" w:color="CCCCCC" w:sz="4" w:space="0"/>
+              <w:right w:val="single" w:color="CCCCCC" w:sz="4" w:space="0"/>
+            </w:tcBorders>
+            <w:shd w:val="clear" w:color="auto" w:fill="auto"/>
+            <w:tcMar>
+              <w:top w:w="96" w:type="dxa"/>
+              <w:left w:w="96" w:type="dxa"/>
+              <w:bottom w:w="96" w:type="dxa"/>
+              <w:right w:w="96" w:type="dxa"/>
+            </w:tcMar>
+            <w:vAlign w:val="center"/>
+          </w:tcPr>
+          <w:p>
+            <w:pPr>
+              <w:keepNext w:val="0"/>
+              <w:keepLines w:val="0"/>
+              <w:widowControl/>
+              <w:suppressLineNumbers w:val="0"/>
+              <w:jc w:val="left"/>
+              <w:rPr>
+                <w:rFonts w:hint="eastAsia" w:ascii="微软雅黑" w:hAnsi="微软雅黑" w:eastAsia="微软雅黑" w:cs="微软雅黑"/>
+                <w:sz w:val="21"/>
+                <w:szCs w:val="22"/>
+              </w:rPr>
+            </w:pPr>
+            <w:r>
+              <w:rPr>
+                <w:rFonts w:hint="eastAsia" w:ascii="微软雅黑" w:hAnsi="微软雅黑" w:eastAsia="微软雅黑" w:cs="微软雅黑"/>
+                <w:kern w:val="0"/>
+                <w:sz w:val="21"/>
+                <w:szCs w:val="21"/>
+                <w:lang w:val="en-US" w:eastAsia="zh-CN" w:bidi="ar"/>
+              </w:rPr>
+              <w:t>按样本序号分窗，供给预处理模块</w:t>
+            </w:r>
+          </w:p>
+        </w:tc>
+      </w:tr>
+      <w:tr>
+        <w:tblPrEx>
+          <w:tblBorders>
+            <w:top w:val="none" w:color="auto" w:sz="0" w:space="0"/>
+            <w:left w:val="none" w:color="auto" w:sz="0" w:space="0"/>
+            <w:bottom w:val="none" w:color="auto" w:sz="0" w:space="0"/>
+            <w:right w:val="none" w:color="auto" w:sz="0" w:space="0"/>
+            <w:insideH w:val="none" w:color="auto" w:sz="0" w:space="0"/>
+            <w:insideV w:val="none" w:color="auto" w:sz="0" w:space="0"/>
+          </w:tblBorders>
+          <w:shd w:val="clear" w:color="auto" w:fill="auto"/>
+          <w:tblCellMar>
+            <w:top w:w="15" w:type="dxa"/>
+            <w:left w:w="15" w:type="dxa"/>
+            <w:bottom w:w="15" w:type="dxa"/>
+            <w:right w:w="15" w:type="dxa"/>
+          </w:tblCellMar>
+        </w:tblPrEx>
+        <w:trPr>
+          <w:trHeight w:val="2324" w:hRule="atLeast"/>
+        </w:trPr>
+        <w:tc>
+          <w:tcPr>
+            <w:tcW w:w="710" w:type="pct"/>
+            <w:tcBorders>
+              <w:top w:val="single" w:color="CCCCCC" w:sz="4" w:space="0"/>
+              <w:left w:val="single" w:color="CCCCCC" w:sz="4" w:space="0"/>
+              <w:bottom w:val="single" w:color="CCCCCC" w:sz="4" w:space="0"/>
+              <w:right w:val="single" w:color="CCCCCC" w:sz="4" w:space="0"/>
+            </w:tcBorders>
+            <w:shd w:val="clear" w:color="auto" w:fill="auto"/>
+            <w:tcMar>
+              <w:top w:w="96" w:type="dxa"/>
+              <w:left w:w="96" w:type="dxa"/>
+              <w:bottom w:w="96" w:type="dxa"/>
+              <w:right w:w="96" w:type="dxa"/>
+            </w:tcMar>
+            <w:vAlign w:val="center"/>
+          </w:tcPr>
+          <w:p>
+            <w:pPr>
+              <w:keepNext w:val="0"/>
+              <w:keepLines w:val="0"/>
+              <w:widowControl/>
+              <w:suppressLineNumbers w:val="0"/>
+              <w:jc w:val="left"/>
+              <w:rPr>
+                <w:rFonts w:hint="eastAsia" w:ascii="微软雅黑" w:hAnsi="微软雅黑" w:eastAsia="微软雅黑" w:cs="微软雅黑"/>
+                <w:sz w:val="21"/>
+                <w:szCs w:val="22"/>
+              </w:rPr>
+            </w:pPr>
+            <w:r>
+              <w:rPr>
+                <w:rFonts w:hint="eastAsia" w:ascii="微软雅黑" w:hAnsi="微软雅黑" w:eastAsia="微软雅黑" w:cs="微软雅黑"/>
+                <w:kern w:val="0"/>
+                <w:sz w:val="21"/>
+                <w:szCs w:val="21"/>
+                <w:lang w:val="en-US" w:eastAsia="zh-CN" w:bidi="ar"/>
+              </w:rPr>
+              <w:t>日志队列</w:t>
+            </w:r>
+          </w:p>
+        </w:tc>
+        <w:tc>
+          <w:tcPr>
+            <w:tcW w:w="1671" w:type="pct"/>
+            <w:tcBorders>
+              <w:top w:val="single" w:color="CCCCCC" w:sz="4" w:space="0"/>
+              <w:left w:val="single" w:color="CCCCCC" w:sz="4" w:space="0"/>
+              <w:bottom w:val="single" w:color="CCCCCC" w:sz="4" w:space="0"/>
+              <w:right w:val="single" w:color="CCCCCC" w:sz="4" w:space="0"/>
+            </w:tcBorders>
+            <w:shd w:val="clear" w:color="auto" w:fill="auto"/>
+            <w:tcMar>
+              <w:top w:w="96" w:type="dxa"/>
+              <w:left w:w="96" w:type="dxa"/>
+              <w:bottom w:w="96" w:type="dxa"/>
+              <w:right w:w="96" w:type="dxa"/>
+            </w:tcMar>
+            <w:vAlign w:val="center"/>
+          </w:tcPr>
+          <w:p>
+            <w:pPr>
+              <w:keepNext w:val="0"/>
+              <w:keepLines w:val="0"/>
+              <w:widowControl/>
+              <w:suppressLineNumbers w:val="0"/>
+              <w:jc w:val="left"/>
+              <w:rPr>
+                <w:rFonts w:hint="eastAsia" w:ascii="微软雅黑" w:hAnsi="微软雅黑" w:eastAsia="微软雅黑" w:cs="微软雅黑"/>
+                <w:sz w:val="21"/>
+                <w:szCs w:val="22"/>
+              </w:rPr>
+            </w:pPr>
+            <w:r>
+              <w:rPr>
+                <w:rFonts w:hint="eastAsia" w:ascii="微软雅黑" w:hAnsi="微软雅黑" w:eastAsia="微软雅黑" w:cs="微软雅黑"/>
+                <w:kern w:val="0"/>
+                <w:sz w:val="21"/>
+                <w:szCs w:val="21"/>
+                <w:lang w:val="en-US" w:eastAsia="zh-CN" w:bidi="ar"/>
+              </w:rPr>
+              <w:t>MainWindow::m_logBuffer（LogBuffer）</w:t>
+            </w:r>
+          </w:p>
+        </w:tc>
+        <w:tc>
+          <w:tcPr>
+            <w:tcW w:w="1137" w:type="pct"/>
+            <w:tcBorders>
+              <w:top w:val="single" w:color="CCCCCC" w:sz="4" w:space="0"/>
+              <w:left w:val="single" w:color="CCCCCC" w:sz="4" w:space="0"/>
+              <w:bottom w:val="single" w:color="CCCCCC" w:sz="4" w:space="0"/>
+              <w:right w:val="single" w:color="CCCCCC" w:sz="4" w:space="0"/>
+            </w:tcBorders>
+            <w:shd w:val="clear" w:color="auto" w:fill="auto"/>
+            <w:tcMar>
+              <w:top w:w="96" w:type="dxa"/>
+              <w:left w:w="96" w:type="dxa"/>
+              <w:bottom w:w="96" w:type="dxa"/>
+              <w:right w:w="96" w:type="dxa"/>
+            </w:tcMar>
+            <w:vAlign w:val="center"/>
+          </w:tcPr>
+          <w:p>
+            <w:pPr>
+              <w:keepNext w:val="0"/>
+              <w:keepLines w:val="0"/>
+              <w:widowControl/>
+              <w:suppressLineNumbers w:val="0"/>
+              <w:jc w:val="left"/>
+              <w:rPr>
+                <w:rFonts w:hint="eastAsia" w:ascii="微软雅黑" w:hAnsi="微软雅黑" w:eastAsia="微软雅黑" w:cs="微软雅黑"/>
+                <w:sz w:val="21"/>
+                <w:szCs w:val="22"/>
+              </w:rPr>
+            </w:pPr>
+            <w:r>
+              <w:rPr>
+                <w:rFonts w:hint="eastAsia" w:ascii="微软雅黑" w:hAnsi="微软雅黑" w:eastAsia="微软雅黑" w:cs="微软雅黑"/>
+                <w:kern w:val="0"/>
+                <w:sz w:val="21"/>
+                <w:szCs w:val="21"/>
+                <w:lang w:val="en-US" w:eastAsia="zh-CN" w:bidi="ar"/>
+              </w:rPr>
+              <w:t>8192 条 LogItem</w:t>
+            </w:r>
+          </w:p>
+        </w:tc>
+        <w:tc>
+          <w:tcPr>
+            <w:tcW w:w="695" w:type="pct"/>
+            <w:tcBorders>
+              <w:top w:val="single" w:color="CCCCCC" w:sz="4" w:space="0"/>
+              <w:left w:val="single" w:color="CCCCCC" w:sz="4" w:space="0"/>
+              <w:bottom w:val="single" w:color="CCCCCC" w:sz="4" w:space="0"/>
+              <w:right w:val="single" w:color="CCCCCC" w:sz="4" w:space="0"/>
+            </w:tcBorders>
+            <w:shd w:val="clear" w:color="auto" w:fill="auto"/>
+            <w:tcMar>
+              <w:top w:w="96" w:type="dxa"/>
+              <w:left w:w="96" w:type="dxa"/>
+              <w:bottom w:w="96" w:type="dxa"/>
+              <w:right w:w="96" w:type="dxa"/>
+            </w:tcMar>
+            <w:vAlign w:val="center"/>
+          </w:tcPr>
+          <w:p>
+            <w:pPr>
+              <w:keepNext w:val="0"/>
+              <w:keepLines w:val="0"/>
+              <w:widowControl/>
+              <w:suppressLineNumbers w:val="0"/>
+              <w:jc w:val="left"/>
+              <w:rPr>
+                <w:rFonts w:hint="eastAsia" w:ascii="微软雅黑" w:hAnsi="微软雅黑" w:eastAsia="微软雅黑" w:cs="微软雅黑"/>
+                <w:sz w:val="21"/>
+                <w:szCs w:val="22"/>
+              </w:rPr>
+            </w:pPr>
+            <w:r>
+              <w:rPr>
+                <w:rFonts w:hint="eastAsia" w:ascii="微软雅黑" w:hAnsi="微软雅黑" w:eastAsia="微软雅黑" w:cs="微软雅黑"/>
+                <w:kern w:val="0"/>
+                <w:sz w:val="21"/>
+                <w:szCs w:val="21"/>
+                <w:lang w:val="en-US" w:eastAsia="zh-CN" w:bidi="ar"/>
+              </w:rPr>
+              <w:t>主线程 push，日志线程 drain</w:t>
+            </w:r>
+          </w:p>
+        </w:tc>
+        <w:tc>
+          <w:tcPr>
+            <w:tcW w:w="785" w:type="pct"/>
+            <w:tcBorders>
+              <w:top w:val="single" w:color="CCCCCC" w:sz="4" w:space="0"/>
+              <w:left w:val="single" w:color="CCCCCC" w:sz="4" w:space="0"/>
+              <w:bottom w:val="single" w:color="CCCCCC" w:sz="4" w:space="0"/>
+              <w:right w:val="single" w:color="CCCCCC" w:sz="4" w:space="0"/>
+            </w:tcBorders>
+            <w:shd w:val="clear" w:color="auto" w:fill="auto"/>
+            <w:tcMar>
+              <w:top w:w="96" w:type="dxa"/>
+              <w:left w:w="96" w:type="dxa"/>
+              <w:bottom w:w="96" w:type="dxa"/>
+              <w:right w:w="96" w:type="dxa"/>
+            </w:tcMar>
+            <w:vAlign w:val="center"/>
+          </w:tcPr>
+          <w:p>
+            <w:pPr>
+              <w:keepNext w:val="0"/>
+              <w:keepLines w:val="0"/>
+              <w:widowControl/>
+              <w:suppressLineNumbers w:val="0"/>
+              <w:jc w:val="left"/>
+              <w:rPr>
+                <w:rFonts w:hint="eastAsia" w:ascii="微软雅黑" w:hAnsi="微软雅黑" w:eastAsia="微软雅黑" w:cs="微软雅黑"/>
+                <w:sz w:val="21"/>
+                <w:szCs w:val="22"/>
+              </w:rPr>
+            </w:pPr>
+            <w:r>
+              <w:rPr>
+                <w:rFonts w:hint="eastAsia" w:ascii="微软雅黑" w:hAnsi="微软雅黑" w:eastAsia="微软雅黑" w:cs="微软雅黑"/>
+                <w:kern w:val="0"/>
+                <w:sz w:val="21"/>
+                <w:szCs w:val="21"/>
+                <w:lang w:val="en-US" w:eastAsia="zh-CN" w:bidi="ar"/>
+              </w:rPr>
+              <w:t>原始数据与预处理数据入队，用于写入 CSV</w:t>
+            </w:r>
+          </w:p>
+        </w:tc>
+      </w:tr>
+      <w:tr>
+        <w:tblPrEx>
+          <w:tblBorders>
+            <w:top w:val="none" w:color="auto" w:sz="0" w:space="0"/>
+            <w:left w:val="none" w:color="auto" w:sz="0" w:space="0"/>
+            <w:bottom w:val="none" w:color="auto" w:sz="0" w:space="0"/>
+            <w:right w:val="none" w:color="auto" w:sz="0" w:space="0"/>
+            <w:insideH w:val="none" w:color="auto" w:sz="0" w:space="0"/>
+            <w:insideV w:val="none" w:color="auto" w:sz="0" w:space="0"/>
+          </w:tblBorders>
+          <w:shd w:val="clear" w:color="auto" w:fill="auto"/>
+          <w:tblCellMar>
+            <w:top w:w="15" w:type="dxa"/>
+            <w:left w:w="15" w:type="dxa"/>
+            <w:bottom w:w="15" w:type="dxa"/>
+            <w:right w:w="15" w:type="dxa"/>
+          </w:tblCellMar>
+        </w:tblPrEx>
+        <w:trPr>
+          <w:trHeight w:val="2476" w:hRule="atLeast"/>
+        </w:trPr>
+        <w:tc>
+          <w:tcPr>
+            <w:tcW w:w="710" w:type="pct"/>
+            <w:tcBorders>
+              <w:top w:val="single" w:color="CCCCCC" w:sz="4" w:space="0"/>
+              <w:left w:val="single" w:color="CCCCCC" w:sz="4" w:space="0"/>
+              <w:bottom w:val="single" w:color="CCCCCC" w:sz="4" w:space="0"/>
+              <w:right w:val="single" w:color="CCCCCC" w:sz="4" w:space="0"/>
+            </w:tcBorders>
+            <w:shd w:val="clear" w:color="auto" w:fill="auto"/>
+            <w:tcMar>
+              <w:top w:w="96" w:type="dxa"/>
+              <w:left w:w="96" w:type="dxa"/>
+              <w:bottom w:w="96" w:type="dxa"/>
+              <w:right w:w="96" w:type="dxa"/>
+            </w:tcMar>
+            <w:vAlign w:val="center"/>
+          </w:tcPr>
+          <w:p>
+            <w:pPr>
+              <w:keepNext w:val="0"/>
+              <w:keepLines w:val="0"/>
+              <w:widowControl/>
+              <w:suppressLineNumbers w:val="0"/>
+              <w:jc w:val="left"/>
+              <w:rPr>
+                <w:rFonts w:hint="eastAsia" w:ascii="微软雅黑" w:hAnsi="微软雅黑" w:eastAsia="微软雅黑" w:cs="微软雅黑"/>
+                <w:sz w:val="21"/>
+                <w:szCs w:val="22"/>
+              </w:rPr>
+            </w:pPr>
+            <w:r>
+              <w:rPr>
+                <w:rFonts w:hint="eastAsia" w:ascii="微软雅黑" w:hAnsi="微软雅黑" w:eastAsia="微软雅黑" w:cs="微软雅黑"/>
+                <w:kern w:val="0"/>
+                <w:sz w:val="21"/>
+                <w:szCs w:val="21"/>
+                <w:lang w:val="en-US" w:eastAsia="zh-CN" w:bidi="ar"/>
+              </w:rPr>
+              <w:t>CSV 合并表</w:t>
+            </w:r>
+          </w:p>
+        </w:tc>
+        <w:tc>
+          <w:tcPr>
+            <w:tcW w:w="1671" w:type="pct"/>
+            <w:tcBorders>
+              <w:top w:val="single" w:color="CCCCCC" w:sz="4" w:space="0"/>
+              <w:left w:val="single" w:color="CCCCCC" w:sz="4" w:space="0"/>
+              <w:bottom w:val="single" w:color="CCCCCC" w:sz="4" w:space="0"/>
+              <w:right w:val="single" w:color="CCCCCC" w:sz="4" w:space="0"/>
+            </w:tcBorders>
+            <w:shd w:val="clear" w:color="auto" w:fill="auto"/>
+            <w:tcMar>
+              <w:top w:w="96" w:type="dxa"/>
+              <w:left w:w="96" w:type="dxa"/>
+              <w:bottom w:w="96" w:type="dxa"/>
+              <w:right w:w="96" w:type="dxa"/>
+            </w:tcMar>
+            <w:vAlign w:val="center"/>
+          </w:tcPr>
+          <w:p>
+            <w:pPr>
+              <w:keepNext w:val="0"/>
+              <w:keepLines w:val="0"/>
+              <w:widowControl/>
+              <w:suppressLineNumbers w:val="0"/>
+              <w:jc w:val="left"/>
+              <w:rPr>
+                <w:rFonts w:hint="eastAsia" w:ascii="微软雅黑" w:hAnsi="微软雅黑" w:eastAsia="微软雅黑" w:cs="微软雅黑"/>
+                <w:sz w:val="21"/>
+                <w:szCs w:val="22"/>
+              </w:rPr>
+            </w:pPr>
+            <w:r>
+              <w:rPr>
+                <w:rFonts w:hint="eastAsia" w:ascii="微软雅黑" w:hAnsi="微软雅黑" w:eastAsia="微软雅黑" w:cs="微软雅黑"/>
+                <w:kern w:val="0"/>
+                <w:sz w:val="21"/>
+                <w:szCs w:val="21"/>
+                <w:lang w:val="en-US" w:eastAsia="zh-CN" w:bidi="ar"/>
+              </w:rPr>
+              <w:t>CsvLogWorker::m_mergedRows（QMap）</w:t>
+            </w:r>
+          </w:p>
+        </w:tc>
+        <w:tc>
+          <w:tcPr>
+            <w:tcW w:w="1137" w:type="pct"/>
+            <w:tcBorders>
+              <w:top w:val="single" w:color="CCCCCC" w:sz="4" w:space="0"/>
+              <w:left w:val="single" w:color="CCCCCC" w:sz="4" w:space="0"/>
+              <w:bottom w:val="single" w:color="CCCCCC" w:sz="4" w:space="0"/>
+              <w:right w:val="single" w:color="CCCCCC" w:sz="4" w:space="0"/>
+            </w:tcBorders>
+            <w:shd w:val="clear" w:color="auto" w:fill="auto"/>
+            <w:tcMar>
+              <w:top w:w="96" w:type="dxa"/>
+              <w:left w:w="96" w:type="dxa"/>
+              <w:bottom w:w="96" w:type="dxa"/>
+              <w:right w:w="96" w:type="dxa"/>
+            </w:tcMar>
+            <w:vAlign w:val="center"/>
+          </w:tcPr>
+          <w:p>
+            <w:pPr>
+              <w:keepNext w:val="0"/>
+              <w:keepLines w:val="0"/>
+              <w:widowControl/>
+              <w:suppressLineNumbers w:val="0"/>
+              <w:jc w:val="left"/>
+              <w:rPr>
+                <w:rFonts w:hint="eastAsia" w:ascii="微软雅黑" w:hAnsi="微软雅黑" w:eastAsia="微软雅黑" w:cs="微软雅黑"/>
+                <w:sz w:val="21"/>
+                <w:szCs w:val="22"/>
+              </w:rPr>
+            </w:pPr>
+            <w:r>
+              <w:rPr>
+                <w:rFonts w:hint="eastAsia" w:ascii="微软雅黑" w:hAnsi="微软雅黑" w:eastAsia="微软雅黑" w:cs="微软雅黑"/>
+                <w:kern w:val="0"/>
+                <w:sz w:val="21"/>
+                <w:szCs w:val="21"/>
+                <w:lang w:val="en-US" w:eastAsia="zh-CN" w:bidi="ar"/>
+              </w:rPr>
+              <w:t>无固定上限，由合并策略控制</w:t>
+            </w:r>
+          </w:p>
+        </w:tc>
+        <w:tc>
+          <w:tcPr>
+            <w:tcW w:w="695" w:type="pct"/>
+            <w:tcBorders>
+              <w:top w:val="single" w:color="CCCCCC" w:sz="4" w:space="0"/>
+              <w:left w:val="single" w:color="CCCCCC" w:sz="4" w:space="0"/>
+              <w:bottom w:val="single" w:color="CCCCCC" w:sz="4" w:space="0"/>
+              <w:right w:val="single" w:color="CCCCCC" w:sz="4" w:space="0"/>
+            </w:tcBorders>
+            <w:shd w:val="clear" w:color="auto" w:fill="auto"/>
+            <w:tcMar>
+              <w:top w:w="96" w:type="dxa"/>
+              <w:left w:w="96" w:type="dxa"/>
+              <w:bottom w:w="96" w:type="dxa"/>
+              <w:right w:w="96" w:type="dxa"/>
+            </w:tcMar>
+            <w:vAlign w:val="center"/>
+          </w:tcPr>
+          <w:p>
+            <w:pPr>
+              <w:keepNext w:val="0"/>
+              <w:keepLines w:val="0"/>
+              <w:widowControl/>
+              <w:suppressLineNumbers w:val="0"/>
+              <w:jc w:val="left"/>
+              <w:rPr>
+                <w:rFonts w:hint="eastAsia" w:ascii="微软雅黑" w:hAnsi="微软雅黑" w:eastAsia="微软雅黑" w:cs="微软雅黑"/>
+                <w:sz w:val="21"/>
+                <w:szCs w:val="22"/>
+              </w:rPr>
+            </w:pPr>
+            <w:r>
+              <w:rPr>
+                <w:rFonts w:hint="eastAsia" w:ascii="微软雅黑" w:hAnsi="微软雅黑" w:eastAsia="微软雅黑" w:cs="微软雅黑"/>
+                <w:kern w:val="0"/>
+                <w:sz w:val="21"/>
+                <w:szCs w:val="21"/>
+                <w:lang w:val="en-US" w:eastAsia="zh-CN" w:bidi="ar"/>
+              </w:rPr>
+              <w:t>日志</w:t>
+            </w:r>
+          </w:p>
+        </w:tc>
+        <w:tc>
+          <w:tcPr>
+            <w:tcW w:w="785" w:type="pct"/>
+            <w:tcBorders>
+              <w:top w:val="single" w:color="CCCCCC" w:sz="4" w:space="0"/>
+              <w:left w:val="single" w:color="CCCCCC" w:sz="4" w:space="0"/>
+              <w:bottom w:val="single" w:color="CCCCCC" w:sz="4" w:space="0"/>
+              <w:right w:val="single" w:color="CCCCCC" w:sz="4" w:space="0"/>
+            </w:tcBorders>
+            <w:shd w:val="clear" w:color="auto" w:fill="auto"/>
+            <w:tcMar>
+              <w:top w:w="96" w:type="dxa"/>
+              <w:left w:w="96" w:type="dxa"/>
+              <w:bottom w:w="96" w:type="dxa"/>
+              <w:right w:w="96" w:type="dxa"/>
+            </w:tcMar>
+            <w:vAlign w:val="center"/>
+          </w:tcPr>
+          <w:p>
+            <w:pPr>
+              <w:keepNext w:val="0"/>
+              <w:keepLines w:val="0"/>
+              <w:widowControl/>
+              <w:suppressLineNumbers w:val="0"/>
+              <w:jc w:val="left"/>
+              <w:rPr>
+                <w:rFonts w:hint="eastAsia" w:ascii="微软雅黑" w:hAnsi="微软雅黑" w:eastAsia="微软雅黑" w:cs="微软雅黑"/>
+                <w:sz w:val="21"/>
+                <w:szCs w:val="22"/>
+              </w:rPr>
+            </w:pPr>
+            <w:r>
+              <w:rPr>
+                <w:rFonts w:hint="eastAsia" w:ascii="微软雅黑" w:hAnsi="微软雅黑" w:eastAsia="微软雅黑" w:cs="微软雅黑"/>
+                <w:kern w:val="0"/>
+                <w:sz w:val="21"/>
+                <w:szCs w:val="21"/>
+                <w:lang w:val="en-US" w:eastAsia="zh-CN" w:bidi="ar"/>
+              </w:rPr>
+              <w:t>按 seq 对齐原始数据与预处理数据后写入行</w:t>
+            </w:r>
+          </w:p>
+        </w:tc>
+      </w:tr>
+      <w:tr>
+        <w:tblPrEx>
+          <w:tblBorders>
+            <w:top w:val="none" w:color="auto" w:sz="0" w:space="0"/>
+            <w:left w:val="none" w:color="auto" w:sz="0" w:space="0"/>
+            <w:bottom w:val="none" w:color="auto" w:sz="0" w:space="0"/>
+            <w:right w:val="none" w:color="auto" w:sz="0" w:space="0"/>
+            <w:insideH w:val="none" w:color="auto" w:sz="0" w:space="0"/>
+            <w:insideV w:val="none" w:color="auto" w:sz="0" w:space="0"/>
+          </w:tblBorders>
+          <w:shd w:val="clear" w:color="auto" w:fill="auto"/>
+          <w:tblCellMar>
+            <w:top w:w="15" w:type="dxa"/>
+            <w:left w:w="15" w:type="dxa"/>
+            <w:bottom w:w="15" w:type="dxa"/>
+            <w:right w:w="15" w:type="dxa"/>
+          </w:tblCellMar>
+        </w:tblPrEx>
+        <w:trPr>
+          <w:trHeight w:val="3583" w:hRule="atLeast"/>
+        </w:trPr>
+        <w:tc>
+          <w:tcPr>
+            <w:tcW w:w="710" w:type="pct"/>
+            <w:tcBorders>
+              <w:top w:val="single" w:color="CCCCCC" w:sz="4" w:space="0"/>
+              <w:left w:val="single" w:color="CCCCCC" w:sz="4" w:space="0"/>
+              <w:bottom w:val="single" w:color="CCCCCC" w:sz="4" w:space="0"/>
+              <w:right w:val="single" w:color="CCCCCC" w:sz="4" w:space="0"/>
+            </w:tcBorders>
+            <w:shd w:val="clear" w:color="auto" w:fill="auto"/>
+            <w:tcMar>
+              <w:top w:w="96" w:type="dxa"/>
+              <w:left w:w="96" w:type="dxa"/>
+              <w:bottom w:w="96" w:type="dxa"/>
+              <w:right w:w="96" w:type="dxa"/>
+            </w:tcMar>
+            <w:vAlign w:val="center"/>
+          </w:tcPr>
+          <w:p>
+            <w:pPr>
+              <w:keepNext w:val="0"/>
+              <w:keepLines w:val="0"/>
+              <w:widowControl/>
+              <w:suppressLineNumbers w:val="0"/>
+              <w:jc w:val="left"/>
+              <w:rPr>
+                <w:rFonts w:hint="eastAsia" w:ascii="微软雅黑" w:hAnsi="微软雅黑" w:eastAsia="微软雅黑" w:cs="微软雅黑"/>
+                <w:sz w:val="21"/>
+                <w:szCs w:val="22"/>
+              </w:rPr>
+            </w:pPr>
+            <w:r>
+              <w:rPr>
+                <w:rFonts w:hint="eastAsia" w:ascii="微软雅黑" w:hAnsi="微软雅黑" w:eastAsia="微软雅黑" w:cs="微软雅黑"/>
+                <w:kern w:val="0"/>
+                <w:sz w:val="21"/>
+                <w:szCs w:val="21"/>
+                <w:lang w:val="en-US" w:eastAsia="zh-CN" w:bidi="ar"/>
+              </w:rPr>
+              <w:t>时域绘图缓存</w:t>
+            </w:r>
+          </w:p>
+        </w:tc>
+        <w:tc>
+          <w:tcPr>
+            <w:tcW w:w="1671" w:type="pct"/>
+            <w:tcBorders>
+              <w:top w:val="single" w:color="CCCCCC" w:sz="4" w:space="0"/>
+              <w:left w:val="single" w:color="CCCCCC" w:sz="4" w:space="0"/>
+              <w:bottom w:val="single" w:color="CCCCCC" w:sz="4" w:space="0"/>
+              <w:right w:val="single" w:color="CCCCCC" w:sz="4" w:space="0"/>
+            </w:tcBorders>
+            <w:shd w:val="clear" w:color="auto" w:fill="auto"/>
+            <w:tcMar>
+              <w:top w:w="96" w:type="dxa"/>
+              <w:left w:w="96" w:type="dxa"/>
+              <w:bottom w:w="96" w:type="dxa"/>
+              <w:right w:w="96" w:type="dxa"/>
+            </w:tcMar>
+            <w:vAlign w:val="center"/>
+          </w:tcPr>
+          <w:p>
+            <w:pPr>
+              <w:keepNext w:val="0"/>
+              <w:keepLines w:val="0"/>
+              <w:widowControl/>
+              <w:suppressLineNumbers w:val="0"/>
+              <w:jc w:val="left"/>
+              <w:rPr>
+                <w:rFonts w:hint="eastAsia" w:ascii="微软雅黑" w:hAnsi="微软雅黑" w:eastAsia="微软雅黑" w:cs="微软雅黑"/>
+                <w:sz w:val="21"/>
+                <w:szCs w:val="22"/>
+              </w:rPr>
+            </w:pPr>
+            <w:r>
+              <w:rPr>
+                <w:rFonts w:hint="eastAsia" w:ascii="微软雅黑" w:hAnsi="微软雅黑" w:eastAsia="微软雅黑" w:cs="微软雅黑"/>
+                <w:kern w:val="0"/>
+                <w:sz w:val="21"/>
+                <w:szCs w:val="21"/>
+                <w:lang w:val="en-US" w:eastAsia="zh-CN" w:bidi="ar"/>
+              </w:rPr>
+              <w:t>MainWindow::m_plotCache</w:t>
+            </w:r>
+          </w:p>
+        </w:tc>
+        <w:tc>
+          <w:tcPr>
+            <w:tcW w:w="1137" w:type="pct"/>
+            <w:tcBorders>
+              <w:top w:val="single" w:color="CCCCCC" w:sz="4" w:space="0"/>
+              <w:left w:val="single" w:color="CCCCCC" w:sz="4" w:space="0"/>
+              <w:bottom w:val="single" w:color="CCCCCC" w:sz="4" w:space="0"/>
+              <w:right w:val="single" w:color="CCCCCC" w:sz="4" w:space="0"/>
+            </w:tcBorders>
+            <w:shd w:val="clear" w:color="auto" w:fill="auto"/>
+            <w:tcMar>
+              <w:top w:w="96" w:type="dxa"/>
+              <w:left w:w="96" w:type="dxa"/>
+              <w:bottom w:w="96" w:type="dxa"/>
+              <w:right w:w="96" w:type="dxa"/>
+            </w:tcMar>
+            <w:vAlign w:val="center"/>
+          </w:tcPr>
+          <w:p>
+            <w:pPr>
+              <w:keepNext w:val="0"/>
+              <w:keepLines w:val="0"/>
+              <w:widowControl/>
+              <w:suppressLineNumbers w:val="0"/>
+              <w:jc w:val="left"/>
+              <w:rPr>
+                <w:rFonts w:hint="eastAsia" w:ascii="微软雅黑" w:hAnsi="微软雅黑" w:eastAsia="微软雅黑" w:cs="微软雅黑"/>
+                <w:sz w:val="21"/>
+                <w:szCs w:val="22"/>
+              </w:rPr>
+            </w:pPr>
+            <w:r>
+              <w:rPr>
+                <w:rFonts w:hint="eastAsia" w:ascii="微软雅黑" w:hAnsi="微软雅黑" w:eastAsia="微软雅黑" w:cs="微软雅黑"/>
+                <w:kern w:val="0"/>
+                <w:sz w:val="21"/>
+                <w:szCs w:val="21"/>
+                <w:lang w:val="en-US" w:eastAsia="zh-CN" w:bidi="ar"/>
+              </w:rPr>
+              <w:t>m_plotCacheMax=20000（仅用于坐标轴，不会自动截断）</w:t>
+            </w:r>
+          </w:p>
+        </w:tc>
+        <w:tc>
+          <w:tcPr>
+            <w:tcW w:w="695" w:type="pct"/>
+            <w:tcBorders>
+              <w:top w:val="single" w:color="CCCCCC" w:sz="4" w:space="0"/>
+              <w:left w:val="single" w:color="CCCCCC" w:sz="4" w:space="0"/>
+              <w:bottom w:val="single" w:color="CCCCCC" w:sz="4" w:space="0"/>
+              <w:right w:val="single" w:color="CCCCCC" w:sz="4" w:space="0"/>
+            </w:tcBorders>
+            <w:shd w:val="clear" w:color="auto" w:fill="auto"/>
+            <w:tcMar>
+              <w:top w:w="96" w:type="dxa"/>
+              <w:left w:w="96" w:type="dxa"/>
+              <w:bottom w:w="96" w:type="dxa"/>
+              <w:right w:w="96" w:type="dxa"/>
+            </w:tcMar>
+            <w:vAlign w:val="center"/>
+          </w:tcPr>
+          <w:p>
+            <w:pPr>
+              <w:keepNext w:val="0"/>
+              <w:keepLines w:val="0"/>
+              <w:widowControl/>
+              <w:suppressLineNumbers w:val="0"/>
+              <w:jc w:val="left"/>
+              <w:rPr>
+                <w:rFonts w:hint="eastAsia" w:ascii="微软雅黑" w:hAnsi="微软雅黑" w:eastAsia="微软雅黑" w:cs="微软雅黑"/>
+                <w:sz w:val="21"/>
+                <w:szCs w:val="22"/>
+              </w:rPr>
+            </w:pPr>
+            <w:r>
+              <w:rPr>
+                <w:rFonts w:hint="eastAsia" w:ascii="微软雅黑" w:hAnsi="微软雅黑" w:eastAsia="微软雅黑" w:cs="微软雅黑"/>
+                <w:kern w:val="0"/>
+                <w:sz w:val="21"/>
+                <w:szCs w:val="21"/>
+                <w:lang w:val="en-US" w:eastAsia="zh-CN" w:bidi="ar"/>
+              </w:rPr>
+              <w:t>主线程</w:t>
+            </w:r>
+          </w:p>
+        </w:tc>
+        <w:tc>
+          <w:tcPr>
+            <w:tcW w:w="785" w:type="pct"/>
+            <w:tcBorders>
+              <w:top w:val="single" w:color="CCCCCC" w:sz="4" w:space="0"/>
+              <w:left w:val="single" w:color="CCCCCC" w:sz="4" w:space="0"/>
+              <w:bottom w:val="single" w:color="CCCCCC" w:sz="4" w:space="0"/>
+              <w:right w:val="single" w:color="CCCCCC" w:sz="4" w:space="0"/>
+            </w:tcBorders>
+            <w:shd w:val="clear" w:color="auto" w:fill="auto"/>
+            <w:tcMar>
+              <w:top w:w="96" w:type="dxa"/>
+              <w:left w:w="96" w:type="dxa"/>
+              <w:bottom w:w="96" w:type="dxa"/>
+              <w:right w:w="96" w:type="dxa"/>
+            </w:tcMar>
+            <w:vAlign w:val="center"/>
+          </w:tcPr>
+          <w:p>
+            <w:pPr>
+              <w:keepNext w:val="0"/>
+              <w:keepLines w:val="0"/>
+              <w:widowControl/>
+              <w:suppressLineNumbers w:val="0"/>
+              <w:jc w:val="left"/>
+              <w:rPr>
+                <w:rFonts w:hint="eastAsia" w:ascii="微软雅黑" w:hAnsi="微软雅黑" w:eastAsia="微软雅黑" w:cs="微软雅黑"/>
+                <w:sz w:val="21"/>
+                <w:szCs w:val="22"/>
+              </w:rPr>
+            </w:pPr>
+            <w:r>
+              <w:rPr>
+                <w:rFonts w:hint="eastAsia" w:ascii="微软雅黑" w:hAnsi="微软雅黑" w:eastAsia="微软雅黑" w:cs="微软雅黑"/>
+                <w:kern w:val="0"/>
+                <w:sz w:val="21"/>
+                <w:szCs w:val="21"/>
+                <w:lang w:val="en-US" w:eastAsia="zh-CN" w:bidi="ar"/>
+              </w:rPr>
+              <w:t>存储预处理后波形数据，供 QCustomPlot 绘图</w:t>
+            </w:r>
+          </w:p>
+        </w:tc>
+      </w:tr>
+      <w:tr>
+        <w:tblPrEx>
+          <w:tblBorders>
+            <w:top w:val="none" w:color="auto" w:sz="0" w:space="0"/>
+            <w:left w:val="none" w:color="auto" w:sz="0" w:space="0"/>
+            <w:bottom w:val="none" w:color="auto" w:sz="0" w:space="0"/>
+            <w:right w:val="none" w:color="auto" w:sz="0" w:space="0"/>
+            <w:insideH w:val="none" w:color="auto" w:sz="0" w:space="0"/>
+            <w:insideV w:val="none" w:color="auto" w:sz="0" w:space="0"/>
+          </w:tblBorders>
+          <w:shd w:val="clear" w:color="auto" w:fill="auto"/>
+          <w:tblCellMar>
+            <w:top w:w="15" w:type="dxa"/>
+            <w:left w:w="15" w:type="dxa"/>
+            <w:bottom w:w="15" w:type="dxa"/>
+            <w:right w:w="15" w:type="dxa"/>
+          </w:tblCellMar>
+        </w:tblPrEx>
+        <w:trPr>
+          <w:trHeight w:val="90" w:hRule="atLeast"/>
+        </w:trPr>
+        <w:tc>
+          <w:tcPr>
+            <w:tcW w:w="710" w:type="pct"/>
+            <w:tcBorders>
+              <w:top w:val="single" w:color="CCCCCC" w:sz="4" w:space="0"/>
+              <w:left w:val="single" w:color="CCCCCC" w:sz="4" w:space="0"/>
+              <w:bottom w:val="single" w:color="CCCCCC" w:sz="4" w:space="0"/>
+              <w:right w:val="single" w:color="CCCCCC" w:sz="4" w:space="0"/>
+            </w:tcBorders>
+            <w:shd w:val="clear" w:color="auto" w:fill="auto"/>
+            <w:tcMar>
+              <w:top w:w="96" w:type="dxa"/>
+              <w:left w:w="96" w:type="dxa"/>
+              <w:bottom w:w="96" w:type="dxa"/>
+              <w:right w:w="96" w:type="dxa"/>
+            </w:tcMar>
+            <w:vAlign w:val="center"/>
+          </w:tcPr>
+          <w:p>
+            <w:pPr>
+              <w:keepNext w:val="0"/>
+              <w:keepLines w:val="0"/>
+              <w:widowControl/>
+              <w:suppressLineNumbers w:val="0"/>
+              <w:jc w:val="left"/>
+              <w:rPr>
+                <w:rFonts w:hint="eastAsia" w:ascii="微软雅黑" w:hAnsi="微软雅黑" w:eastAsia="微软雅黑" w:cs="微软雅黑"/>
+                <w:sz w:val="21"/>
+                <w:szCs w:val="22"/>
+              </w:rPr>
+            </w:pPr>
+            <w:r>
+              <w:rPr>
+                <w:rFonts w:hint="eastAsia" w:ascii="微软雅黑" w:hAnsi="微软雅黑" w:eastAsia="微软雅黑" w:cs="微软雅黑"/>
+                <w:kern w:val="0"/>
+                <w:sz w:val="21"/>
+                <w:szCs w:val="21"/>
+                <w:lang w:val="en-US" w:eastAsia="zh-CN" w:bidi="ar"/>
+              </w:rPr>
+              <w:t>FFT / PSD 特征缓存</w:t>
+            </w:r>
+          </w:p>
+        </w:tc>
+        <w:tc>
+          <w:tcPr>
+            <w:tcW w:w="1671" w:type="pct"/>
+            <w:tcBorders>
+              <w:top w:val="single" w:color="CCCCCC" w:sz="4" w:space="0"/>
+              <w:left w:val="single" w:color="CCCCCC" w:sz="4" w:space="0"/>
+              <w:bottom w:val="single" w:color="CCCCCC" w:sz="4" w:space="0"/>
+              <w:right w:val="single" w:color="CCCCCC" w:sz="4" w:space="0"/>
+            </w:tcBorders>
+            <w:shd w:val="clear" w:color="auto" w:fill="auto"/>
+            <w:tcMar>
+              <w:top w:w="96" w:type="dxa"/>
+              <w:left w:w="96" w:type="dxa"/>
+              <w:bottom w:w="96" w:type="dxa"/>
+              <w:right w:w="96" w:type="dxa"/>
+            </w:tcMar>
+            <w:vAlign w:val="center"/>
+          </w:tcPr>
+          <w:p>
+            <w:pPr>
+              <w:keepNext w:val="0"/>
+              <w:keepLines w:val="0"/>
+              <w:widowControl/>
+              <w:suppressLineNumbers w:val="0"/>
+              <w:jc w:val="left"/>
+              <w:rPr>
+                <w:rFonts w:hint="eastAsia" w:ascii="微软雅黑" w:hAnsi="微软雅黑" w:eastAsia="微软雅黑" w:cs="微软雅黑"/>
+                <w:sz w:val="21"/>
+                <w:szCs w:val="22"/>
+              </w:rPr>
+            </w:pPr>
+            <w:r>
+              <w:rPr>
+                <w:rFonts w:hint="eastAsia" w:ascii="微软雅黑" w:hAnsi="微软雅黑" w:eastAsia="微软雅黑" w:cs="微软雅黑"/>
+                <w:kern w:val="0"/>
+                <w:sz w:val="21"/>
+                <w:szCs w:val="21"/>
+                <w:lang w:val="en-US" w:eastAsia="zh-CN" w:bidi="ar"/>
+              </w:rPr>
+              <w:t>m_fftCache / m_psdCache</w:t>
+            </w:r>
+          </w:p>
+        </w:tc>
+        <w:tc>
+          <w:tcPr>
+            <w:tcW w:w="1137" w:type="pct"/>
+            <w:tcBorders>
+              <w:top w:val="single" w:color="CCCCCC" w:sz="4" w:space="0"/>
+              <w:left w:val="single" w:color="CCCCCC" w:sz="4" w:space="0"/>
+              <w:bottom w:val="single" w:color="CCCCCC" w:sz="4" w:space="0"/>
+              <w:right w:val="single" w:color="CCCCCC" w:sz="4" w:space="0"/>
+            </w:tcBorders>
+            <w:shd w:val="clear" w:color="auto" w:fill="auto"/>
+            <w:tcMar>
+              <w:top w:w="96" w:type="dxa"/>
+              <w:left w:w="96" w:type="dxa"/>
+              <w:bottom w:w="96" w:type="dxa"/>
+              <w:right w:w="96" w:type="dxa"/>
+            </w:tcMar>
+            <w:vAlign w:val="center"/>
+          </w:tcPr>
+          <w:p>
+            <w:pPr>
+              <w:keepNext w:val="0"/>
+              <w:keepLines w:val="0"/>
+              <w:widowControl/>
+              <w:suppressLineNumbers w:val="0"/>
+              <w:jc w:val="left"/>
+              <w:rPr>
+                <w:rFonts w:hint="eastAsia" w:ascii="微软雅黑" w:hAnsi="微软雅黑" w:eastAsia="微软雅黑" w:cs="微软雅黑"/>
+                <w:sz w:val="21"/>
+                <w:szCs w:val="22"/>
+              </w:rPr>
+            </w:pPr>
+            <w:r>
+              <w:rPr>
+                <w:rFonts w:hint="eastAsia" w:ascii="微软雅黑" w:hAnsi="微软雅黑" w:eastAsia="微软雅黑" w:cs="微软雅黑"/>
+                <w:kern w:val="0"/>
+                <w:sz w:val="21"/>
+                <w:szCs w:val="21"/>
+                <w:lang w:val="en-US" w:eastAsia="zh-CN" w:bidi="ar"/>
+              </w:rPr>
+              <w:t>最多 512 个点（m_featureCacheMax）</w:t>
+            </w:r>
+          </w:p>
+        </w:tc>
+        <w:tc>
+          <w:tcPr>
+            <w:tcW w:w="695" w:type="pct"/>
+            <w:tcBorders>
+              <w:top w:val="single" w:color="CCCCCC" w:sz="4" w:space="0"/>
+              <w:left w:val="single" w:color="CCCCCC" w:sz="4" w:space="0"/>
+              <w:bottom w:val="single" w:color="CCCCCC" w:sz="4" w:space="0"/>
+              <w:right w:val="single" w:color="CCCCCC" w:sz="4" w:space="0"/>
+            </w:tcBorders>
+            <w:shd w:val="clear" w:color="auto" w:fill="auto"/>
+            <w:tcMar>
+              <w:top w:w="96" w:type="dxa"/>
+              <w:left w:w="96" w:type="dxa"/>
+              <w:bottom w:w="96" w:type="dxa"/>
+              <w:right w:w="96" w:type="dxa"/>
+            </w:tcMar>
+            <w:vAlign w:val="center"/>
+          </w:tcPr>
+          <w:p>
+            <w:pPr>
+              <w:keepNext w:val="0"/>
+              <w:keepLines w:val="0"/>
+              <w:widowControl/>
+              <w:suppressLineNumbers w:val="0"/>
+              <w:jc w:val="left"/>
+              <w:rPr>
+                <w:rFonts w:hint="eastAsia" w:ascii="微软雅黑" w:hAnsi="微软雅黑" w:eastAsia="微软雅黑" w:cs="微软雅黑"/>
+                <w:sz w:val="21"/>
+                <w:szCs w:val="22"/>
+              </w:rPr>
+            </w:pPr>
+            <w:r>
+              <w:rPr>
+                <w:rFonts w:hint="eastAsia" w:ascii="微软雅黑" w:hAnsi="微软雅黑" w:eastAsia="微软雅黑" w:cs="微软雅黑"/>
+                <w:kern w:val="0"/>
+                <w:sz w:val="21"/>
+                <w:szCs w:val="21"/>
+                <w:lang w:val="en-US" w:eastAsia="zh-CN" w:bidi="ar"/>
+              </w:rPr>
+              <w:t>主线程</w:t>
+            </w:r>
+          </w:p>
+        </w:tc>
+        <w:tc>
+          <w:tcPr>
+            <w:tcW w:w="785" w:type="pct"/>
+            <w:tcBorders>
+              <w:top w:val="single" w:color="CCCCCC" w:sz="4" w:space="0"/>
+              <w:left w:val="single" w:color="CCCCCC" w:sz="4" w:space="0"/>
+              <w:bottom w:val="single" w:color="CCCCCC" w:sz="4" w:space="0"/>
+              <w:right w:val="single" w:color="CCCCCC" w:sz="4" w:space="0"/>
+            </w:tcBorders>
+            <w:shd w:val="clear" w:color="auto" w:fill="auto"/>
+            <w:tcMar>
+              <w:top w:w="96" w:type="dxa"/>
+              <w:left w:w="96" w:type="dxa"/>
+              <w:bottom w:w="96" w:type="dxa"/>
+              <w:right w:w="96" w:type="dxa"/>
+            </w:tcMar>
+            <w:vAlign w:val="center"/>
+          </w:tcPr>
+          <w:p>
+            <w:pPr>
+              <w:keepNext w:val="0"/>
+              <w:keepLines w:val="0"/>
+              <w:widowControl/>
+              <w:suppressLineNumbers w:val="0"/>
+              <w:jc w:val="left"/>
+              <w:rPr>
+                <w:rFonts w:hint="eastAsia" w:ascii="微软雅黑" w:hAnsi="微软雅黑" w:eastAsia="微软雅黑" w:cs="微软雅黑"/>
+                <w:sz w:val="21"/>
+                <w:szCs w:val="22"/>
+              </w:rPr>
+            </w:pPr>
+            <w:r>
+              <w:rPr>
+                <w:rFonts w:hint="eastAsia" w:ascii="微软雅黑" w:hAnsi="微软雅黑" w:eastAsia="微软雅黑" w:cs="微软雅黑"/>
+                <w:kern w:val="0"/>
+                <w:sz w:val="21"/>
+                <w:szCs w:val="21"/>
+                <w:lang w:val="en-US" w:eastAsia="zh-CN" w:bidi="ar"/>
+              </w:rPr>
+              <w:t>用于频谱图、频段功率图显示</w:t>
+            </w:r>
+          </w:p>
+        </w:tc>
+      </w:tr>
+      <w:tr>
+        <w:tblPrEx>
+          <w:tblBorders>
+            <w:top w:val="none" w:color="auto" w:sz="0" w:space="0"/>
+            <w:left w:val="none" w:color="auto" w:sz="0" w:space="0"/>
+            <w:bottom w:val="none" w:color="auto" w:sz="0" w:space="0"/>
+            <w:right w:val="none" w:color="auto" w:sz="0" w:space="0"/>
+            <w:insideH w:val="none" w:color="auto" w:sz="0" w:space="0"/>
+            <w:insideV w:val="none" w:color="auto" w:sz="0" w:space="0"/>
+          </w:tblBorders>
+          <w:shd w:val="clear" w:color="auto" w:fill="auto"/>
+          <w:tblCellMar>
+            <w:top w:w="15" w:type="dxa"/>
+            <w:left w:w="15" w:type="dxa"/>
+            <w:bottom w:w="15" w:type="dxa"/>
+            <w:right w:w="15" w:type="dxa"/>
+          </w:tblCellMar>
+        </w:tblPrEx>
+        <w:tc>
+          <w:tcPr>
+            <w:tcW w:w="710" w:type="pct"/>
+            <w:tcBorders>
+              <w:top w:val="single" w:color="CCCCCC" w:sz="4" w:space="0"/>
+              <w:left w:val="single" w:color="CCCCCC" w:sz="4" w:space="0"/>
+              <w:bottom w:val="single" w:color="CCCCCC" w:sz="4" w:space="0"/>
+              <w:right w:val="single" w:color="CCCCCC" w:sz="4" w:space="0"/>
+            </w:tcBorders>
+            <w:shd w:val="clear" w:color="auto" w:fill="auto"/>
+            <w:tcMar>
+              <w:top w:w="96" w:type="dxa"/>
+              <w:left w:w="96" w:type="dxa"/>
+              <w:bottom w:w="96" w:type="dxa"/>
+              <w:right w:w="96" w:type="dxa"/>
+            </w:tcMar>
+            <w:vAlign w:val="center"/>
+          </w:tcPr>
+          <w:p>
+            <w:pPr>
+              <w:keepNext w:val="0"/>
+              <w:keepLines w:val="0"/>
+              <w:widowControl/>
+              <w:suppressLineNumbers w:val="0"/>
+              <w:jc w:val="left"/>
+              <w:rPr>
+                <w:rFonts w:hint="eastAsia" w:ascii="微软雅黑" w:hAnsi="微软雅黑" w:eastAsia="微软雅黑" w:cs="微软雅黑"/>
+                <w:sz w:val="21"/>
+                <w:szCs w:val="22"/>
+              </w:rPr>
+            </w:pPr>
+            <w:r>
+              <w:rPr>
+                <w:rFonts w:hint="eastAsia" w:ascii="微软雅黑" w:hAnsi="微软雅黑" w:eastAsia="微软雅黑" w:cs="微软雅黑"/>
+                <w:kern w:val="0"/>
+                <w:sz w:val="21"/>
+                <w:szCs w:val="21"/>
+                <w:lang w:val="en-US" w:eastAsia="zh-CN" w:bidi="ar"/>
+              </w:rPr>
+              <w:t>UI 文本日志</w:t>
+            </w:r>
+          </w:p>
+        </w:tc>
+        <w:tc>
+          <w:tcPr>
+            <w:tcW w:w="1671" w:type="pct"/>
+            <w:tcBorders>
+              <w:top w:val="single" w:color="CCCCCC" w:sz="4" w:space="0"/>
+              <w:left w:val="single" w:color="CCCCCC" w:sz="4" w:space="0"/>
+              <w:bottom w:val="single" w:color="CCCCCC" w:sz="4" w:space="0"/>
+              <w:right w:val="single" w:color="CCCCCC" w:sz="4" w:space="0"/>
+            </w:tcBorders>
+            <w:shd w:val="clear" w:color="auto" w:fill="auto"/>
+            <w:tcMar>
+              <w:top w:w="96" w:type="dxa"/>
+              <w:left w:w="96" w:type="dxa"/>
+              <w:bottom w:w="96" w:type="dxa"/>
+              <w:right w:w="96" w:type="dxa"/>
+            </w:tcMar>
+            <w:vAlign w:val="center"/>
+          </w:tcPr>
+          <w:p>
+            <w:pPr>
+              <w:keepNext w:val="0"/>
+              <w:keepLines w:val="0"/>
+              <w:widowControl/>
+              <w:suppressLineNumbers w:val="0"/>
+              <w:jc w:val="left"/>
+              <w:rPr>
+                <w:rFonts w:hint="eastAsia" w:ascii="微软雅黑" w:hAnsi="微软雅黑" w:eastAsia="微软雅黑" w:cs="微软雅黑"/>
+                <w:sz w:val="21"/>
+                <w:szCs w:val="22"/>
+              </w:rPr>
+            </w:pPr>
+            <w:r>
+              <w:rPr>
+                <w:rFonts w:hint="eastAsia" w:ascii="微软雅黑" w:hAnsi="微软雅黑" w:eastAsia="微软雅黑" w:cs="微软雅黑"/>
+                <w:kern w:val="0"/>
+                <w:sz w:val="21"/>
+                <w:szCs w:val="21"/>
+                <w:lang w:val="en-US" w:eastAsia="zh-CN" w:bidi="ar"/>
+              </w:rPr>
+              <w:t>QPlainTextEdit</w:t>
+            </w:r>
+          </w:p>
+        </w:tc>
+        <w:tc>
+          <w:tcPr>
+            <w:tcW w:w="1137" w:type="pct"/>
+            <w:tcBorders>
+              <w:top w:val="single" w:color="CCCCCC" w:sz="4" w:space="0"/>
+              <w:left w:val="single" w:color="CCCCCC" w:sz="4" w:space="0"/>
+              <w:bottom w:val="single" w:color="CCCCCC" w:sz="4" w:space="0"/>
+              <w:right w:val="single" w:color="CCCCCC" w:sz="4" w:space="0"/>
+            </w:tcBorders>
+            <w:shd w:val="clear" w:color="auto" w:fill="auto"/>
+            <w:tcMar>
+              <w:top w:w="96" w:type="dxa"/>
+              <w:left w:w="96" w:type="dxa"/>
+              <w:bottom w:w="96" w:type="dxa"/>
+              <w:right w:w="96" w:type="dxa"/>
+            </w:tcMar>
+            <w:vAlign w:val="center"/>
+          </w:tcPr>
+          <w:p>
+            <w:pPr>
+              <w:keepNext w:val="0"/>
+              <w:keepLines w:val="0"/>
+              <w:widowControl/>
+              <w:suppressLineNumbers w:val="0"/>
+              <w:jc w:val="left"/>
+              <w:rPr>
+                <w:rFonts w:hint="eastAsia" w:ascii="微软雅黑" w:hAnsi="微软雅黑" w:eastAsia="微软雅黑" w:cs="微软雅黑"/>
+                <w:sz w:val="21"/>
+                <w:szCs w:val="22"/>
+              </w:rPr>
+            </w:pPr>
+            <w:r>
+              <w:rPr>
+                <w:rFonts w:hint="eastAsia" w:ascii="微软雅黑" w:hAnsi="微软雅黑" w:eastAsia="微软雅黑" w:cs="微软雅黑"/>
+                <w:kern w:val="0"/>
+                <w:sz w:val="21"/>
+                <w:szCs w:val="21"/>
+                <w:lang w:val="en-US" w:eastAsia="zh-CN" w:bidi="ar"/>
+              </w:rPr>
+              <w:t>最多 1500 段</w:t>
+            </w:r>
+          </w:p>
+        </w:tc>
+        <w:tc>
+          <w:tcPr>
+            <w:tcW w:w="695" w:type="pct"/>
+            <w:tcBorders>
+              <w:top w:val="single" w:color="CCCCCC" w:sz="4" w:space="0"/>
+              <w:left w:val="single" w:color="CCCCCC" w:sz="4" w:space="0"/>
+              <w:bottom w:val="single" w:color="CCCCCC" w:sz="4" w:space="0"/>
+              <w:right w:val="single" w:color="CCCCCC" w:sz="4" w:space="0"/>
+            </w:tcBorders>
+            <w:shd w:val="clear" w:color="auto" w:fill="auto"/>
+            <w:tcMar>
+              <w:top w:w="96" w:type="dxa"/>
+              <w:left w:w="96" w:type="dxa"/>
+              <w:bottom w:w="96" w:type="dxa"/>
+              <w:right w:w="96" w:type="dxa"/>
+            </w:tcMar>
+            <w:vAlign w:val="center"/>
+          </w:tcPr>
+          <w:p>
+            <w:pPr>
+              <w:keepNext w:val="0"/>
+              <w:keepLines w:val="0"/>
+              <w:widowControl/>
+              <w:suppressLineNumbers w:val="0"/>
+              <w:jc w:val="left"/>
+              <w:rPr>
+                <w:rFonts w:hint="eastAsia" w:ascii="微软雅黑" w:hAnsi="微软雅黑" w:eastAsia="微软雅黑" w:cs="微软雅黑"/>
+                <w:sz w:val="21"/>
+                <w:szCs w:val="22"/>
+              </w:rPr>
+            </w:pPr>
+            <w:r>
+              <w:rPr>
+                <w:rFonts w:hint="eastAsia" w:ascii="微软雅黑" w:hAnsi="微软雅黑" w:eastAsia="微软雅黑" w:cs="微软雅黑"/>
+                <w:kern w:val="0"/>
+                <w:sz w:val="21"/>
+                <w:szCs w:val="21"/>
+                <w:lang w:val="en-US" w:eastAsia="zh-CN" w:bidi="ar"/>
+              </w:rPr>
+              <w:t>主线程</w:t>
+            </w:r>
+          </w:p>
+        </w:tc>
+        <w:tc>
+          <w:tcPr>
+            <w:tcW w:w="785" w:type="pct"/>
+            <w:tcBorders>
+              <w:top w:val="single" w:color="CCCCCC" w:sz="4" w:space="0"/>
+              <w:left w:val="single" w:color="CCCCCC" w:sz="4" w:space="0"/>
+              <w:bottom w:val="single" w:color="CCCCCC" w:sz="4" w:space="0"/>
+              <w:right w:val="single" w:color="CCCCCC" w:sz="4" w:space="0"/>
+            </w:tcBorders>
+            <w:shd w:val="clear" w:color="auto" w:fill="auto"/>
+            <w:tcMar>
+              <w:top w:w="96" w:type="dxa"/>
+              <w:left w:w="96" w:type="dxa"/>
+              <w:bottom w:w="96" w:type="dxa"/>
+              <w:right w:w="96" w:type="dxa"/>
+            </w:tcMar>
+            <w:vAlign w:val="center"/>
+          </w:tcPr>
+          <w:p>
+            <w:pPr>
+              <w:keepNext w:val="0"/>
+              <w:keepLines w:val="0"/>
+              <w:widowControl/>
+              <w:suppressLineNumbers w:val="0"/>
+              <w:jc w:val="left"/>
+              <w:rPr>
+                <w:rFonts w:hint="eastAsia" w:ascii="微软雅黑" w:hAnsi="微软雅黑" w:eastAsia="微软雅黑" w:cs="微软雅黑"/>
+                <w:sz w:val="21"/>
+                <w:szCs w:val="22"/>
+              </w:rPr>
+            </w:pPr>
+            <w:r>
+              <w:rPr>
+                <w:rFonts w:hint="eastAsia" w:ascii="微软雅黑" w:hAnsi="微软雅黑" w:eastAsia="微软雅黑" w:cs="微软雅黑"/>
+                <w:kern w:val="0"/>
+                <w:sz w:val="21"/>
+                <w:szCs w:val="21"/>
                 <w:lang w:val="en-US" w:eastAsia="zh-CN" w:bidi="ar"/>
               </w:rPr>
               <w:t>界面日志显示，旧数据自动丢弃</w:t>
@@ -17221,6 +17563,7 @@
       <w:pPr>
         <w:pStyle w:val="3"/>
         <w:numPr>
+          <w:ilvl w:val="0"/>
           <w:numId w:val="0"/>
         </w:numPr>
         <w:bidi w:val="0"/>
@@ -18295,7 +18638,6 @@
           <w:kern w:val="0"/>
           <w:sz w:val="19"/>
           <w:szCs w:val="19"/>
-          <w:bdr w:val="none" w:color="auto" w:sz="0" w:space="0"/>
           <w:lang w:val="en-US" w:eastAsia="zh-CN" w:bidi="ar"/>
         </w:rPr>
         <w:t>主线程在两个信号槽中分别入队：</w:t>
@@ -18633,6 +18975,7 @@
       <w:pPr>
         <w:pStyle w:val="2"/>
         <w:numPr>
+          <w:ilvl w:val="0"/>
           <w:numId w:val="0"/>
         </w:numPr>
         <w:bidi w:val="0"/>
@@ -18673,6 +19016,7 @@
       <w:pPr>
         <w:widowControl w:val="0"/>
         <w:numPr>
+          <w:ilvl w:val="0"/>
           <w:numId w:val="0"/>
         </w:numPr>
         <w:spacing w:before="0"/>
@@ -18856,7 +19200,6 @@
           <w:kern w:val="0"/>
           <w:sz w:val="19"/>
           <w:szCs w:val="19"/>
-          <w:bdr w:val="none" w:color="auto" w:sz="0" w:space="0"/>
           <w:lang w:val="en-US" w:eastAsia="zh-CN" w:bidi="ar"/>
         </w:rPr>
         <w:t xml:space="preserve">需要更长算法历史窗 / 更稳定分窗增大 </w:t>
@@ -18869,7 +19212,6 @@
           <w:kern w:val="0"/>
           <w:sz w:val="19"/>
           <w:szCs w:val="19"/>
-          <w:bdr w:val="none" w:color="auto" w:sz="0" w:space="0"/>
           <w:lang w:val="en-US" w:eastAsia="zh-CN" w:bidi="ar"/>
         </w:rPr>
         <w:t>PictureAndALgBuffer</w:t>
@@ -18881,7 +19223,6 @@
           <w:kern w:val="0"/>
           <w:sz w:val="19"/>
           <w:szCs w:val="19"/>
-          <w:bdr w:val="none" w:color="auto" w:sz="0" w:space="0"/>
           <w:lang w:val="en-US" w:eastAsia="zh-CN" w:bidi="ar"/>
         </w:rPr>
         <w:t xml:space="preserve"> 容量 或 调整 </w:t>
@@ -18894,7 +19235,6 @@
           <w:kern w:val="0"/>
           <w:sz w:val="19"/>
           <w:szCs w:val="19"/>
-          <w:bdr w:val="none" w:color="auto" w:sz="0" w:space="0"/>
           <w:lang w:val="en-US" w:eastAsia="zh-CN" w:bidi="ar"/>
         </w:rPr>
         <w:t>m_windowSize</w:t>
@@ -18906,7 +19246,6 @@
           <w:kern w:val="0"/>
           <w:sz w:val="19"/>
           <w:szCs w:val="19"/>
-          <w:bdr w:val="none" w:color="auto" w:sz="0" w:space="0"/>
           <w:lang w:val="en-US" w:eastAsia="zh-CN" w:bidi="ar"/>
         </w:rPr>
         <w:t>（注意算力与延迟平衡）。</w:t>
@@ -18979,7 +19318,6 @@
           <w:kern w:val="0"/>
           <w:sz w:val="19"/>
           <w:szCs w:val="19"/>
-          <w:bdr w:val="none" w:color="auto" w:sz="0" w:space="0"/>
           <w:lang w:val="en-US" w:eastAsia="zh-CN" w:bidi="ar"/>
         </w:rPr>
         <w:t xml:space="preserve">高采样率下减少 CSV 队列丢弃增大 </w:t>
@@ -18992,7 +19330,6 @@
           <w:kern w:val="0"/>
           <w:sz w:val="19"/>
           <w:szCs w:val="19"/>
-          <w:bdr w:val="none" w:color="auto" w:sz="0" w:space="0"/>
           <w:lang w:val="en-US" w:eastAsia="zh-CN" w:bidi="ar"/>
         </w:rPr>
         <w:t>LogBuffer</w:t>
@@ -19004,7 +19341,6 @@
           <w:kern w:val="0"/>
           <w:sz w:val="19"/>
           <w:szCs w:val="19"/>
-          <w:bdr w:val="none" w:color="auto" w:sz="0" w:space="0"/>
           <w:lang w:val="en-US" w:eastAsia="zh-CN" w:bidi="ar"/>
         </w:rPr>
         <w:t xml:space="preserve"> 容量（如 8192 → 16384），或降低入队频率。</w:t>
@@ -19039,7 +19375,6 @@
           <w:kern w:val="0"/>
           <w:sz w:val="19"/>
           <w:szCs w:val="19"/>
-          <w:bdr w:val="none" w:color="auto" w:sz="0" w:space="0"/>
           <w:lang w:val="en-US" w:eastAsia="zh-CN" w:bidi="ar"/>
         </w:rPr>
         <w:t xml:space="preserve">CSV 合并行写入延迟大调小 </w:t>
@@ -19052,7 +19387,6 @@
           <w:kern w:val="0"/>
           <w:sz w:val="19"/>
           <w:szCs w:val="19"/>
-          <w:bdr w:val="none" w:color="auto" w:sz="0" w:space="0"/>
           <w:lang w:val="en-US" w:eastAsia="zh-CN" w:bidi="ar"/>
         </w:rPr>
         <w:t>CsvLogWorker::m_mergeLag</w:t>
@@ -19064,7 +19398,6 @@
           <w:kern w:val="0"/>
           <w:sz w:val="19"/>
           <w:szCs w:val="19"/>
-          <w:bdr w:val="none" w:color="auto" w:sz="0" w:space="0"/>
           <w:lang w:val="en-US" w:eastAsia="zh-CN" w:bidi="ar"/>
         </w:rPr>
         <w:t>，或检查原始数据与预处理数据 seq 是否对齐。</w:t>
@@ -19126,7 +19459,6 @@
           <w:kern w:val="0"/>
           <w:sz w:val="19"/>
           <w:szCs w:val="19"/>
-          <w:bdr w:val="none" w:color="auto" w:sz="0" w:space="0"/>
           <w:lang w:val="en-US" w:eastAsia="zh-CN" w:bidi="ar"/>
         </w:rPr>
         <w:t xml:space="preserve">长时间运行 UI 内存占用高为 </w:t>
@@ -19139,7 +19471,6 @@
           <w:kern w:val="0"/>
           <w:sz w:val="19"/>
           <w:szCs w:val="19"/>
-          <w:bdr w:val="none" w:color="auto" w:sz="0" w:space="0"/>
           <w:lang w:val="en-US" w:eastAsia="zh-CN" w:bidi="ar"/>
         </w:rPr>
         <w:t>m_plotCache</w:t>
@@ -19151,7 +19482,6 @@
           <w:kern w:val="0"/>
           <w:sz w:val="19"/>
           <w:szCs w:val="19"/>
-          <w:bdr w:val="none" w:color="auto" w:sz="0" w:space="0"/>
           <w:lang w:val="en-US" w:eastAsia="zh-CN" w:bidi="ar"/>
         </w:rPr>
         <w:t xml:space="preserve"> 添加上限截断逻辑，或定期执行会话重置清空缓存。</w:t>
@@ -19163,6 +19493,7 @@
         <w:keepLines w:val="0"/>
         <w:widowControl/>
         <w:numPr>
+          <w:ilvl w:val="0"/>
           <w:numId w:val="0"/>
         </w:numPr>
         <w:suppressLineNumbers w:val="0"/>
@@ -21544,6 +21875,7 @@
     <w:lvl w:ilvl="0" w:tentative="0">
       <w:start w:val="1"/>
       <w:numFmt w:val="bullet"/>
+      <w:pStyle w:val="3"/>
       <w:lvlText w:val=""/>
       <w:lvlJc w:val="left"/>
       <w:pPr>
@@ -29105,6 +29437,7 @@
   <w:style w:type="character" w:customStyle="1" w:styleId="11">
     <w:name w:val="标题 1 Char"/>
     <w:link w:val="2"/>
+    <w:qFormat/>
     <w:uiPriority w:val="0"/>
     <w:rPr>
       <w:rFonts w:ascii="微软雅黑" w:hAnsi="微软雅黑" w:eastAsia="微软雅黑" w:cs="微软雅黑"/>
@@ -29119,6 +29452,7 @@
   <w:style w:type="character" w:customStyle="1" w:styleId="12">
     <w:name w:val="标题 2 Char"/>
     <w:link w:val="3"/>
+    <w:qFormat/>
     <w:uiPriority w:val="0"/>
     <w:rPr>
       <w:rFonts w:ascii="微软雅黑" w:hAnsi="微软雅黑" w:eastAsia="微软雅黑" w:cs="微软雅黑"/>
@@ -29127,6 +29461,80 @@
       <w:sz w:val="32"/>
       <w:szCs w:val="24"/>
       <w:lang w:val="en-US" w:eastAsia="zh-CN" w:bidi="ar-SA"/>
+    </w:rPr>
+  </w:style>
+  <w:style w:type="paragraph" w:customStyle="1" w:styleId="13">
+    <w:name w:val="Heading 1 Style"/>
+    <w:qFormat/>
+    <w:uiPriority w:val="0"/>
+    <w:pPr>
+      <w:spacing w:before="360" w:after="240" w:line="276" w:lineRule="auto"/>
+    </w:pPr>
+    <w:rPr>
+      <w:rFonts w:ascii="黑体" w:hAnsi="黑体" w:eastAsia="黑体" w:cstheme="minorBidi"/>
+      <w:b/>
+      <w:sz w:val="32"/>
+      <w:szCs w:val="22"/>
+      <w:lang w:val="en-US" w:eastAsia="en-US" w:bidi="ar-SA"/>
+    </w:rPr>
+  </w:style>
+  <w:style w:type="paragraph" w:customStyle="1" w:styleId="14">
+    <w:name w:val="Body Style"/>
+    <w:qFormat/>
+    <w:uiPriority w:val="0"/>
+    <w:pPr>
+      <w:spacing w:after="120" w:line="360" w:lineRule="auto"/>
+      <w:ind w:firstLine="480"/>
+    </w:pPr>
+    <w:rPr>
+      <w:rFonts w:ascii="宋体" w:hAnsi="宋体" w:eastAsia="宋体" w:cstheme="minorBidi"/>
+      <w:sz w:val="24"/>
+      <w:szCs w:val="22"/>
+      <w:lang w:val="en-US" w:eastAsia="en-US" w:bidi="ar-SA"/>
+    </w:rPr>
+  </w:style>
+  <w:style w:type="paragraph" w:customStyle="1" w:styleId="15">
+    <w:name w:val="Heading 2 Style"/>
+    <w:uiPriority w:val="0"/>
+    <w:pPr>
+      <w:spacing w:before="240" w:after="120" w:line="276" w:lineRule="auto"/>
+    </w:pPr>
+    <w:rPr>
+      <w:rFonts w:ascii="黑体" w:hAnsi="黑体" w:eastAsia="黑体" w:cstheme="minorBidi"/>
+      <w:b/>
+      <w:sz w:val="28"/>
+      <w:szCs w:val="22"/>
+      <w:lang w:val="en-US" w:eastAsia="en-US" w:bidi="ar-SA"/>
+    </w:rPr>
+  </w:style>
+  <w:style w:type="paragraph" w:customStyle="1" w:styleId="16">
+    <w:name w:val="Heading 3 Style"/>
+    <w:qFormat/>
+    <w:uiPriority w:val="0"/>
+    <w:pPr>
+      <w:spacing w:before="120" w:after="60" w:line="276" w:lineRule="auto"/>
+    </w:pPr>
+    <w:rPr>
+      <w:rFonts w:ascii="黑体" w:hAnsi="黑体" w:eastAsia="黑体" w:cstheme="minorBidi"/>
+      <w:b/>
+      <w:sz w:val="26"/>
+      <w:szCs w:val="22"/>
+      <w:lang w:val="en-US" w:eastAsia="en-US" w:bidi="ar-SA"/>
+    </w:rPr>
+  </w:style>
+  <w:style w:type="paragraph" w:customStyle="1" w:styleId="17">
+    <w:name w:val="List Style"/>
+    <w:qFormat/>
+    <w:uiPriority w:val="0"/>
+    <w:pPr>
+      <w:spacing w:after="60" w:line="276" w:lineRule="auto"/>
+      <w:ind w:left="480"/>
+    </w:pPr>
+    <w:rPr>
+      <w:rFonts w:ascii="宋体" w:hAnsi="宋体" w:eastAsia="宋体" w:cstheme="minorBidi"/>
+      <w:sz w:val="24"/>
+      <w:szCs w:val="22"/>
+      <w:lang w:val="en-US" w:eastAsia="en-US" w:bidi="ar-SA"/>
     </w:rPr>
   </w:style>
 </w:styles>
